--- a/Midterm-Report.docx
+++ b/Midterm-Report.docx
@@ -39,23 +39,7 @@
           <w:rFonts w:ascii="Times New Roman" w:hAnsi="Times New Roman" w:cs="Times New Roman"/>
           <w:szCs w:val="22"/>
         </w:rPr>
-        <w:t xml:space="preserve">Heming Bai | Cedar Huang | </w:t>
-      </w:r>
-      <w:proofErr w:type="spellStart"/>
-      <w:r>
-        <w:rPr>
-          <w:rFonts w:ascii="Times New Roman" w:hAnsi="Times New Roman" w:cs="Times New Roman"/>
-          <w:szCs w:val="22"/>
-        </w:rPr>
-        <w:t>Haiyue</w:t>
-      </w:r>
-      <w:proofErr w:type="spellEnd"/>
-      <w:r>
-        <w:rPr>
-          <w:rFonts w:ascii="Times New Roman" w:hAnsi="Times New Roman" w:cs="Times New Roman"/>
-          <w:szCs w:val="22"/>
-        </w:rPr>
-        <w:t xml:space="preserve"> Liu</w:t>
+        <w:t>Heming Bai | Cedar Huang | Haiyue Liu</w:t>
       </w:r>
     </w:p>
     <w:p>
@@ -93,23 +77,7 @@
           <w:rFonts w:ascii="Times New Roman" w:hAnsi="Times New Roman" w:cs="Times New Roman"/>
           <w:sz w:val="24"/>
         </w:rPr>
-        <w:t xml:space="preserve">American ginseng is an important specialty crop in Wisconsin, particularly in Marathon County. This project examines historical heat, freezing, and wet-weather exposure using daily temperature and precipitation data from 2004–2025. We use </w:t>
-      </w:r>
-      <w:proofErr w:type="spellStart"/>
-      <w:r>
-        <w:rPr>
-          <w:rFonts w:ascii="Times New Roman" w:hAnsi="Times New Roman" w:cs="Times New Roman"/>
-          <w:sz w:val="24"/>
-        </w:rPr>
-        <w:t>Daymet</w:t>
-      </w:r>
-      <w:proofErr w:type="spellEnd"/>
-      <w:r>
-        <w:rPr>
-          <w:rFonts w:ascii="Times New Roman" w:hAnsi="Times New Roman" w:cs="Times New Roman"/>
-          <w:sz w:val="24"/>
-        </w:rPr>
-        <w:t xml:space="preserve"> estimates at five sampling points within the county and observations from five nearby NOAA stations to compare weather patterns across locations and years. Our goal is to produce a reproducible dataset and accessible visualizations that support future agricultural research. The analysis describes outdoor weather exposure rather than predicting disease, yield, or root quality.</w:t>
+        <w:t>American ginseng is an important specialty crop in Wisconsin, particularly in Marathon County. This project examines historical heat, freezing, and wet-weather exposure using daily temperature and precipitation data from 2004–2025. We use Daymet estimates at five sampling points within the county and observations from five nearby NOAA stations to compare weather patterns across locations and years. Our goal is to produce a reproducible dataset and accessible visualizations that support future agricultural research. The analysis describes outdoor weather exposure rather than predicting disease, yield, or root quality.</w:t>
       </w:r>
     </w:p>
     <w:p>
@@ -163,119 +131,39 @@
           <w:rFonts w:ascii="Times New Roman" w:hAnsi="Times New Roman" w:cs="Times New Roman" w:hint="eastAsia"/>
           <w:sz w:val="24"/>
         </w:rPr>
-        <w:t xml:space="preserve"> team has completed data acquisition and processing for the 22-year study period. Deliverables include cleaned NOAA observations from five stations, </w:t>
-      </w:r>
-      <w:proofErr w:type="spellStart"/>
+        <w:t xml:space="preserve"> team has completed data acquisition and processing for the 22-year study period. Deliverables include cleaned NOAA observations from five stations, Daymet estimates for five Marathon County sampling points, and Daymet reference data at the five NOAA station coordinates. Each five-location dataset contains 40,180 daily calendar records and 220 annual and growing-season summary records. Raw data, processing scripts, quality-checking tools, and supporting documentation are organized in the shared repository.</w:t>
+      </w:r>
+    </w:p>
+    <w:p>
+      <w:pPr>
+        <w:spacing w:after="120" w:line="240" w:lineRule="auto"/>
+        <w:rPr>
+          <w:rFonts w:ascii="Times New Roman" w:hAnsi="Times New Roman" w:cs="Times New Roman"/>
+          <w:sz w:val="24"/>
+        </w:rPr>
+      </w:pPr>
       <w:r>
         <w:rPr>
           <w:rFonts w:ascii="Times New Roman" w:hAnsi="Times New Roman" w:cs="Times New Roman" w:hint="eastAsia"/>
           <w:sz w:val="24"/>
         </w:rPr>
-        <w:t>Daymet</w:t>
-      </w:r>
-      <w:proofErr w:type="spellEnd"/>
+        <w:t>We have implemented freezing-day, hot-day, wet-day, heavy-precipitation, and prolonged-wet-day indicators. The Daymet summaries also include the longest observed wet spell. Preliminary tables and figures compare exposure across years and county sampling points, identifying years with the highest counts for different indicators.</w:t>
+      </w:r>
+    </w:p>
+    <w:p>
+      <w:pPr>
+        <w:spacing w:after="120" w:line="240" w:lineRule="auto"/>
+        <w:rPr>
+          <w:rFonts w:ascii="Times New Roman" w:hAnsi="Times New Roman" w:cs="Times New Roman"/>
+          <w:sz w:val="24"/>
+        </w:rPr>
+      </w:pPr>
       <w:r>
         <w:rPr>
           <w:rFonts w:ascii="Times New Roman" w:hAnsi="Times New Roman" w:cs="Times New Roman" w:hint="eastAsia"/>
           <w:sz w:val="24"/>
         </w:rPr>
-        <w:t xml:space="preserve"> estimates for five Marathon County sampling points, and </w:t>
-      </w:r>
-      <w:proofErr w:type="spellStart"/>
-      <w:r>
-        <w:rPr>
-          <w:rFonts w:ascii="Times New Roman" w:hAnsi="Times New Roman" w:cs="Times New Roman" w:hint="eastAsia"/>
-          <w:sz w:val="24"/>
-        </w:rPr>
-        <w:t>Daymet</w:t>
-      </w:r>
-      <w:proofErr w:type="spellEnd"/>
-      <w:r>
-        <w:rPr>
-          <w:rFonts w:ascii="Times New Roman" w:hAnsi="Times New Roman" w:cs="Times New Roman" w:hint="eastAsia"/>
-          <w:sz w:val="24"/>
-        </w:rPr>
-        <w:t xml:space="preserve"> reference data at the five NOAA station coordinates. Each five-location dataset contains 40,180 daily calendar records and 220 annual and growing-season summary records. Raw data, processing scripts, quality-checking tools, and supporting documentation are organized in the shared repository.</w:t>
-      </w:r>
-    </w:p>
-    <w:p>
-      <w:pPr>
-        <w:spacing w:after="120" w:line="240" w:lineRule="auto"/>
-        <w:rPr>
-          <w:rFonts w:ascii="Times New Roman" w:hAnsi="Times New Roman" w:cs="Times New Roman"/>
-          <w:sz w:val="24"/>
-        </w:rPr>
-      </w:pPr>
-      <w:r>
-        <w:rPr>
-          <w:rFonts w:ascii="Times New Roman" w:hAnsi="Times New Roman" w:cs="Times New Roman" w:hint="eastAsia"/>
-          <w:sz w:val="24"/>
-        </w:rPr>
-        <w:t xml:space="preserve">We have implemented freezing-day, hot-day, wet-day, heavy-precipitation, and prolonged-wet-day indicators. The </w:t>
-      </w:r>
-      <w:proofErr w:type="spellStart"/>
-      <w:r>
-        <w:rPr>
-          <w:rFonts w:ascii="Times New Roman" w:hAnsi="Times New Roman" w:cs="Times New Roman" w:hint="eastAsia"/>
-          <w:sz w:val="24"/>
-        </w:rPr>
-        <w:t>Daymet</w:t>
-      </w:r>
-      <w:proofErr w:type="spellEnd"/>
-      <w:r>
-        <w:rPr>
-          <w:rFonts w:ascii="Times New Roman" w:hAnsi="Times New Roman" w:cs="Times New Roman" w:hint="eastAsia"/>
-          <w:sz w:val="24"/>
-        </w:rPr>
-        <w:t xml:space="preserve"> summaries also include the longest observed wet spell. Preliminary tables and figures compare exposure across years and county sampling points, identifying years with the highest counts for different indicators.</w:t>
-      </w:r>
-    </w:p>
-    <w:p>
-      <w:pPr>
-        <w:spacing w:after="120" w:line="240" w:lineRule="auto"/>
-        <w:rPr>
-          <w:rFonts w:ascii="Times New Roman" w:hAnsi="Times New Roman" w:cs="Times New Roman"/>
-          <w:sz w:val="24"/>
-        </w:rPr>
-      </w:pPr>
-      <w:r>
-        <w:rPr>
-          <w:rFonts w:ascii="Times New Roman" w:hAnsi="Times New Roman" w:cs="Times New Roman" w:hint="eastAsia"/>
-          <w:sz w:val="24"/>
-        </w:rPr>
-        <w:t xml:space="preserve">The team has also developed an interactive website that presents NOAA and </w:t>
-      </w:r>
-      <w:proofErr w:type="spellStart"/>
-      <w:r>
-        <w:rPr>
-          <w:rFonts w:ascii="Times New Roman" w:hAnsi="Times New Roman" w:cs="Times New Roman" w:hint="eastAsia"/>
-          <w:sz w:val="24"/>
-        </w:rPr>
-        <w:t>Daymet</w:t>
-      </w:r>
-      <w:proofErr w:type="spellEnd"/>
-      <w:r>
-        <w:rPr>
-          <w:rFonts w:ascii="Times New Roman" w:hAnsi="Times New Roman" w:cs="Times New Roman" w:hint="eastAsia"/>
-          <w:sz w:val="24"/>
-        </w:rPr>
-        <w:t xml:space="preserve"> results through charts, maps, heatmaps, and summary tables. It supports location and year filtering, daily weather inspection, exploratory changes to thresholds and growing-season settings, and figure and data exports. A reference-coordinate comparison view displays matching NOAA and </w:t>
-      </w:r>
-      <w:proofErr w:type="spellStart"/>
-      <w:r>
-        <w:rPr>
-          <w:rFonts w:ascii="Times New Roman" w:hAnsi="Times New Roman" w:cs="Times New Roman" w:hint="eastAsia"/>
-          <w:sz w:val="24"/>
-        </w:rPr>
-        <w:t>Daymet</w:t>
-      </w:r>
-      <w:proofErr w:type="spellEnd"/>
-      <w:r>
-        <w:rPr>
-          <w:rFonts w:ascii="Times New Roman" w:hAnsi="Times New Roman" w:cs="Times New Roman" w:hint="eastAsia"/>
-          <w:sz w:val="24"/>
-        </w:rPr>
-        <w:t xml:space="preserve"> summary indicators. These features provide a foundation for the remaining quantitative comparison and systematic sensitivity analysis.</w:t>
+        <w:t>The team has also developed an interactive website that presents NOAA and Daymet results through charts, maps, heatmaps, and summary tables. It supports location and year filtering, daily weather inspection, exploratory changes to thresholds and growing-season settings, and figure and data exports. A reference-coordinate comparison view displays matching NOAA and Daymet summary indicators. These features provide a foundation for the remaining quantitative comparison and systematic sensitivity analysis.</w:t>
       </w:r>
     </w:p>
     <w:p>
@@ -326,27 +214,7 @@
           <w:bCs/>
           <w:sz w:val="24"/>
         </w:rPr>
-        <w:t xml:space="preserve">3.1 </w:t>
-      </w:r>
-      <w:proofErr w:type="spellStart"/>
-      <w:r>
-        <w:rPr>
-          <w:rFonts w:ascii="Times New Roman" w:hAnsi="Times New Roman" w:cs="Times New Roman"/>
-          <w:b/>
-          <w:bCs/>
-          <w:sz w:val="24"/>
-        </w:rPr>
-        <w:t>Daymet</w:t>
-      </w:r>
-      <w:proofErr w:type="spellEnd"/>
-      <w:r>
-        <w:rPr>
-          <w:rFonts w:ascii="Times New Roman" w:hAnsi="Times New Roman" w:cs="Times New Roman"/>
-          <w:b/>
-          <w:bCs/>
-          <w:sz w:val="24"/>
-        </w:rPr>
-        <w:t xml:space="preserve"> Data</w:t>
+        <w:t>3.1 Daymet Data</w:t>
       </w:r>
     </w:p>
     <w:p>
@@ -2092,7 +1960,6 @@
       <w:r>
         <w:rPr>
           <w:rFonts w:ascii="Times New Roman" w:hAnsi="Times New Roman" w:cs="Times New Roman"/>
-          <w:b w:val="0"/>
           <w:color w:val="000000"/>
           <w:sz w:val="24"/>
         </w:rPr>
@@ -2110,7 +1977,6 @@
       <w:r>
         <w:rPr>
           <w:rFonts w:ascii="Times New Roman" w:hAnsi="Times New Roman" w:cs="Times New Roman"/>
-          <w:b w:val="0"/>
           <w:color w:val="000000"/>
           <w:sz w:val="24"/>
         </w:rPr>
@@ -2128,7 +1994,6 @@
       <w:r>
         <w:rPr>
           <w:rFonts w:ascii="Times New Roman" w:hAnsi="Times New Roman" w:cs="Times New Roman"/>
-          <w:b w:val="0"/>
           <w:color w:val="000000"/>
           <w:sz w:val="24"/>
         </w:rPr>
@@ -2146,7 +2011,6 @@
       <w:r>
         <w:rPr>
           <w:rFonts w:ascii="Times New Roman" w:hAnsi="Times New Roman" w:cs="Times New Roman"/>
-          <w:b w:val="0"/>
           <w:color w:val="000000"/>
           <w:sz w:val="24"/>
         </w:rPr>
@@ -2155,17 +2019,17 @@
     </w:p>
     <w:tbl>
       <w:tblPr>
-        <w:tblW w:type="auto" w:w="0"/>
+        <w:tblW w:w="0" w:type="auto"/>
+        <w:tblBorders>
+          <w:top w:val="single" w:sz="4" w:space="0" w:color="000000"/>
+          <w:left w:val="single" w:sz="4" w:space="0" w:color="000000"/>
+          <w:bottom w:val="single" w:sz="4" w:space="0" w:color="000000"/>
+          <w:right w:val="single" w:sz="4" w:space="0" w:color="000000"/>
+          <w:insideH w:val="single" w:sz="4" w:space="0" w:color="000000"/>
+          <w:insideV w:val="single" w:sz="4" w:space="0" w:color="000000"/>
+        </w:tblBorders>
         <w:tblLayout w:type="fixed"/>
-        <w:tblLook w:firstColumn="1" w:firstRow="1" w:lastColumn="0" w:lastRow="0" w:noHBand="0" w:noVBand="1" w:val="04A0"/>
-        <w:tblBorders>
-          <w:top w:val="single" w:sz="4" w:color="000000"/>
-          <w:left w:val="single" w:sz="4" w:color="000000"/>
-          <w:bottom w:val="single" w:sz="4" w:color="000000"/>
-          <w:right w:val="single" w:sz="4" w:color="000000"/>
-          <w:insideH w:val="single" w:sz="4" w:color="000000"/>
-          <w:insideV w:val="single" w:sz="4" w:color="000000"/>
-        </w:tblBorders>
+        <w:tblLook w:val="04A0" w:firstRow="1" w:lastRow="0" w:firstColumn="1" w:lastColumn="0" w:noHBand="0" w:noVBand="1"/>
       </w:tblPr>
       <w:tblGrid>
         <w:gridCol w:w="2304"/>
@@ -2181,12 +2045,11 @@
         </w:trPr>
         <w:tc>
           <w:tcPr>
-            <w:tcW w:type="dxa" w:w="2304"/>
-          </w:tcPr>
-          <w:p>
-            <w:pPr>
-              <w:spacing w:after="120" w:line="240" w:lineRule="auto"/>
-              <w:ind w:left="0" w:firstLine="0"/>
+            <w:tcW w:w="2304" w:type="dxa"/>
+          </w:tcPr>
+          <w:p>
+            <w:pPr>
+              <w:spacing w:after="120" w:line="240" w:lineRule="auto"/>
               <w:rPr>
                 <w:rFonts w:ascii="Times New Roman" w:hAnsi="Times New Roman" w:cs="Times New Roman"/>
                 <w:sz w:val="24"/>
@@ -2199,18 +2062,18 @@
                 <w:color w:val="000000"/>
                 <w:sz w:val="24"/>
               </w:rPr>
+              <w:lastRenderedPageBreak/>
               <w:t>Screened station</w:t>
             </w:r>
           </w:p>
         </w:tc>
         <w:tc>
           <w:tcPr>
-            <w:tcW w:type="dxa" w:w="1224"/>
-          </w:tcPr>
-          <w:p>
-            <w:pPr>
-              <w:spacing w:after="120" w:line="240" w:lineRule="auto"/>
-              <w:ind w:left="0" w:firstLine="0"/>
+            <w:tcW w:w="1224" w:type="dxa"/>
+          </w:tcPr>
+          <w:p>
+            <w:pPr>
+              <w:spacing w:after="120" w:line="240" w:lineRule="auto"/>
               <w:rPr>
                 <w:rFonts w:ascii="Times New Roman" w:hAnsi="Times New Roman" w:cs="Times New Roman"/>
                 <w:sz w:val="24"/>
@@ -2229,12 +2092,11 @@
         </w:tc>
         <w:tc>
           <w:tcPr>
-            <w:tcW w:type="dxa" w:w="1224"/>
-          </w:tcPr>
-          <w:p>
-            <w:pPr>
-              <w:spacing w:after="120" w:line="240" w:lineRule="auto"/>
-              <w:ind w:left="0" w:firstLine="0"/>
+            <w:tcW w:w="1224" w:type="dxa"/>
+          </w:tcPr>
+          <w:p>
+            <w:pPr>
+              <w:spacing w:after="120" w:line="240" w:lineRule="auto"/>
               <w:rPr>
                 <w:rFonts w:ascii="Times New Roman" w:hAnsi="Times New Roman" w:cs="Times New Roman"/>
                 <w:sz w:val="24"/>
@@ -2253,12 +2115,11 @@
         </w:tc>
         <w:tc>
           <w:tcPr>
-            <w:tcW w:type="dxa" w:w="1224"/>
-          </w:tcPr>
-          <w:p>
-            <w:pPr>
-              <w:spacing w:after="120" w:line="240" w:lineRule="auto"/>
-              <w:ind w:left="0" w:firstLine="0"/>
+            <w:tcW w:w="1224" w:type="dxa"/>
+          </w:tcPr>
+          <w:p>
+            <w:pPr>
+              <w:spacing w:after="120" w:line="240" w:lineRule="auto"/>
               <w:rPr>
                 <w:rFonts w:ascii="Times New Roman" w:hAnsi="Times New Roman" w:cs="Times New Roman"/>
                 <w:sz w:val="24"/>
@@ -2277,12 +2138,11 @@
         </w:tc>
         <w:tc>
           <w:tcPr>
-            <w:tcW w:type="dxa" w:w="3096"/>
-          </w:tcPr>
-          <w:p>
-            <w:pPr>
-              <w:spacing w:after="120" w:line="240" w:lineRule="auto"/>
-              <w:ind w:left="0" w:firstLine="0"/>
+            <w:tcW w:w="3096" w:type="dxa"/>
+          </w:tcPr>
+          <w:p>
+            <w:pPr>
+              <w:spacing w:after="120" w:line="240" w:lineRule="auto"/>
               <w:rPr>
                 <w:rFonts w:ascii="Times New Roman" w:hAnsi="Times New Roman" w:cs="Times New Roman"/>
                 <w:sz w:val="24"/>
@@ -2306,21 +2166,19 @@
         </w:trPr>
         <w:tc>
           <w:tcPr>
-            <w:tcW w:type="dxa" w:w="2304"/>
-          </w:tcPr>
-          <w:p>
-            <w:pPr>
-              <w:spacing w:after="120" w:line="240" w:lineRule="auto"/>
-              <w:ind w:left="0" w:firstLine="0"/>
-              <w:rPr>
-                <w:rFonts w:ascii="Times New Roman" w:hAnsi="Times New Roman" w:cs="Times New Roman"/>
-                <w:sz w:val="24"/>
-              </w:rPr>
-            </w:pPr>
-            <w:r>
-              <w:rPr>
-                <w:rFonts w:ascii="Times New Roman" w:hAnsi="Times New Roman" w:cs="Times New Roman"/>
-                <w:b w:val="0"/>
+            <w:tcW w:w="2304" w:type="dxa"/>
+          </w:tcPr>
+          <w:p>
+            <w:pPr>
+              <w:spacing w:after="120" w:line="240" w:lineRule="auto"/>
+              <w:rPr>
+                <w:rFonts w:ascii="Times New Roman" w:hAnsi="Times New Roman" w:cs="Times New Roman"/>
+                <w:sz w:val="24"/>
+              </w:rPr>
+            </w:pPr>
+            <w:r>
+              <w:rPr>
+                <w:rFonts w:ascii="Times New Roman" w:hAnsi="Times New Roman" w:cs="Times New Roman"/>
                 <w:color w:val="000000"/>
                 <w:sz w:val="24"/>
               </w:rPr>
@@ -2330,21 +2188,19 @@
         </w:tc>
         <w:tc>
           <w:tcPr>
-            <w:tcW w:type="dxa" w:w="1224"/>
-          </w:tcPr>
-          <w:p>
-            <w:pPr>
-              <w:spacing w:after="120" w:line="240" w:lineRule="auto"/>
-              <w:ind w:left="0" w:firstLine="0"/>
-              <w:rPr>
-                <w:rFonts w:ascii="Times New Roman" w:hAnsi="Times New Roman" w:cs="Times New Roman"/>
-                <w:sz w:val="24"/>
-              </w:rPr>
-            </w:pPr>
-            <w:r>
-              <w:rPr>
-                <w:rFonts w:ascii="Times New Roman" w:hAnsi="Times New Roman" w:cs="Times New Roman"/>
-                <w:b w:val="0"/>
+            <w:tcW w:w="1224" w:type="dxa"/>
+          </w:tcPr>
+          <w:p>
+            <w:pPr>
+              <w:spacing w:after="120" w:line="240" w:lineRule="auto"/>
+              <w:rPr>
+                <w:rFonts w:ascii="Times New Roman" w:hAnsi="Times New Roman" w:cs="Times New Roman"/>
+                <w:sz w:val="24"/>
+              </w:rPr>
+            </w:pPr>
+            <w:r>
+              <w:rPr>
+                <w:rFonts w:ascii="Times New Roman" w:hAnsi="Times New Roman" w:cs="Times New Roman"/>
                 <w:color w:val="000000"/>
                 <w:sz w:val="24"/>
               </w:rPr>
@@ -2354,21 +2210,19 @@
         </w:tc>
         <w:tc>
           <w:tcPr>
-            <w:tcW w:type="dxa" w:w="1224"/>
-          </w:tcPr>
-          <w:p>
-            <w:pPr>
-              <w:spacing w:after="120" w:line="240" w:lineRule="auto"/>
-              <w:ind w:left="0" w:firstLine="0"/>
-              <w:rPr>
-                <w:rFonts w:ascii="Times New Roman" w:hAnsi="Times New Roman" w:cs="Times New Roman"/>
-                <w:sz w:val="24"/>
-              </w:rPr>
-            </w:pPr>
-            <w:r>
-              <w:rPr>
-                <w:rFonts w:ascii="Times New Roman" w:hAnsi="Times New Roman" w:cs="Times New Roman"/>
-                <w:b w:val="0"/>
+            <w:tcW w:w="1224" w:type="dxa"/>
+          </w:tcPr>
+          <w:p>
+            <w:pPr>
+              <w:spacing w:after="120" w:line="240" w:lineRule="auto"/>
+              <w:rPr>
+                <w:rFonts w:ascii="Times New Roman" w:hAnsi="Times New Roman" w:cs="Times New Roman"/>
+                <w:sz w:val="24"/>
+              </w:rPr>
+            </w:pPr>
+            <w:r>
+              <w:rPr>
+                <w:rFonts w:ascii="Times New Roman" w:hAnsi="Times New Roman" w:cs="Times New Roman"/>
                 <w:color w:val="000000"/>
                 <w:sz w:val="24"/>
               </w:rPr>
@@ -2378,21 +2232,19 @@
         </w:tc>
         <w:tc>
           <w:tcPr>
-            <w:tcW w:type="dxa" w:w="1224"/>
-          </w:tcPr>
-          <w:p>
-            <w:pPr>
-              <w:spacing w:after="120" w:line="240" w:lineRule="auto"/>
-              <w:ind w:left="0" w:firstLine="0"/>
-              <w:rPr>
-                <w:rFonts w:ascii="Times New Roman" w:hAnsi="Times New Roman" w:cs="Times New Roman"/>
-                <w:sz w:val="24"/>
-              </w:rPr>
-            </w:pPr>
-            <w:r>
-              <w:rPr>
-                <w:rFonts w:ascii="Times New Roman" w:hAnsi="Times New Roman" w:cs="Times New Roman"/>
-                <w:b w:val="0"/>
+            <w:tcW w:w="1224" w:type="dxa"/>
+          </w:tcPr>
+          <w:p>
+            <w:pPr>
+              <w:spacing w:after="120" w:line="240" w:lineRule="auto"/>
+              <w:rPr>
+                <w:rFonts w:ascii="Times New Roman" w:hAnsi="Times New Roman" w:cs="Times New Roman"/>
+                <w:sz w:val="24"/>
+              </w:rPr>
+            </w:pPr>
+            <w:r>
+              <w:rPr>
+                <w:rFonts w:ascii="Times New Roman" w:hAnsi="Times New Roman" w:cs="Times New Roman"/>
                 <w:color w:val="000000"/>
                 <w:sz w:val="24"/>
               </w:rPr>
@@ -2402,21 +2254,19 @@
         </w:tc>
         <w:tc>
           <w:tcPr>
-            <w:tcW w:type="dxa" w:w="3096"/>
-          </w:tcPr>
-          <w:p>
-            <w:pPr>
-              <w:spacing w:after="120" w:line="240" w:lineRule="auto"/>
-              <w:ind w:left="0" w:firstLine="0"/>
-              <w:rPr>
-                <w:rFonts w:ascii="Times New Roman" w:hAnsi="Times New Roman" w:cs="Times New Roman"/>
-                <w:sz w:val="24"/>
-              </w:rPr>
-            </w:pPr>
-            <w:r>
-              <w:rPr>
-                <w:rFonts w:ascii="Times New Roman" w:hAnsi="Times New Roman" w:cs="Times New Roman"/>
-                <w:b w:val="0"/>
+            <w:tcW w:w="3096" w:type="dxa"/>
+          </w:tcPr>
+          <w:p>
+            <w:pPr>
+              <w:spacing w:after="120" w:line="240" w:lineRule="auto"/>
+              <w:rPr>
+                <w:rFonts w:ascii="Times New Roman" w:hAnsi="Times New Roman" w:cs="Times New Roman"/>
+                <w:sz w:val="24"/>
+              </w:rPr>
+            </w:pPr>
+            <w:r>
+              <w:rPr>
+                <w:rFonts w:ascii="Times New Roman" w:hAnsi="Times New Roman" w:cs="Times New Roman"/>
                 <w:color w:val="000000"/>
                 <w:sz w:val="24"/>
               </w:rPr>
@@ -2431,21 +2281,19 @@
         </w:trPr>
         <w:tc>
           <w:tcPr>
-            <w:tcW w:type="dxa" w:w="2304"/>
-          </w:tcPr>
-          <w:p>
-            <w:pPr>
-              <w:spacing w:after="120" w:line="240" w:lineRule="auto"/>
-              <w:ind w:left="0" w:firstLine="0"/>
-              <w:rPr>
-                <w:rFonts w:ascii="Times New Roman" w:hAnsi="Times New Roman" w:cs="Times New Roman"/>
-                <w:sz w:val="24"/>
-              </w:rPr>
-            </w:pPr>
-            <w:r>
-              <w:rPr>
-                <w:rFonts w:ascii="Times New Roman" w:hAnsi="Times New Roman" w:cs="Times New Roman"/>
-                <w:b w:val="0"/>
+            <w:tcW w:w="2304" w:type="dxa"/>
+          </w:tcPr>
+          <w:p>
+            <w:pPr>
+              <w:spacing w:after="120" w:line="240" w:lineRule="auto"/>
+              <w:rPr>
+                <w:rFonts w:ascii="Times New Roman" w:hAnsi="Times New Roman" w:cs="Times New Roman"/>
+                <w:sz w:val="24"/>
+              </w:rPr>
+            </w:pPr>
+            <w:r>
+              <w:rPr>
+                <w:rFonts w:ascii="Times New Roman" w:hAnsi="Times New Roman" w:cs="Times New Roman"/>
                 <w:color w:val="000000"/>
                 <w:sz w:val="24"/>
               </w:rPr>
@@ -2455,21 +2303,19 @@
         </w:tc>
         <w:tc>
           <w:tcPr>
-            <w:tcW w:type="dxa" w:w="1224"/>
-          </w:tcPr>
-          <w:p>
-            <w:pPr>
-              <w:spacing w:after="120" w:line="240" w:lineRule="auto"/>
-              <w:ind w:left="0" w:firstLine="0"/>
-              <w:rPr>
-                <w:rFonts w:ascii="Times New Roman" w:hAnsi="Times New Roman" w:cs="Times New Roman"/>
-                <w:sz w:val="24"/>
-              </w:rPr>
-            </w:pPr>
-            <w:r>
-              <w:rPr>
-                <w:rFonts w:ascii="Times New Roman" w:hAnsi="Times New Roman" w:cs="Times New Roman"/>
-                <w:b w:val="0"/>
+            <w:tcW w:w="1224" w:type="dxa"/>
+          </w:tcPr>
+          <w:p>
+            <w:pPr>
+              <w:spacing w:after="120" w:line="240" w:lineRule="auto"/>
+              <w:rPr>
+                <w:rFonts w:ascii="Times New Roman" w:hAnsi="Times New Roman" w:cs="Times New Roman"/>
+                <w:sz w:val="24"/>
+              </w:rPr>
+            </w:pPr>
+            <w:r>
+              <w:rPr>
+                <w:rFonts w:ascii="Times New Roman" w:hAnsi="Times New Roman" w:cs="Times New Roman"/>
                 <w:color w:val="000000"/>
                 <w:sz w:val="24"/>
               </w:rPr>
@@ -2479,21 +2325,19 @@
         </w:tc>
         <w:tc>
           <w:tcPr>
-            <w:tcW w:type="dxa" w:w="1224"/>
-          </w:tcPr>
-          <w:p>
-            <w:pPr>
-              <w:spacing w:after="120" w:line="240" w:lineRule="auto"/>
-              <w:ind w:left="0" w:firstLine="0"/>
-              <w:rPr>
-                <w:rFonts w:ascii="Times New Roman" w:hAnsi="Times New Roman" w:cs="Times New Roman"/>
-                <w:sz w:val="24"/>
-              </w:rPr>
-            </w:pPr>
-            <w:r>
-              <w:rPr>
-                <w:rFonts w:ascii="Times New Roman" w:hAnsi="Times New Roman" w:cs="Times New Roman"/>
-                <w:b w:val="0"/>
+            <w:tcW w:w="1224" w:type="dxa"/>
+          </w:tcPr>
+          <w:p>
+            <w:pPr>
+              <w:spacing w:after="120" w:line="240" w:lineRule="auto"/>
+              <w:rPr>
+                <w:rFonts w:ascii="Times New Roman" w:hAnsi="Times New Roman" w:cs="Times New Roman"/>
+                <w:sz w:val="24"/>
+              </w:rPr>
+            </w:pPr>
+            <w:r>
+              <w:rPr>
+                <w:rFonts w:ascii="Times New Roman" w:hAnsi="Times New Roman" w:cs="Times New Roman"/>
                 <w:color w:val="000000"/>
                 <w:sz w:val="24"/>
               </w:rPr>
@@ -2503,21 +2347,19 @@
         </w:tc>
         <w:tc>
           <w:tcPr>
-            <w:tcW w:type="dxa" w:w="1224"/>
-          </w:tcPr>
-          <w:p>
-            <w:pPr>
-              <w:spacing w:after="120" w:line="240" w:lineRule="auto"/>
-              <w:ind w:left="0" w:firstLine="0"/>
-              <w:rPr>
-                <w:rFonts w:ascii="Times New Roman" w:hAnsi="Times New Roman" w:cs="Times New Roman"/>
-                <w:sz w:val="24"/>
-              </w:rPr>
-            </w:pPr>
-            <w:r>
-              <w:rPr>
-                <w:rFonts w:ascii="Times New Roman" w:hAnsi="Times New Roman" w:cs="Times New Roman"/>
-                <w:b w:val="0"/>
+            <w:tcW w:w="1224" w:type="dxa"/>
+          </w:tcPr>
+          <w:p>
+            <w:pPr>
+              <w:spacing w:after="120" w:line="240" w:lineRule="auto"/>
+              <w:rPr>
+                <w:rFonts w:ascii="Times New Roman" w:hAnsi="Times New Roman" w:cs="Times New Roman"/>
+                <w:sz w:val="24"/>
+              </w:rPr>
+            </w:pPr>
+            <w:r>
+              <w:rPr>
+                <w:rFonts w:ascii="Times New Roman" w:hAnsi="Times New Roman" w:cs="Times New Roman"/>
                 <w:color w:val="000000"/>
                 <w:sz w:val="24"/>
               </w:rPr>
@@ -2527,21 +2369,19 @@
         </w:tc>
         <w:tc>
           <w:tcPr>
-            <w:tcW w:type="dxa" w:w="3096"/>
-          </w:tcPr>
-          <w:p>
-            <w:pPr>
-              <w:spacing w:after="120" w:line="240" w:lineRule="auto"/>
-              <w:ind w:left="0" w:firstLine="0"/>
-              <w:rPr>
-                <w:rFonts w:ascii="Times New Roman" w:hAnsi="Times New Roman" w:cs="Times New Roman"/>
-                <w:sz w:val="24"/>
-              </w:rPr>
-            </w:pPr>
-            <w:r>
-              <w:rPr>
-                <w:rFonts w:ascii="Times New Roman" w:hAnsi="Times New Roman" w:cs="Times New Roman"/>
-                <w:b w:val="0"/>
+            <w:tcW w:w="3096" w:type="dxa"/>
+          </w:tcPr>
+          <w:p>
+            <w:pPr>
+              <w:spacing w:after="120" w:line="240" w:lineRule="auto"/>
+              <w:rPr>
+                <w:rFonts w:ascii="Times New Roman" w:hAnsi="Times New Roman" w:cs="Times New Roman"/>
+                <w:sz w:val="24"/>
+              </w:rPr>
+            </w:pPr>
+            <w:r>
+              <w:rPr>
+                <w:rFonts w:ascii="Times New Roman" w:hAnsi="Times New Roman" w:cs="Times New Roman"/>
                 <w:color w:val="000000"/>
                 <w:sz w:val="24"/>
               </w:rPr>
@@ -2556,21 +2396,19 @@
         </w:trPr>
         <w:tc>
           <w:tcPr>
-            <w:tcW w:type="dxa" w:w="2304"/>
-          </w:tcPr>
-          <w:p>
-            <w:pPr>
-              <w:spacing w:after="120" w:line="240" w:lineRule="auto"/>
-              <w:ind w:left="0" w:firstLine="0"/>
-              <w:rPr>
-                <w:rFonts w:ascii="Times New Roman" w:hAnsi="Times New Roman" w:cs="Times New Roman"/>
-                <w:sz w:val="24"/>
-              </w:rPr>
-            </w:pPr>
-            <w:r>
-              <w:rPr>
-                <w:rFonts w:ascii="Times New Roman" w:hAnsi="Times New Roman" w:cs="Times New Roman"/>
-                <w:b w:val="0"/>
+            <w:tcW w:w="2304" w:type="dxa"/>
+          </w:tcPr>
+          <w:p>
+            <w:pPr>
+              <w:spacing w:after="120" w:line="240" w:lineRule="auto"/>
+              <w:rPr>
+                <w:rFonts w:ascii="Times New Roman" w:hAnsi="Times New Roman" w:cs="Times New Roman"/>
+                <w:sz w:val="24"/>
+              </w:rPr>
+            </w:pPr>
+            <w:r>
+              <w:rPr>
+                <w:rFonts w:ascii="Times New Roman" w:hAnsi="Times New Roman" w:cs="Times New Roman"/>
                 <w:color w:val="000000"/>
                 <w:sz w:val="24"/>
               </w:rPr>
@@ -2580,21 +2418,19 @@
         </w:tc>
         <w:tc>
           <w:tcPr>
-            <w:tcW w:type="dxa" w:w="1224"/>
-          </w:tcPr>
-          <w:p>
-            <w:pPr>
-              <w:spacing w:after="120" w:line="240" w:lineRule="auto"/>
-              <w:ind w:left="0" w:firstLine="0"/>
-              <w:rPr>
-                <w:rFonts w:ascii="Times New Roman" w:hAnsi="Times New Roman" w:cs="Times New Roman"/>
-                <w:sz w:val="24"/>
-              </w:rPr>
-            </w:pPr>
-            <w:r>
-              <w:rPr>
-                <w:rFonts w:ascii="Times New Roman" w:hAnsi="Times New Roman" w:cs="Times New Roman"/>
-                <w:b w:val="0"/>
+            <w:tcW w:w="1224" w:type="dxa"/>
+          </w:tcPr>
+          <w:p>
+            <w:pPr>
+              <w:spacing w:after="120" w:line="240" w:lineRule="auto"/>
+              <w:rPr>
+                <w:rFonts w:ascii="Times New Roman" w:hAnsi="Times New Roman" w:cs="Times New Roman"/>
+                <w:sz w:val="24"/>
+              </w:rPr>
+            </w:pPr>
+            <w:r>
+              <w:rPr>
+                <w:rFonts w:ascii="Times New Roman" w:hAnsi="Times New Roman" w:cs="Times New Roman"/>
                 <w:color w:val="000000"/>
                 <w:sz w:val="24"/>
               </w:rPr>
@@ -2604,21 +2440,19 @@
         </w:tc>
         <w:tc>
           <w:tcPr>
-            <w:tcW w:type="dxa" w:w="1224"/>
-          </w:tcPr>
-          <w:p>
-            <w:pPr>
-              <w:spacing w:after="120" w:line="240" w:lineRule="auto"/>
-              <w:ind w:left="0" w:firstLine="0"/>
-              <w:rPr>
-                <w:rFonts w:ascii="Times New Roman" w:hAnsi="Times New Roman" w:cs="Times New Roman"/>
-                <w:sz w:val="24"/>
-              </w:rPr>
-            </w:pPr>
-            <w:r>
-              <w:rPr>
-                <w:rFonts w:ascii="Times New Roman" w:hAnsi="Times New Roman" w:cs="Times New Roman"/>
-                <w:b w:val="0"/>
+            <w:tcW w:w="1224" w:type="dxa"/>
+          </w:tcPr>
+          <w:p>
+            <w:pPr>
+              <w:spacing w:after="120" w:line="240" w:lineRule="auto"/>
+              <w:rPr>
+                <w:rFonts w:ascii="Times New Roman" w:hAnsi="Times New Roman" w:cs="Times New Roman"/>
+                <w:sz w:val="24"/>
+              </w:rPr>
+            </w:pPr>
+            <w:r>
+              <w:rPr>
+                <w:rFonts w:ascii="Times New Roman" w:hAnsi="Times New Roman" w:cs="Times New Roman"/>
                 <w:color w:val="000000"/>
                 <w:sz w:val="24"/>
               </w:rPr>
@@ -2628,21 +2462,19 @@
         </w:tc>
         <w:tc>
           <w:tcPr>
-            <w:tcW w:type="dxa" w:w="1224"/>
-          </w:tcPr>
-          <w:p>
-            <w:pPr>
-              <w:spacing w:after="120" w:line="240" w:lineRule="auto"/>
-              <w:ind w:left="0" w:firstLine="0"/>
-              <w:rPr>
-                <w:rFonts w:ascii="Times New Roman" w:hAnsi="Times New Roman" w:cs="Times New Roman"/>
-                <w:sz w:val="24"/>
-              </w:rPr>
-            </w:pPr>
-            <w:r>
-              <w:rPr>
-                <w:rFonts w:ascii="Times New Roman" w:hAnsi="Times New Roman" w:cs="Times New Roman"/>
-                <w:b w:val="0"/>
+            <w:tcW w:w="1224" w:type="dxa"/>
+          </w:tcPr>
+          <w:p>
+            <w:pPr>
+              <w:spacing w:after="120" w:line="240" w:lineRule="auto"/>
+              <w:rPr>
+                <w:rFonts w:ascii="Times New Roman" w:hAnsi="Times New Roman" w:cs="Times New Roman"/>
+                <w:sz w:val="24"/>
+              </w:rPr>
+            </w:pPr>
+            <w:r>
+              <w:rPr>
+                <w:rFonts w:ascii="Times New Roman" w:hAnsi="Times New Roman" w:cs="Times New Roman"/>
                 <w:color w:val="000000"/>
                 <w:sz w:val="24"/>
               </w:rPr>
@@ -2652,21 +2484,19 @@
         </w:tc>
         <w:tc>
           <w:tcPr>
-            <w:tcW w:type="dxa" w:w="3096"/>
-          </w:tcPr>
-          <w:p>
-            <w:pPr>
-              <w:spacing w:after="120" w:line="240" w:lineRule="auto"/>
-              <w:ind w:left="0" w:firstLine="0"/>
-              <w:rPr>
-                <w:rFonts w:ascii="Times New Roman" w:hAnsi="Times New Roman" w:cs="Times New Roman"/>
-                <w:sz w:val="24"/>
-              </w:rPr>
-            </w:pPr>
-            <w:r>
-              <w:rPr>
-                <w:rFonts w:ascii="Times New Roman" w:hAnsi="Times New Roman" w:cs="Times New Roman"/>
-                <w:b w:val="0"/>
+            <w:tcW w:w="3096" w:type="dxa"/>
+          </w:tcPr>
+          <w:p>
+            <w:pPr>
+              <w:spacing w:after="120" w:line="240" w:lineRule="auto"/>
+              <w:rPr>
+                <w:rFonts w:ascii="Times New Roman" w:hAnsi="Times New Roman" w:cs="Times New Roman"/>
+                <w:sz w:val="24"/>
+              </w:rPr>
+            </w:pPr>
+            <w:r>
+              <w:rPr>
+                <w:rFonts w:ascii="Times New Roman" w:hAnsi="Times New Roman" w:cs="Times New Roman"/>
                 <w:color w:val="000000"/>
                 <w:sz w:val="24"/>
               </w:rPr>
@@ -2681,21 +2511,19 @@
         </w:trPr>
         <w:tc>
           <w:tcPr>
-            <w:tcW w:type="dxa" w:w="2304"/>
-          </w:tcPr>
-          <w:p>
-            <w:pPr>
-              <w:spacing w:after="120" w:line="240" w:lineRule="auto"/>
-              <w:ind w:left="0" w:firstLine="0"/>
-              <w:rPr>
-                <w:rFonts w:ascii="Times New Roman" w:hAnsi="Times New Roman" w:cs="Times New Roman"/>
-                <w:sz w:val="24"/>
-              </w:rPr>
-            </w:pPr>
-            <w:r>
-              <w:rPr>
-                <w:rFonts w:ascii="Times New Roman" w:hAnsi="Times New Roman" w:cs="Times New Roman"/>
-                <w:b w:val="0"/>
+            <w:tcW w:w="2304" w:type="dxa"/>
+          </w:tcPr>
+          <w:p>
+            <w:pPr>
+              <w:spacing w:after="120" w:line="240" w:lineRule="auto"/>
+              <w:rPr>
+                <w:rFonts w:ascii="Times New Roman" w:hAnsi="Times New Roman" w:cs="Times New Roman"/>
+                <w:sz w:val="24"/>
+              </w:rPr>
+            </w:pPr>
+            <w:r>
+              <w:rPr>
+                <w:rFonts w:ascii="Times New Roman" w:hAnsi="Times New Roman" w:cs="Times New Roman"/>
                 <w:color w:val="000000"/>
                 <w:sz w:val="24"/>
               </w:rPr>
@@ -2705,21 +2533,19 @@
         </w:tc>
         <w:tc>
           <w:tcPr>
-            <w:tcW w:type="dxa" w:w="1224"/>
-          </w:tcPr>
-          <w:p>
-            <w:pPr>
-              <w:spacing w:after="120" w:line="240" w:lineRule="auto"/>
-              <w:ind w:left="0" w:firstLine="0"/>
-              <w:rPr>
-                <w:rFonts w:ascii="Times New Roman" w:hAnsi="Times New Roman" w:cs="Times New Roman"/>
-                <w:sz w:val="24"/>
-              </w:rPr>
-            </w:pPr>
-            <w:r>
-              <w:rPr>
-                <w:rFonts w:ascii="Times New Roman" w:hAnsi="Times New Roman" w:cs="Times New Roman"/>
-                <w:b w:val="0"/>
+            <w:tcW w:w="1224" w:type="dxa"/>
+          </w:tcPr>
+          <w:p>
+            <w:pPr>
+              <w:spacing w:after="120" w:line="240" w:lineRule="auto"/>
+              <w:rPr>
+                <w:rFonts w:ascii="Times New Roman" w:hAnsi="Times New Roman" w:cs="Times New Roman"/>
+                <w:sz w:val="24"/>
+              </w:rPr>
+            </w:pPr>
+            <w:r>
+              <w:rPr>
+                <w:rFonts w:ascii="Times New Roman" w:hAnsi="Times New Roman" w:cs="Times New Roman"/>
                 <w:color w:val="000000"/>
                 <w:sz w:val="24"/>
               </w:rPr>
@@ -2729,21 +2555,19 @@
         </w:tc>
         <w:tc>
           <w:tcPr>
-            <w:tcW w:type="dxa" w:w="1224"/>
-          </w:tcPr>
-          <w:p>
-            <w:pPr>
-              <w:spacing w:after="120" w:line="240" w:lineRule="auto"/>
-              <w:ind w:left="0" w:firstLine="0"/>
-              <w:rPr>
-                <w:rFonts w:ascii="Times New Roman" w:hAnsi="Times New Roman" w:cs="Times New Roman"/>
-                <w:sz w:val="24"/>
-              </w:rPr>
-            </w:pPr>
-            <w:r>
-              <w:rPr>
-                <w:rFonts w:ascii="Times New Roman" w:hAnsi="Times New Roman" w:cs="Times New Roman"/>
-                <w:b w:val="0"/>
+            <w:tcW w:w="1224" w:type="dxa"/>
+          </w:tcPr>
+          <w:p>
+            <w:pPr>
+              <w:spacing w:after="120" w:line="240" w:lineRule="auto"/>
+              <w:rPr>
+                <w:rFonts w:ascii="Times New Roman" w:hAnsi="Times New Roman" w:cs="Times New Roman"/>
+                <w:sz w:val="24"/>
+              </w:rPr>
+            </w:pPr>
+            <w:r>
+              <w:rPr>
+                <w:rFonts w:ascii="Times New Roman" w:hAnsi="Times New Roman" w:cs="Times New Roman"/>
                 <w:color w:val="000000"/>
                 <w:sz w:val="24"/>
               </w:rPr>
@@ -2753,21 +2577,19 @@
         </w:tc>
         <w:tc>
           <w:tcPr>
-            <w:tcW w:type="dxa" w:w="1224"/>
-          </w:tcPr>
-          <w:p>
-            <w:pPr>
-              <w:spacing w:after="120" w:line="240" w:lineRule="auto"/>
-              <w:ind w:left="0" w:firstLine="0"/>
-              <w:rPr>
-                <w:rFonts w:ascii="Times New Roman" w:hAnsi="Times New Roman" w:cs="Times New Roman"/>
-                <w:sz w:val="24"/>
-              </w:rPr>
-            </w:pPr>
-            <w:r>
-              <w:rPr>
-                <w:rFonts w:ascii="Times New Roman" w:hAnsi="Times New Roman" w:cs="Times New Roman"/>
-                <w:b w:val="0"/>
+            <w:tcW w:w="1224" w:type="dxa"/>
+          </w:tcPr>
+          <w:p>
+            <w:pPr>
+              <w:spacing w:after="120" w:line="240" w:lineRule="auto"/>
+              <w:rPr>
+                <w:rFonts w:ascii="Times New Roman" w:hAnsi="Times New Roman" w:cs="Times New Roman"/>
+                <w:sz w:val="24"/>
+              </w:rPr>
+            </w:pPr>
+            <w:r>
+              <w:rPr>
+                <w:rFonts w:ascii="Times New Roman" w:hAnsi="Times New Roman" w:cs="Times New Roman"/>
                 <w:color w:val="000000"/>
                 <w:sz w:val="24"/>
               </w:rPr>
@@ -2777,21 +2599,19 @@
         </w:tc>
         <w:tc>
           <w:tcPr>
-            <w:tcW w:type="dxa" w:w="3096"/>
-          </w:tcPr>
-          <w:p>
-            <w:pPr>
-              <w:spacing w:after="120" w:line="240" w:lineRule="auto"/>
-              <w:ind w:left="0" w:firstLine="0"/>
-              <w:rPr>
-                <w:rFonts w:ascii="Times New Roman" w:hAnsi="Times New Roman" w:cs="Times New Roman"/>
-                <w:sz w:val="24"/>
-              </w:rPr>
-            </w:pPr>
-            <w:r>
-              <w:rPr>
-                <w:rFonts w:ascii="Times New Roman" w:hAnsi="Times New Roman" w:cs="Times New Roman"/>
-                <w:b w:val="0"/>
+            <w:tcW w:w="3096" w:type="dxa"/>
+          </w:tcPr>
+          <w:p>
+            <w:pPr>
+              <w:spacing w:after="120" w:line="240" w:lineRule="auto"/>
+              <w:rPr>
+                <w:rFonts w:ascii="Times New Roman" w:hAnsi="Times New Roman" w:cs="Times New Roman"/>
+                <w:sz w:val="24"/>
+              </w:rPr>
+            </w:pPr>
+            <w:r>
+              <w:rPr>
+                <w:rFonts w:ascii="Times New Roman" w:hAnsi="Times New Roman" w:cs="Times New Roman"/>
                 <w:color w:val="000000"/>
                 <w:sz w:val="24"/>
               </w:rPr>
@@ -2806,21 +2626,19 @@
         </w:trPr>
         <w:tc>
           <w:tcPr>
-            <w:tcW w:type="dxa" w:w="2304"/>
-          </w:tcPr>
-          <w:p>
-            <w:pPr>
-              <w:spacing w:after="120" w:line="240" w:lineRule="auto"/>
-              <w:ind w:left="0" w:firstLine="0"/>
-              <w:rPr>
-                <w:rFonts w:ascii="Times New Roman" w:hAnsi="Times New Roman" w:cs="Times New Roman"/>
-                <w:sz w:val="24"/>
-              </w:rPr>
-            </w:pPr>
-            <w:r>
-              <w:rPr>
-                <w:rFonts w:ascii="Times New Roman" w:hAnsi="Times New Roman" w:cs="Times New Roman"/>
-                <w:b w:val="0"/>
+            <w:tcW w:w="2304" w:type="dxa"/>
+          </w:tcPr>
+          <w:p>
+            <w:pPr>
+              <w:spacing w:after="120" w:line="240" w:lineRule="auto"/>
+              <w:rPr>
+                <w:rFonts w:ascii="Times New Roman" w:hAnsi="Times New Roman" w:cs="Times New Roman"/>
+                <w:sz w:val="24"/>
+              </w:rPr>
+            </w:pPr>
+            <w:r>
+              <w:rPr>
+                <w:rFonts w:ascii="Times New Roman" w:hAnsi="Times New Roman" w:cs="Times New Roman"/>
                 <w:color w:val="000000"/>
                 <w:sz w:val="24"/>
               </w:rPr>
@@ -2830,21 +2648,19 @@
         </w:tc>
         <w:tc>
           <w:tcPr>
-            <w:tcW w:type="dxa" w:w="1224"/>
-          </w:tcPr>
-          <w:p>
-            <w:pPr>
-              <w:spacing w:after="120" w:line="240" w:lineRule="auto"/>
-              <w:ind w:left="0" w:firstLine="0"/>
-              <w:rPr>
-                <w:rFonts w:ascii="Times New Roman" w:hAnsi="Times New Roman" w:cs="Times New Roman"/>
-                <w:sz w:val="24"/>
-              </w:rPr>
-            </w:pPr>
-            <w:r>
-              <w:rPr>
-                <w:rFonts w:ascii="Times New Roman" w:hAnsi="Times New Roman" w:cs="Times New Roman"/>
-                <w:b w:val="0"/>
+            <w:tcW w:w="1224" w:type="dxa"/>
+          </w:tcPr>
+          <w:p>
+            <w:pPr>
+              <w:spacing w:after="120" w:line="240" w:lineRule="auto"/>
+              <w:rPr>
+                <w:rFonts w:ascii="Times New Roman" w:hAnsi="Times New Roman" w:cs="Times New Roman"/>
+                <w:sz w:val="24"/>
+              </w:rPr>
+            </w:pPr>
+            <w:r>
+              <w:rPr>
+                <w:rFonts w:ascii="Times New Roman" w:hAnsi="Times New Roman" w:cs="Times New Roman"/>
                 <w:color w:val="000000"/>
                 <w:sz w:val="24"/>
               </w:rPr>
@@ -2854,21 +2670,19 @@
         </w:tc>
         <w:tc>
           <w:tcPr>
-            <w:tcW w:type="dxa" w:w="1224"/>
-          </w:tcPr>
-          <w:p>
-            <w:pPr>
-              <w:spacing w:after="120" w:line="240" w:lineRule="auto"/>
-              <w:ind w:left="0" w:firstLine="0"/>
-              <w:rPr>
-                <w:rFonts w:ascii="Times New Roman" w:hAnsi="Times New Roman" w:cs="Times New Roman"/>
-                <w:sz w:val="24"/>
-              </w:rPr>
-            </w:pPr>
-            <w:r>
-              <w:rPr>
-                <w:rFonts w:ascii="Times New Roman" w:hAnsi="Times New Roman" w:cs="Times New Roman"/>
-                <w:b w:val="0"/>
+            <w:tcW w:w="1224" w:type="dxa"/>
+          </w:tcPr>
+          <w:p>
+            <w:pPr>
+              <w:spacing w:after="120" w:line="240" w:lineRule="auto"/>
+              <w:rPr>
+                <w:rFonts w:ascii="Times New Roman" w:hAnsi="Times New Roman" w:cs="Times New Roman"/>
+                <w:sz w:val="24"/>
+              </w:rPr>
+            </w:pPr>
+            <w:r>
+              <w:rPr>
+                <w:rFonts w:ascii="Times New Roman" w:hAnsi="Times New Roman" w:cs="Times New Roman"/>
                 <w:color w:val="000000"/>
                 <w:sz w:val="24"/>
               </w:rPr>
@@ -2878,21 +2692,19 @@
         </w:tc>
         <w:tc>
           <w:tcPr>
-            <w:tcW w:type="dxa" w:w="1224"/>
-          </w:tcPr>
-          <w:p>
-            <w:pPr>
-              <w:spacing w:after="120" w:line="240" w:lineRule="auto"/>
-              <w:ind w:left="0" w:firstLine="0"/>
-              <w:rPr>
-                <w:rFonts w:ascii="Times New Roman" w:hAnsi="Times New Roman" w:cs="Times New Roman"/>
-                <w:sz w:val="24"/>
-              </w:rPr>
-            </w:pPr>
-            <w:r>
-              <w:rPr>
-                <w:rFonts w:ascii="Times New Roman" w:hAnsi="Times New Roman" w:cs="Times New Roman"/>
-                <w:b w:val="0"/>
+            <w:tcW w:w="1224" w:type="dxa"/>
+          </w:tcPr>
+          <w:p>
+            <w:pPr>
+              <w:spacing w:after="120" w:line="240" w:lineRule="auto"/>
+              <w:rPr>
+                <w:rFonts w:ascii="Times New Roman" w:hAnsi="Times New Roman" w:cs="Times New Roman"/>
+                <w:sz w:val="24"/>
+              </w:rPr>
+            </w:pPr>
+            <w:r>
+              <w:rPr>
+                <w:rFonts w:ascii="Times New Roman" w:hAnsi="Times New Roman" w:cs="Times New Roman"/>
                 <w:color w:val="000000"/>
                 <w:sz w:val="24"/>
               </w:rPr>
@@ -2902,21 +2714,19 @@
         </w:tc>
         <w:tc>
           <w:tcPr>
-            <w:tcW w:type="dxa" w:w="3096"/>
-          </w:tcPr>
-          <w:p>
-            <w:pPr>
-              <w:spacing w:after="120" w:line="240" w:lineRule="auto"/>
-              <w:ind w:left="0" w:firstLine="0"/>
-              <w:rPr>
-                <w:rFonts w:ascii="Times New Roman" w:hAnsi="Times New Roman" w:cs="Times New Roman"/>
-                <w:sz w:val="24"/>
-              </w:rPr>
-            </w:pPr>
-            <w:r>
-              <w:rPr>
-                <w:rFonts w:ascii="Times New Roman" w:hAnsi="Times New Roman" w:cs="Times New Roman"/>
-                <w:b w:val="0"/>
+            <w:tcW w:w="3096" w:type="dxa"/>
+          </w:tcPr>
+          <w:p>
+            <w:pPr>
+              <w:spacing w:after="120" w:line="240" w:lineRule="auto"/>
+              <w:rPr>
+                <w:rFonts w:ascii="Times New Roman" w:hAnsi="Times New Roman" w:cs="Times New Roman"/>
+                <w:sz w:val="24"/>
+              </w:rPr>
+            </w:pPr>
+            <w:r>
+              <w:rPr>
+                <w:rFonts w:ascii="Times New Roman" w:hAnsi="Times New Roman" w:cs="Times New Roman"/>
                 <w:color w:val="000000"/>
                 <w:sz w:val="24"/>
               </w:rPr>
@@ -2931,21 +2741,19 @@
         </w:trPr>
         <w:tc>
           <w:tcPr>
-            <w:tcW w:type="dxa" w:w="2304"/>
-          </w:tcPr>
-          <w:p>
-            <w:pPr>
-              <w:spacing w:after="120" w:line="240" w:lineRule="auto"/>
-              <w:ind w:left="0" w:firstLine="0"/>
-              <w:rPr>
-                <w:rFonts w:ascii="Times New Roman" w:hAnsi="Times New Roman" w:cs="Times New Roman"/>
-                <w:sz w:val="24"/>
-              </w:rPr>
-            </w:pPr>
-            <w:r>
-              <w:rPr>
-                <w:rFonts w:ascii="Times New Roman" w:hAnsi="Times New Roman" w:cs="Times New Roman"/>
-                <w:b w:val="0"/>
+            <w:tcW w:w="2304" w:type="dxa"/>
+          </w:tcPr>
+          <w:p>
+            <w:pPr>
+              <w:spacing w:after="120" w:line="240" w:lineRule="auto"/>
+              <w:rPr>
+                <w:rFonts w:ascii="Times New Roman" w:hAnsi="Times New Roman" w:cs="Times New Roman"/>
+                <w:sz w:val="24"/>
+              </w:rPr>
+            </w:pPr>
+            <w:r>
+              <w:rPr>
+                <w:rFonts w:ascii="Times New Roman" w:hAnsi="Times New Roman" w:cs="Times New Roman"/>
                 <w:color w:val="000000"/>
                 <w:sz w:val="24"/>
               </w:rPr>
@@ -2955,21 +2763,19 @@
         </w:tc>
         <w:tc>
           <w:tcPr>
-            <w:tcW w:type="dxa" w:w="1224"/>
-          </w:tcPr>
-          <w:p>
-            <w:pPr>
-              <w:spacing w:after="120" w:line="240" w:lineRule="auto"/>
-              <w:ind w:left="0" w:firstLine="0"/>
-              <w:rPr>
-                <w:rFonts w:ascii="Times New Roman" w:hAnsi="Times New Roman" w:cs="Times New Roman"/>
-                <w:sz w:val="24"/>
-              </w:rPr>
-            </w:pPr>
-            <w:r>
-              <w:rPr>
-                <w:rFonts w:ascii="Times New Roman" w:hAnsi="Times New Roman" w:cs="Times New Roman"/>
-                <w:b w:val="0"/>
+            <w:tcW w:w="1224" w:type="dxa"/>
+          </w:tcPr>
+          <w:p>
+            <w:pPr>
+              <w:spacing w:after="120" w:line="240" w:lineRule="auto"/>
+              <w:rPr>
+                <w:rFonts w:ascii="Times New Roman" w:hAnsi="Times New Roman" w:cs="Times New Roman"/>
+                <w:sz w:val="24"/>
+              </w:rPr>
+            </w:pPr>
+            <w:r>
+              <w:rPr>
+                <w:rFonts w:ascii="Times New Roman" w:hAnsi="Times New Roman" w:cs="Times New Roman"/>
                 <w:color w:val="000000"/>
                 <w:sz w:val="24"/>
               </w:rPr>
@@ -2979,21 +2785,19 @@
         </w:tc>
         <w:tc>
           <w:tcPr>
-            <w:tcW w:type="dxa" w:w="1224"/>
-          </w:tcPr>
-          <w:p>
-            <w:pPr>
-              <w:spacing w:after="120" w:line="240" w:lineRule="auto"/>
-              <w:ind w:left="0" w:firstLine="0"/>
-              <w:rPr>
-                <w:rFonts w:ascii="Times New Roman" w:hAnsi="Times New Roman" w:cs="Times New Roman"/>
-                <w:sz w:val="24"/>
-              </w:rPr>
-            </w:pPr>
-            <w:r>
-              <w:rPr>
-                <w:rFonts w:ascii="Times New Roman" w:hAnsi="Times New Roman" w:cs="Times New Roman"/>
-                <w:b w:val="0"/>
+            <w:tcW w:w="1224" w:type="dxa"/>
+          </w:tcPr>
+          <w:p>
+            <w:pPr>
+              <w:spacing w:after="120" w:line="240" w:lineRule="auto"/>
+              <w:rPr>
+                <w:rFonts w:ascii="Times New Roman" w:hAnsi="Times New Roman" w:cs="Times New Roman"/>
+                <w:sz w:val="24"/>
+              </w:rPr>
+            </w:pPr>
+            <w:r>
+              <w:rPr>
+                <w:rFonts w:ascii="Times New Roman" w:hAnsi="Times New Roman" w:cs="Times New Roman"/>
                 <w:color w:val="000000"/>
                 <w:sz w:val="24"/>
               </w:rPr>
@@ -3003,21 +2807,19 @@
         </w:tc>
         <w:tc>
           <w:tcPr>
-            <w:tcW w:type="dxa" w:w="1224"/>
-          </w:tcPr>
-          <w:p>
-            <w:pPr>
-              <w:spacing w:after="120" w:line="240" w:lineRule="auto"/>
-              <w:ind w:left="0" w:firstLine="0"/>
-              <w:rPr>
-                <w:rFonts w:ascii="Times New Roman" w:hAnsi="Times New Roman" w:cs="Times New Roman"/>
-                <w:sz w:val="24"/>
-              </w:rPr>
-            </w:pPr>
-            <w:r>
-              <w:rPr>
-                <w:rFonts w:ascii="Times New Roman" w:hAnsi="Times New Roman" w:cs="Times New Roman"/>
-                <w:b w:val="0"/>
+            <w:tcW w:w="1224" w:type="dxa"/>
+          </w:tcPr>
+          <w:p>
+            <w:pPr>
+              <w:spacing w:after="120" w:line="240" w:lineRule="auto"/>
+              <w:rPr>
+                <w:rFonts w:ascii="Times New Roman" w:hAnsi="Times New Roman" w:cs="Times New Roman"/>
+                <w:sz w:val="24"/>
+              </w:rPr>
+            </w:pPr>
+            <w:r>
+              <w:rPr>
+                <w:rFonts w:ascii="Times New Roman" w:hAnsi="Times New Roman" w:cs="Times New Roman"/>
                 <w:color w:val="000000"/>
                 <w:sz w:val="24"/>
               </w:rPr>
@@ -3027,21 +2829,19 @@
         </w:tc>
         <w:tc>
           <w:tcPr>
-            <w:tcW w:type="dxa" w:w="3096"/>
-          </w:tcPr>
-          <w:p>
-            <w:pPr>
-              <w:spacing w:after="120" w:line="240" w:lineRule="auto"/>
-              <w:ind w:left="0" w:firstLine="0"/>
-              <w:rPr>
-                <w:rFonts w:ascii="Times New Roman" w:hAnsi="Times New Roman" w:cs="Times New Roman"/>
-                <w:sz w:val="24"/>
-              </w:rPr>
-            </w:pPr>
-            <w:r>
-              <w:rPr>
-                <w:rFonts w:ascii="Times New Roman" w:hAnsi="Times New Roman" w:cs="Times New Roman"/>
-                <w:b w:val="0"/>
+            <w:tcW w:w="3096" w:type="dxa"/>
+          </w:tcPr>
+          <w:p>
+            <w:pPr>
+              <w:spacing w:after="120" w:line="240" w:lineRule="auto"/>
+              <w:rPr>
+                <w:rFonts w:ascii="Times New Roman" w:hAnsi="Times New Roman" w:cs="Times New Roman"/>
+                <w:sz w:val="24"/>
+              </w:rPr>
+            </w:pPr>
+            <w:r>
+              <w:rPr>
+                <w:rFonts w:ascii="Times New Roman" w:hAnsi="Times New Roman" w:cs="Times New Roman"/>
                 <w:color w:val="000000"/>
                 <w:sz w:val="24"/>
               </w:rPr>
@@ -3056,21 +2856,19 @@
         </w:trPr>
         <w:tc>
           <w:tcPr>
-            <w:tcW w:type="dxa" w:w="2304"/>
-          </w:tcPr>
-          <w:p>
-            <w:pPr>
-              <w:spacing w:after="120" w:line="240" w:lineRule="auto"/>
-              <w:ind w:left="0" w:firstLine="0"/>
-              <w:rPr>
-                <w:rFonts w:ascii="Times New Roman" w:hAnsi="Times New Roman" w:cs="Times New Roman"/>
-                <w:sz w:val="24"/>
-              </w:rPr>
-            </w:pPr>
-            <w:r>
-              <w:rPr>
-                <w:rFonts w:ascii="Times New Roman" w:hAnsi="Times New Roman" w:cs="Times New Roman"/>
-                <w:b w:val="0"/>
+            <w:tcW w:w="2304" w:type="dxa"/>
+          </w:tcPr>
+          <w:p>
+            <w:pPr>
+              <w:spacing w:after="120" w:line="240" w:lineRule="auto"/>
+              <w:rPr>
+                <w:rFonts w:ascii="Times New Roman" w:hAnsi="Times New Roman" w:cs="Times New Roman"/>
+                <w:sz w:val="24"/>
+              </w:rPr>
+            </w:pPr>
+            <w:r>
+              <w:rPr>
+                <w:rFonts w:ascii="Times New Roman" w:hAnsi="Times New Roman" w:cs="Times New Roman"/>
                 <w:color w:val="000000"/>
                 <w:sz w:val="24"/>
               </w:rPr>
@@ -3080,21 +2878,19 @@
         </w:tc>
         <w:tc>
           <w:tcPr>
-            <w:tcW w:type="dxa" w:w="1224"/>
-          </w:tcPr>
-          <w:p>
-            <w:pPr>
-              <w:spacing w:after="120" w:line="240" w:lineRule="auto"/>
-              <w:ind w:left="0" w:firstLine="0"/>
-              <w:rPr>
-                <w:rFonts w:ascii="Times New Roman" w:hAnsi="Times New Roman" w:cs="Times New Roman"/>
-                <w:sz w:val="24"/>
-              </w:rPr>
-            </w:pPr>
-            <w:r>
-              <w:rPr>
-                <w:rFonts w:ascii="Times New Roman" w:hAnsi="Times New Roman" w:cs="Times New Roman"/>
-                <w:b w:val="0"/>
+            <w:tcW w:w="1224" w:type="dxa"/>
+          </w:tcPr>
+          <w:p>
+            <w:pPr>
+              <w:spacing w:after="120" w:line="240" w:lineRule="auto"/>
+              <w:rPr>
+                <w:rFonts w:ascii="Times New Roman" w:hAnsi="Times New Roman" w:cs="Times New Roman"/>
+                <w:sz w:val="24"/>
+              </w:rPr>
+            </w:pPr>
+            <w:r>
+              <w:rPr>
+                <w:rFonts w:ascii="Times New Roman" w:hAnsi="Times New Roman" w:cs="Times New Roman"/>
                 <w:color w:val="000000"/>
                 <w:sz w:val="24"/>
               </w:rPr>
@@ -3104,21 +2900,19 @@
         </w:tc>
         <w:tc>
           <w:tcPr>
-            <w:tcW w:type="dxa" w:w="1224"/>
-          </w:tcPr>
-          <w:p>
-            <w:pPr>
-              <w:spacing w:after="120" w:line="240" w:lineRule="auto"/>
-              <w:ind w:left="0" w:firstLine="0"/>
-              <w:rPr>
-                <w:rFonts w:ascii="Times New Roman" w:hAnsi="Times New Roman" w:cs="Times New Roman"/>
-                <w:sz w:val="24"/>
-              </w:rPr>
-            </w:pPr>
-            <w:r>
-              <w:rPr>
-                <w:rFonts w:ascii="Times New Roman" w:hAnsi="Times New Roman" w:cs="Times New Roman"/>
-                <w:b w:val="0"/>
+            <w:tcW w:w="1224" w:type="dxa"/>
+          </w:tcPr>
+          <w:p>
+            <w:pPr>
+              <w:spacing w:after="120" w:line="240" w:lineRule="auto"/>
+              <w:rPr>
+                <w:rFonts w:ascii="Times New Roman" w:hAnsi="Times New Roman" w:cs="Times New Roman"/>
+                <w:sz w:val="24"/>
+              </w:rPr>
+            </w:pPr>
+            <w:r>
+              <w:rPr>
+                <w:rFonts w:ascii="Times New Roman" w:hAnsi="Times New Roman" w:cs="Times New Roman"/>
                 <w:color w:val="000000"/>
                 <w:sz w:val="24"/>
               </w:rPr>
@@ -3128,21 +2922,19 @@
         </w:tc>
         <w:tc>
           <w:tcPr>
-            <w:tcW w:type="dxa" w:w="1224"/>
-          </w:tcPr>
-          <w:p>
-            <w:pPr>
-              <w:spacing w:after="120" w:line="240" w:lineRule="auto"/>
-              <w:ind w:left="0" w:firstLine="0"/>
-              <w:rPr>
-                <w:rFonts w:ascii="Times New Roman" w:hAnsi="Times New Roman" w:cs="Times New Roman"/>
-                <w:sz w:val="24"/>
-              </w:rPr>
-            </w:pPr>
-            <w:r>
-              <w:rPr>
-                <w:rFonts w:ascii="Times New Roman" w:hAnsi="Times New Roman" w:cs="Times New Roman"/>
-                <w:b w:val="0"/>
+            <w:tcW w:w="1224" w:type="dxa"/>
+          </w:tcPr>
+          <w:p>
+            <w:pPr>
+              <w:spacing w:after="120" w:line="240" w:lineRule="auto"/>
+              <w:rPr>
+                <w:rFonts w:ascii="Times New Roman" w:hAnsi="Times New Roman" w:cs="Times New Roman"/>
+                <w:sz w:val="24"/>
+              </w:rPr>
+            </w:pPr>
+            <w:r>
+              <w:rPr>
+                <w:rFonts w:ascii="Times New Roman" w:hAnsi="Times New Roman" w:cs="Times New Roman"/>
                 <w:color w:val="000000"/>
                 <w:sz w:val="24"/>
               </w:rPr>
@@ -3152,21 +2944,19 @@
         </w:tc>
         <w:tc>
           <w:tcPr>
-            <w:tcW w:type="dxa" w:w="3096"/>
-          </w:tcPr>
-          <w:p>
-            <w:pPr>
-              <w:spacing w:after="120" w:line="240" w:lineRule="auto"/>
-              <w:ind w:left="0" w:firstLine="0"/>
-              <w:rPr>
-                <w:rFonts w:ascii="Times New Roman" w:hAnsi="Times New Roman" w:cs="Times New Roman"/>
-                <w:sz w:val="24"/>
-              </w:rPr>
-            </w:pPr>
-            <w:r>
-              <w:rPr>
-                <w:rFonts w:ascii="Times New Roman" w:hAnsi="Times New Roman" w:cs="Times New Roman"/>
-                <w:b w:val="0"/>
+            <w:tcW w:w="3096" w:type="dxa"/>
+          </w:tcPr>
+          <w:p>
+            <w:pPr>
+              <w:spacing w:after="120" w:line="240" w:lineRule="auto"/>
+              <w:rPr>
+                <w:rFonts w:ascii="Times New Roman" w:hAnsi="Times New Roman" w:cs="Times New Roman"/>
+                <w:sz w:val="24"/>
+              </w:rPr>
+            </w:pPr>
+            <w:r>
+              <w:rPr>
+                <w:rFonts w:ascii="Times New Roman" w:hAnsi="Times New Roman" w:cs="Times New Roman"/>
                 <w:color w:val="000000"/>
                 <w:sz w:val="24"/>
               </w:rPr>
@@ -3181,21 +2971,19 @@
         </w:trPr>
         <w:tc>
           <w:tcPr>
-            <w:tcW w:type="dxa" w:w="2304"/>
-          </w:tcPr>
-          <w:p>
-            <w:pPr>
-              <w:spacing w:after="120" w:line="240" w:lineRule="auto"/>
-              <w:ind w:left="0" w:firstLine="0"/>
-              <w:rPr>
-                <w:rFonts w:ascii="Times New Roman" w:hAnsi="Times New Roman" w:cs="Times New Roman"/>
-                <w:sz w:val="24"/>
-              </w:rPr>
-            </w:pPr>
-            <w:r>
-              <w:rPr>
-                <w:rFonts w:ascii="Times New Roman" w:hAnsi="Times New Roman" w:cs="Times New Roman"/>
-                <w:b w:val="0"/>
+            <w:tcW w:w="2304" w:type="dxa"/>
+          </w:tcPr>
+          <w:p>
+            <w:pPr>
+              <w:spacing w:after="120" w:line="240" w:lineRule="auto"/>
+              <w:rPr>
+                <w:rFonts w:ascii="Times New Roman" w:hAnsi="Times New Roman" w:cs="Times New Roman"/>
+                <w:sz w:val="24"/>
+              </w:rPr>
+            </w:pPr>
+            <w:r>
+              <w:rPr>
+                <w:rFonts w:ascii="Times New Roman" w:hAnsi="Times New Roman" w:cs="Times New Roman"/>
                 <w:color w:val="000000"/>
                 <w:sz w:val="24"/>
               </w:rPr>
@@ -3205,21 +2993,19 @@
         </w:tc>
         <w:tc>
           <w:tcPr>
-            <w:tcW w:type="dxa" w:w="1224"/>
-          </w:tcPr>
-          <w:p>
-            <w:pPr>
-              <w:spacing w:after="120" w:line="240" w:lineRule="auto"/>
-              <w:ind w:left="0" w:firstLine="0"/>
-              <w:rPr>
-                <w:rFonts w:ascii="Times New Roman" w:hAnsi="Times New Roman" w:cs="Times New Roman"/>
-                <w:sz w:val="24"/>
-              </w:rPr>
-            </w:pPr>
-            <w:r>
-              <w:rPr>
-                <w:rFonts w:ascii="Times New Roman" w:hAnsi="Times New Roman" w:cs="Times New Roman"/>
-                <w:b w:val="0"/>
+            <w:tcW w:w="1224" w:type="dxa"/>
+          </w:tcPr>
+          <w:p>
+            <w:pPr>
+              <w:spacing w:after="120" w:line="240" w:lineRule="auto"/>
+              <w:rPr>
+                <w:rFonts w:ascii="Times New Roman" w:hAnsi="Times New Roman" w:cs="Times New Roman"/>
+                <w:sz w:val="24"/>
+              </w:rPr>
+            </w:pPr>
+            <w:r>
+              <w:rPr>
+                <w:rFonts w:ascii="Times New Roman" w:hAnsi="Times New Roman" w:cs="Times New Roman"/>
                 <w:color w:val="000000"/>
                 <w:sz w:val="24"/>
               </w:rPr>
@@ -3229,21 +3015,19 @@
         </w:tc>
         <w:tc>
           <w:tcPr>
-            <w:tcW w:type="dxa" w:w="1224"/>
-          </w:tcPr>
-          <w:p>
-            <w:pPr>
-              <w:spacing w:after="120" w:line="240" w:lineRule="auto"/>
-              <w:ind w:left="0" w:firstLine="0"/>
-              <w:rPr>
-                <w:rFonts w:ascii="Times New Roman" w:hAnsi="Times New Roman" w:cs="Times New Roman"/>
-                <w:sz w:val="24"/>
-              </w:rPr>
-            </w:pPr>
-            <w:r>
-              <w:rPr>
-                <w:rFonts w:ascii="Times New Roman" w:hAnsi="Times New Roman" w:cs="Times New Roman"/>
-                <w:b w:val="0"/>
+            <w:tcW w:w="1224" w:type="dxa"/>
+          </w:tcPr>
+          <w:p>
+            <w:pPr>
+              <w:spacing w:after="120" w:line="240" w:lineRule="auto"/>
+              <w:rPr>
+                <w:rFonts w:ascii="Times New Roman" w:hAnsi="Times New Roman" w:cs="Times New Roman"/>
+                <w:sz w:val="24"/>
+              </w:rPr>
+            </w:pPr>
+            <w:r>
+              <w:rPr>
+                <w:rFonts w:ascii="Times New Roman" w:hAnsi="Times New Roman" w:cs="Times New Roman"/>
                 <w:color w:val="000000"/>
                 <w:sz w:val="24"/>
               </w:rPr>
@@ -3253,21 +3037,19 @@
         </w:tc>
         <w:tc>
           <w:tcPr>
-            <w:tcW w:type="dxa" w:w="1224"/>
-          </w:tcPr>
-          <w:p>
-            <w:pPr>
-              <w:spacing w:after="120" w:line="240" w:lineRule="auto"/>
-              <w:ind w:left="0" w:firstLine="0"/>
-              <w:rPr>
-                <w:rFonts w:ascii="Times New Roman" w:hAnsi="Times New Roman" w:cs="Times New Roman"/>
-                <w:sz w:val="24"/>
-              </w:rPr>
-            </w:pPr>
-            <w:r>
-              <w:rPr>
-                <w:rFonts w:ascii="Times New Roman" w:hAnsi="Times New Roman" w:cs="Times New Roman"/>
-                <w:b w:val="0"/>
+            <w:tcW w:w="1224" w:type="dxa"/>
+          </w:tcPr>
+          <w:p>
+            <w:pPr>
+              <w:spacing w:after="120" w:line="240" w:lineRule="auto"/>
+              <w:rPr>
+                <w:rFonts w:ascii="Times New Roman" w:hAnsi="Times New Roman" w:cs="Times New Roman"/>
+                <w:sz w:val="24"/>
+              </w:rPr>
+            </w:pPr>
+            <w:r>
+              <w:rPr>
+                <w:rFonts w:ascii="Times New Roman" w:hAnsi="Times New Roman" w:cs="Times New Roman"/>
                 <w:color w:val="000000"/>
                 <w:sz w:val="24"/>
               </w:rPr>
@@ -3277,21 +3059,19 @@
         </w:tc>
         <w:tc>
           <w:tcPr>
-            <w:tcW w:type="dxa" w:w="3096"/>
-          </w:tcPr>
-          <w:p>
-            <w:pPr>
-              <w:spacing w:after="120" w:line="240" w:lineRule="auto"/>
-              <w:ind w:left="0" w:firstLine="0"/>
-              <w:rPr>
-                <w:rFonts w:ascii="Times New Roman" w:hAnsi="Times New Roman" w:cs="Times New Roman"/>
-                <w:sz w:val="24"/>
-              </w:rPr>
-            </w:pPr>
-            <w:r>
-              <w:rPr>
-                <w:rFonts w:ascii="Times New Roman" w:hAnsi="Times New Roman" w:cs="Times New Roman"/>
-                <w:b w:val="0"/>
+            <w:tcW w:w="3096" w:type="dxa"/>
+          </w:tcPr>
+          <w:p>
+            <w:pPr>
+              <w:spacing w:after="120" w:line="240" w:lineRule="auto"/>
+              <w:rPr>
+                <w:rFonts w:ascii="Times New Roman" w:hAnsi="Times New Roman" w:cs="Times New Roman"/>
+                <w:sz w:val="24"/>
+              </w:rPr>
+            </w:pPr>
+            <w:r>
+              <w:rPr>
+                <w:rFonts w:ascii="Times New Roman" w:hAnsi="Times New Roman" w:cs="Times New Roman"/>
                 <w:color w:val="000000"/>
                 <w:sz w:val="24"/>
               </w:rPr>
@@ -3306,21 +3086,19 @@
         </w:trPr>
         <w:tc>
           <w:tcPr>
-            <w:tcW w:type="dxa" w:w="2304"/>
-          </w:tcPr>
-          <w:p>
-            <w:pPr>
-              <w:spacing w:after="120" w:line="240" w:lineRule="auto"/>
-              <w:ind w:left="0" w:firstLine="0"/>
-              <w:rPr>
-                <w:rFonts w:ascii="Times New Roman" w:hAnsi="Times New Roman" w:cs="Times New Roman"/>
-                <w:sz w:val="24"/>
-              </w:rPr>
-            </w:pPr>
-            <w:r>
-              <w:rPr>
-                <w:rFonts w:ascii="Times New Roman" w:hAnsi="Times New Roman" w:cs="Times New Roman"/>
-                <w:b w:val="0"/>
+            <w:tcW w:w="2304" w:type="dxa"/>
+          </w:tcPr>
+          <w:p>
+            <w:pPr>
+              <w:spacing w:after="120" w:line="240" w:lineRule="auto"/>
+              <w:rPr>
+                <w:rFonts w:ascii="Times New Roman" w:hAnsi="Times New Roman" w:cs="Times New Roman"/>
+                <w:sz w:val="24"/>
+              </w:rPr>
+            </w:pPr>
+            <w:r>
+              <w:rPr>
+                <w:rFonts w:ascii="Times New Roman" w:hAnsi="Times New Roman" w:cs="Times New Roman"/>
                 <w:color w:val="000000"/>
                 <w:sz w:val="24"/>
               </w:rPr>
@@ -3330,21 +3108,19 @@
         </w:tc>
         <w:tc>
           <w:tcPr>
-            <w:tcW w:type="dxa" w:w="1224"/>
-          </w:tcPr>
-          <w:p>
-            <w:pPr>
-              <w:spacing w:after="120" w:line="240" w:lineRule="auto"/>
-              <w:ind w:left="0" w:firstLine="0"/>
-              <w:rPr>
-                <w:rFonts w:ascii="Times New Roman" w:hAnsi="Times New Roman" w:cs="Times New Roman"/>
-                <w:sz w:val="24"/>
-              </w:rPr>
-            </w:pPr>
-            <w:r>
-              <w:rPr>
-                <w:rFonts w:ascii="Times New Roman" w:hAnsi="Times New Roman" w:cs="Times New Roman"/>
-                <w:b w:val="0"/>
+            <w:tcW w:w="1224" w:type="dxa"/>
+          </w:tcPr>
+          <w:p>
+            <w:pPr>
+              <w:spacing w:after="120" w:line="240" w:lineRule="auto"/>
+              <w:rPr>
+                <w:rFonts w:ascii="Times New Roman" w:hAnsi="Times New Roman" w:cs="Times New Roman"/>
+                <w:sz w:val="24"/>
+              </w:rPr>
+            </w:pPr>
+            <w:r>
+              <w:rPr>
+                <w:rFonts w:ascii="Times New Roman" w:hAnsi="Times New Roman" w:cs="Times New Roman"/>
                 <w:color w:val="000000"/>
                 <w:sz w:val="24"/>
               </w:rPr>
@@ -3354,21 +3130,19 @@
         </w:tc>
         <w:tc>
           <w:tcPr>
-            <w:tcW w:type="dxa" w:w="1224"/>
-          </w:tcPr>
-          <w:p>
-            <w:pPr>
-              <w:spacing w:after="120" w:line="240" w:lineRule="auto"/>
-              <w:ind w:left="0" w:firstLine="0"/>
-              <w:rPr>
-                <w:rFonts w:ascii="Times New Roman" w:hAnsi="Times New Roman" w:cs="Times New Roman"/>
-                <w:sz w:val="24"/>
-              </w:rPr>
-            </w:pPr>
-            <w:r>
-              <w:rPr>
-                <w:rFonts w:ascii="Times New Roman" w:hAnsi="Times New Roman" w:cs="Times New Roman"/>
-                <w:b w:val="0"/>
+            <w:tcW w:w="1224" w:type="dxa"/>
+          </w:tcPr>
+          <w:p>
+            <w:pPr>
+              <w:spacing w:after="120" w:line="240" w:lineRule="auto"/>
+              <w:rPr>
+                <w:rFonts w:ascii="Times New Roman" w:hAnsi="Times New Roman" w:cs="Times New Roman"/>
+                <w:sz w:val="24"/>
+              </w:rPr>
+            </w:pPr>
+            <w:r>
+              <w:rPr>
+                <w:rFonts w:ascii="Times New Roman" w:hAnsi="Times New Roman" w:cs="Times New Roman"/>
                 <w:color w:val="000000"/>
                 <w:sz w:val="24"/>
               </w:rPr>
@@ -3378,21 +3152,19 @@
         </w:tc>
         <w:tc>
           <w:tcPr>
-            <w:tcW w:type="dxa" w:w="1224"/>
-          </w:tcPr>
-          <w:p>
-            <w:pPr>
-              <w:spacing w:after="120" w:line="240" w:lineRule="auto"/>
-              <w:ind w:left="0" w:firstLine="0"/>
-              <w:rPr>
-                <w:rFonts w:ascii="Times New Roman" w:hAnsi="Times New Roman" w:cs="Times New Roman"/>
-                <w:sz w:val="24"/>
-              </w:rPr>
-            </w:pPr>
-            <w:r>
-              <w:rPr>
-                <w:rFonts w:ascii="Times New Roman" w:hAnsi="Times New Roman" w:cs="Times New Roman"/>
-                <w:b w:val="0"/>
+            <w:tcW w:w="1224" w:type="dxa"/>
+          </w:tcPr>
+          <w:p>
+            <w:pPr>
+              <w:spacing w:after="120" w:line="240" w:lineRule="auto"/>
+              <w:rPr>
+                <w:rFonts w:ascii="Times New Roman" w:hAnsi="Times New Roman" w:cs="Times New Roman"/>
+                <w:sz w:val="24"/>
+              </w:rPr>
+            </w:pPr>
+            <w:r>
+              <w:rPr>
+                <w:rFonts w:ascii="Times New Roman" w:hAnsi="Times New Roman" w:cs="Times New Roman"/>
                 <w:color w:val="000000"/>
                 <w:sz w:val="24"/>
               </w:rPr>
@@ -3402,21 +3174,19 @@
         </w:tc>
         <w:tc>
           <w:tcPr>
-            <w:tcW w:type="dxa" w:w="3096"/>
-          </w:tcPr>
-          <w:p>
-            <w:pPr>
-              <w:spacing w:after="120" w:line="240" w:lineRule="auto"/>
-              <w:ind w:left="0" w:firstLine="0"/>
-              <w:rPr>
-                <w:rFonts w:ascii="Times New Roman" w:hAnsi="Times New Roman" w:cs="Times New Roman"/>
-                <w:sz w:val="24"/>
-              </w:rPr>
-            </w:pPr>
-            <w:r>
-              <w:rPr>
-                <w:rFonts w:ascii="Times New Roman" w:hAnsi="Times New Roman" w:cs="Times New Roman"/>
-                <w:b w:val="0"/>
+            <w:tcW w:w="3096" w:type="dxa"/>
+          </w:tcPr>
+          <w:p>
+            <w:pPr>
+              <w:spacing w:after="120" w:line="240" w:lineRule="auto"/>
+              <w:rPr>
+                <w:rFonts w:ascii="Times New Roman" w:hAnsi="Times New Roman" w:cs="Times New Roman"/>
+                <w:sz w:val="24"/>
+              </w:rPr>
+            </w:pPr>
+            <w:r>
+              <w:rPr>
+                <w:rFonts w:ascii="Times New Roman" w:hAnsi="Times New Roman" w:cs="Times New Roman"/>
                 <w:color w:val="000000"/>
                 <w:sz w:val="24"/>
               </w:rPr>
@@ -3431,21 +3201,19 @@
         </w:trPr>
         <w:tc>
           <w:tcPr>
-            <w:tcW w:type="dxa" w:w="2304"/>
-          </w:tcPr>
-          <w:p>
-            <w:pPr>
-              <w:spacing w:after="120" w:line="240" w:lineRule="auto"/>
-              <w:ind w:left="0" w:firstLine="0"/>
-              <w:rPr>
-                <w:rFonts w:ascii="Times New Roman" w:hAnsi="Times New Roman" w:cs="Times New Roman"/>
-                <w:sz w:val="24"/>
-              </w:rPr>
-            </w:pPr>
-            <w:r>
-              <w:rPr>
-                <w:rFonts w:ascii="Times New Roman" w:hAnsi="Times New Roman" w:cs="Times New Roman"/>
-                <w:b w:val="0"/>
+            <w:tcW w:w="2304" w:type="dxa"/>
+          </w:tcPr>
+          <w:p>
+            <w:pPr>
+              <w:spacing w:after="120" w:line="240" w:lineRule="auto"/>
+              <w:rPr>
+                <w:rFonts w:ascii="Times New Roman" w:hAnsi="Times New Roman" w:cs="Times New Roman"/>
+                <w:sz w:val="24"/>
+              </w:rPr>
+            </w:pPr>
+            <w:r>
+              <w:rPr>
+                <w:rFonts w:ascii="Times New Roman" w:hAnsi="Times New Roman" w:cs="Times New Roman"/>
                 <w:color w:val="000000"/>
                 <w:sz w:val="24"/>
               </w:rPr>
@@ -3455,21 +3223,19 @@
         </w:tc>
         <w:tc>
           <w:tcPr>
-            <w:tcW w:type="dxa" w:w="1224"/>
-          </w:tcPr>
-          <w:p>
-            <w:pPr>
-              <w:spacing w:after="120" w:line="240" w:lineRule="auto"/>
-              <w:ind w:left="0" w:firstLine="0"/>
-              <w:rPr>
-                <w:rFonts w:ascii="Times New Roman" w:hAnsi="Times New Roman" w:cs="Times New Roman"/>
-                <w:sz w:val="24"/>
-              </w:rPr>
-            </w:pPr>
-            <w:r>
-              <w:rPr>
-                <w:rFonts w:ascii="Times New Roman" w:hAnsi="Times New Roman" w:cs="Times New Roman"/>
-                <w:b w:val="0"/>
+            <w:tcW w:w="1224" w:type="dxa"/>
+          </w:tcPr>
+          <w:p>
+            <w:pPr>
+              <w:spacing w:after="120" w:line="240" w:lineRule="auto"/>
+              <w:rPr>
+                <w:rFonts w:ascii="Times New Roman" w:hAnsi="Times New Roman" w:cs="Times New Roman"/>
+                <w:sz w:val="24"/>
+              </w:rPr>
+            </w:pPr>
+            <w:r>
+              <w:rPr>
+                <w:rFonts w:ascii="Times New Roman" w:hAnsi="Times New Roman" w:cs="Times New Roman"/>
                 <w:color w:val="000000"/>
                 <w:sz w:val="24"/>
               </w:rPr>
@@ -3479,21 +3245,19 @@
         </w:tc>
         <w:tc>
           <w:tcPr>
-            <w:tcW w:type="dxa" w:w="1224"/>
-          </w:tcPr>
-          <w:p>
-            <w:pPr>
-              <w:spacing w:after="120" w:line="240" w:lineRule="auto"/>
-              <w:ind w:left="0" w:firstLine="0"/>
-              <w:rPr>
-                <w:rFonts w:ascii="Times New Roman" w:hAnsi="Times New Roman" w:cs="Times New Roman"/>
-                <w:sz w:val="24"/>
-              </w:rPr>
-            </w:pPr>
-            <w:r>
-              <w:rPr>
-                <w:rFonts w:ascii="Times New Roman" w:hAnsi="Times New Roman" w:cs="Times New Roman"/>
-                <w:b w:val="0"/>
+            <w:tcW w:w="1224" w:type="dxa"/>
+          </w:tcPr>
+          <w:p>
+            <w:pPr>
+              <w:spacing w:after="120" w:line="240" w:lineRule="auto"/>
+              <w:rPr>
+                <w:rFonts w:ascii="Times New Roman" w:hAnsi="Times New Roman" w:cs="Times New Roman"/>
+                <w:sz w:val="24"/>
+              </w:rPr>
+            </w:pPr>
+            <w:r>
+              <w:rPr>
+                <w:rFonts w:ascii="Times New Roman" w:hAnsi="Times New Roman" w:cs="Times New Roman"/>
                 <w:color w:val="000000"/>
                 <w:sz w:val="24"/>
               </w:rPr>
@@ -3503,21 +3267,19 @@
         </w:tc>
         <w:tc>
           <w:tcPr>
-            <w:tcW w:type="dxa" w:w="1224"/>
-          </w:tcPr>
-          <w:p>
-            <w:pPr>
-              <w:spacing w:after="120" w:line="240" w:lineRule="auto"/>
-              <w:ind w:left="0" w:firstLine="0"/>
-              <w:rPr>
-                <w:rFonts w:ascii="Times New Roman" w:hAnsi="Times New Roman" w:cs="Times New Roman"/>
-                <w:sz w:val="24"/>
-              </w:rPr>
-            </w:pPr>
-            <w:r>
-              <w:rPr>
-                <w:rFonts w:ascii="Times New Roman" w:hAnsi="Times New Roman" w:cs="Times New Roman"/>
-                <w:b w:val="0"/>
+            <w:tcW w:w="1224" w:type="dxa"/>
+          </w:tcPr>
+          <w:p>
+            <w:pPr>
+              <w:spacing w:after="120" w:line="240" w:lineRule="auto"/>
+              <w:rPr>
+                <w:rFonts w:ascii="Times New Roman" w:hAnsi="Times New Roman" w:cs="Times New Roman"/>
+                <w:sz w:val="24"/>
+              </w:rPr>
+            </w:pPr>
+            <w:r>
+              <w:rPr>
+                <w:rFonts w:ascii="Times New Roman" w:hAnsi="Times New Roman" w:cs="Times New Roman"/>
                 <w:color w:val="000000"/>
                 <w:sz w:val="24"/>
               </w:rPr>
@@ -3527,21 +3289,19 @@
         </w:tc>
         <w:tc>
           <w:tcPr>
-            <w:tcW w:type="dxa" w:w="3096"/>
-          </w:tcPr>
-          <w:p>
-            <w:pPr>
-              <w:spacing w:after="120" w:line="240" w:lineRule="auto"/>
-              <w:ind w:left="0" w:firstLine="0"/>
-              <w:rPr>
-                <w:rFonts w:ascii="Times New Roman" w:hAnsi="Times New Roman" w:cs="Times New Roman"/>
-                <w:sz w:val="24"/>
-              </w:rPr>
-            </w:pPr>
-            <w:r>
-              <w:rPr>
-                <w:rFonts w:ascii="Times New Roman" w:hAnsi="Times New Roman" w:cs="Times New Roman"/>
-                <w:b w:val="0"/>
+            <w:tcW w:w="3096" w:type="dxa"/>
+          </w:tcPr>
+          <w:p>
+            <w:pPr>
+              <w:spacing w:after="120" w:line="240" w:lineRule="auto"/>
+              <w:rPr>
+                <w:rFonts w:ascii="Times New Roman" w:hAnsi="Times New Roman" w:cs="Times New Roman"/>
+                <w:sz w:val="24"/>
+              </w:rPr>
+            </w:pPr>
+            <w:r>
+              <w:rPr>
+                <w:rFonts w:ascii="Times New Roman" w:hAnsi="Times New Roman" w:cs="Times New Roman"/>
                 <w:color w:val="000000"/>
                 <w:sz w:val="24"/>
               </w:rPr>
@@ -3562,7 +3322,6 @@
       <w:r>
         <w:rPr>
           <w:rFonts w:ascii="Times New Roman" w:hAnsi="Times New Roman" w:cs="Times New Roman"/>
-          <w:b w:val="0"/>
           <w:color w:val="000000"/>
           <w:sz w:val="24"/>
         </w:rPr>
@@ -3589,17 +3348,17 @@
     </w:p>
     <w:tbl>
       <w:tblPr>
-        <w:tblW w:type="auto" w:w="0"/>
+        <w:tblW w:w="0" w:type="auto"/>
+        <w:tblBorders>
+          <w:top w:val="single" w:sz="4" w:space="0" w:color="000000"/>
+          <w:left w:val="single" w:sz="4" w:space="0" w:color="000000"/>
+          <w:bottom w:val="single" w:sz="4" w:space="0" w:color="000000"/>
+          <w:right w:val="single" w:sz="4" w:space="0" w:color="000000"/>
+          <w:insideH w:val="single" w:sz="4" w:space="0" w:color="000000"/>
+          <w:insideV w:val="single" w:sz="4" w:space="0" w:color="000000"/>
+        </w:tblBorders>
         <w:tblLayout w:type="fixed"/>
-        <w:tblLook w:firstColumn="1" w:firstRow="1" w:lastColumn="0" w:lastRow="0" w:noHBand="0" w:noVBand="1" w:val="04A0"/>
-        <w:tblBorders>
-          <w:top w:val="single" w:sz="4" w:color="000000"/>
-          <w:left w:val="single" w:sz="4" w:color="000000"/>
-          <w:bottom w:val="single" w:sz="4" w:color="000000"/>
-          <w:right w:val="single" w:sz="4" w:color="000000"/>
-          <w:insideH w:val="single" w:sz="4" w:color="000000"/>
-          <w:insideV w:val="single" w:sz="4" w:color="000000"/>
-        </w:tblBorders>
+        <w:tblLook w:val="04A0" w:firstRow="1" w:lastRow="0" w:firstColumn="1" w:lastColumn="0" w:noHBand="0" w:noVBand="1"/>
       </w:tblPr>
       <w:tblGrid>
         <w:gridCol w:w="1872"/>
@@ -3615,12 +3374,11 @@
         </w:trPr>
         <w:tc>
           <w:tcPr>
-            <w:tcW w:type="dxa" w:w="1872"/>
-          </w:tcPr>
-          <w:p>
-            <w:pPr>
-              <w:spacing w:after="120" w:line="240" w:lineRule="auto"/>
-              <w:ind w:left="0" w:firstLine="0"/>
+            <w:tcW w:w="1872" w:type="dxa"/>
+          </w:tcPr>
+          <w:p>
+            <w:pPr>
+              <w:spacing w:after="120" w:line="240" w:lineRule="auto"/>
               <w:rPr>
                 <w:rFonts w:ascii="Times New Roman" w:hAnsi="Times New Roman" w:cs="Times New Roman"/>
                 <w:sz w:val="24"/>
@@ -3639,12 +3397,11 @@
         </w:tc>
         <w:tc>
           <w:tcPr>
-            <w:tcW w:type="dxa" w:w="2448"/>
-          </w:tcPr>
-          <w:p>
-            <w:pPr>
-              <w:spacing w:after="120" w:line="240" w:lineRule="auto"/>
-              <w:ind w:left="0" w:firstLine="0"/>
+            <w:tcW w:w="2448" w:type="dxa"/>
+          </w:tcPr>
+          <w:p>
+            <w:pPr>
+              <w:spacing w:after="120" w:line="240" w:lineRule="auto"/>
               <w:rPr>
                 <w:rFonts w:ascii="Times New Roman" w:hAnsi="Times New Roman" w:cs="Times New Roman"/>
                 <w:sz w:val="24"/>
@@ -3663,12 +3420,11 @@
         </w:tc>
         <w:tc>
           <w:tcPr>
-            <w:tcW w:type="dxa" w:w="1080"/>
-          </w:tcPr>
-          <w:p>
-            <w:pPr>
-              <w:spacing w:after="120" w:line="240" w:lineRule="auto"/>
-              <w:ind w:left="0" w:firstLine="0"/>
+            <w:tcW w:w="1080" w:type="dxa"/>
+          </w:tcPr>
+          <w:p>
+            <w:pPr>
+              <w:spacing w:after="120" w:line="240" w:lineRule="auto"/>
               <w:rPr>
                 <w:rFonts w:ascii="Times New Roman" w:hAnsi="Times New Roman" w:cs="Times New Roman"/>
                 <w:sz w:val="24"/>
@@ -3687,12 +3443,11 @@
         </w:tc>
         <w:tc>
           <w:tcPr>
-            <w:tcW w:type="dxa" w:w="1224"/>
-          </w:tcPr>
-          <w:p>
-            <w:pPr>
-              <w:spacing w:after="120" w:line="240" w:lineRule="auto"/>
-              <w:ind w:left="0" w:firstLine="0"/>
+            <w:tcW w:w="1224" w:type="dxa"/>
+          </w:tcPr>
+          <w:p>
+            <w:pPr>
+              <w:spacing w:after="120" w:line="240" w:lineRule="auto"/>
               <w:rPr>
                 <w:rFonts w:ascii="Times New Roman" w:hAnsi="Times New Roman" w:cs="Times New Roman"/>
                 <w:sz w:val="24"/>
@@ -3711,12 +3466,11 @@
         </w:tc>
         <w:tc>
           <w:tcPr>
-            <w:tcW w:type="dxa" w:w="2448"/>
-          </w:tcPr>
-          <w:p>
-            <w:pPr>
-              <w:spacing w:after="120" w:line="240" w:lineRule="auto"/>
-              <w:ind w:left="0" w:firstLine="0"/>
+            <w:tcW w:w="2448" w:type="dxa"/>
+          </w:tcPr>
+          <w:p>
+            <w:pPr>
+              <w:spacing w:after="120" w:line="240" w:lineRule="auto"/>
               <w:rPr>
                 <w:rFonts w:ascii="Times New Roman" w:hAnsi="Times New Roman" w:cs="Times New Roman"/>
                 <w:sz w:val="24"/>
@@ -3740,21 +3494,19 @@
         </w:trPr>
         <w:tc>
           <w:tcPr>
-            <w:tcW w:type="dxa" w:w="1872"/>
-          </w:tcPr>
-          <w:p>
-            <w:pPr>
-              <w:spacing w:after="120" w:line="240" w:lineRule="auto"/>
-              <w:ind w:left="0" w:firstLine="0"/>
-              <w:rPr>
-                <w:rFonts w:ascii="Times New Roman" w:hAnsi="Times New Roman" w:cs="Times New Roman"/>
-                <w:sz w:val="24"/>
-              </w:rPr>
-            </w:pPr>
-            <w:r>
-              <w:rPr>
-                <w:rFonts w:ascii="Times New Roman" w:hAnsi="Times New Roman" w:cs="Times New Roman"/>
-                <w:b w:val="0"/>
+            <w:tcW w:w="1872" w:type="dxa"/>
+          </w:tcPr>
+          <w:p>
+            <w:pPr>
+              <w:spacing w:after="120" w:line="240" w:lineRule="auto"/>
+              <w:rPr>
+                <w:rFonts w:ascii="Times New Roman" w:hAnsi="Times New Roman" w:cs="Times New Roman"/>
+                <w:sz w:val="24"/>
+              </w:rPr>
+            </w:pPr>
+            <w:r>
+              <w:rPr>
+                <w:rFonts w:ascii="Times New Roman" w:hAnsi="Times New Roman" w:cs="Times New Roman"/>
                 <w:color w:val="000000"/>
                 <w:sz w:val="24"/>
               </w:rPr>
@@ -3764,21 +3516,19 @@
         </w:tc>
         <w:tc>
           <w:tcPr>
-            <w:tcW w:type="dxa" w:w="2448"/>
-          </w:tcPr>
-          <w:p>
-            <w:pPr>
-              <w:spacing w:after="120" w:line="240" w:lineRule="auto"/>
-              <w:ind w:left="0" w:firstLine="0"/>
-              <w:rPr>
-                <w:rFonts w:ascii="Times New Roman" w:hAnsi="Times New Roman" w:cs="Times New Roman"/>
-                <w:sz w:val="24"/>
-              </w:rPr>
-            </w:pPr>
-            <w:r>
-              <w:rPr>
-                <w:rFonts w:ascii="Times New Roman" w:hAnsi="Times New Roman" w:cs="Times New Roman"/>
-                <w:b w:val="0"/>
+            <w:tcW w:w="2448" w:type="dxa"/>
+          </w:tcPr>
+          <w:p>
+            <w:pPr>
+              <w:spacing w:after="120" w:line="240" w:lineRule="auto"/>
+              <w:rPr>
+                <w:rFonts w:ascii="Times New Roman" w:hAnsi="Times New Roman" w:cs="Times New Roman"/>
+                <w:sz w:val="24"/>
+              </w:rPr>
+            </w:pPr>
+            <w:r>
+              <w:rPr>
+                <w:rFonts w:ascii="Times New Roman" w:hAnsi="Times New Roman" w:cs="Times New Roman"/>
                 <w:color w:val="000000"/>
                 <w:sz w:val="24"/>
               </w:rPr>
@@ -3788,21 +3538,19 @@
         </w:tc>
         <w:tc>
           <w:tcPr>
-            <w:tcW w:type="dxa" w:w="1080"/>
-          </w:tcPr>
-          <w:p>
-            <w:pPr>
-              <w:spacing w:after="120" w:line="240" w:lineRule="auto"/>
-              <w:ind w:left="0" w:firstLine="0"/>
-              <w:rPr>
-                <w:rFonts w:ascii="Times New Roman" w:hAnsi="Times New Roman" w:cs="Times New Roman"/>
-                <w:sz w:val="24"/>
-              </w:rPr>
-            </w:pPr>
-            <w:r>
-              <w:rPr>
-                <w:rFonts w:ascii="Times New Roman" w:hAnsi="Times New Roman" w:cs="Times New Roman"/>
-                <w:b w:val="0"/>
+            <w:tcW w:w="1080" w:type="dxa"/>
+          </w:tcPr>
+          <w:p>
+            <w:pPr>
+              <w:spacing w:after="120" w:line="240" w:lineRule="auto"/>
+              <w:rPr>
+                <w:rFonts w:ascii="Times New Roman" w:hAnsi="Times New Roman" w:cs="Times New Roman"/>
+                <w:sz w:val="24"/>
+              </w:rPr>
+            </w:pPr>
+            <w:r>
+              <w:rPr>
+                <w:rFonts w:ascii="Times New Roman" w:hAnsi="Times New Roman" w:cs="Times New Roman"/>
                 <w:color w:val="000000"/>
                 <w:sz w:val="24"/>
               </w:rPr>
@@ -3812,21 +3560,19 @@
         </w:tc>
         <w:tc>
           <w:tcPr>
-            <w:tcW w:type="dxa" w:w="1224"/>
-          </w:tcPr>
-          <w:p>
-            <w:pPr>
-              <w:spacing w:after="120" w:line="240" w:lineRule="auto"/>
-              <w:ind w:left="0" w:firstLine="0"/>
-              <w:rPr>
-                <w:rFonts w:ascii="Times New Roman" w:hAnsi="Times New Roman" w:cs="Times New Roman"/>
-                <w:sz w:val="24"/>
-              </w:rPr>
-            </w:pPr>
-            <w:r>
-              <w:rPr>
-                <w:rFonts w:ascii="Times New Roman" w:hAnsi="Times New Roman" w:cs="Times New Roman"/>
-                <w:b w:val="0"/>
+            <w:tcW w:w="1224" w:type="dxa"/>
+          </w:tcPr>
+          <w:p>
+            <w:pPr>
+              <w:spacing w:after="120" w:line="240" w:lineRule="auto"/>
+              <w:rPr>
+                <w:rFonts w:ascii="Times New Roman" w:hAnsi="Times New Roman" w:cs="Times New Roman"/>
+                <w:sz w:val="24"/>
+              </w:rPr>
+            </w:pPr>
+            <w:r>
+              <w:rPr>
+                <w:rFonts w:ascii="Times New Roman" w:hAnsi="Times New Roman" w:cs="Times New Roman"/>
                 <w:color w:val="000000"/>
                 <w:sz w:val="24"/>
               </w:rPr>
@@ -3836,21 +3582,19 @@
         </w:tc>
         <w:tc>
           <w:tcPr>
-            <w:tcW w:type="dxa" w:w="2448"/>
-          </w:tcPr>
-          <w:p>
-            <w:pPr>
-              <w:spacing w:after="120" w:line="240" w:lineRule="auto"/>
-              <w:ind w:left="0" w:firstLine="0"/>
-              <w:rPr>
-                <w:rFonts w:ascii="Times New Roman" w:hAnsi="Times New Roman" w:cs="Times New Roman"/>
-                <w:sz w:val="24"/>
-              </w:rPr>
-            </w:pPr>
-            <w:r>
-              <w:rPr>
-                <w:rFonts w:ascii="Times New Roman" w:hAnsi="Times New Roman" w:cs="Times New Roman"/>
-                <w:b w:val="0"/>
+            <w:tcW w:w="2448" w:type="dxa"/>
+          </w:tcPr>
+          <w:p>
+            <w:pPr>
+              <w:spacing w:after="120" w:line="240" w:lineRule="auto"/>
+              <w:rPr>
+                <w:rFonts w:ascii="Times New Roman" w:hAnsi="Times New Roman" w:cs="Times New Roman"/>
+                <w:sz w:val="24"/>
+              </w:rPr>
+            </w:pPr>
+            <w:r>
+              <w:rPr>
+                <w:rFonts w:ascii="Times New Roman" w:hAnsi="Times New Roman" w:cs="Times New Roman"/>
                 <w:color w:val="000000"/>
                 <w:sz w:val="24"/>
               </w:rPr>
@@ -3865,21 +3609,19 @@
         </w:trPr>
         <w:tc>
           <w:tcPr>
-            <w:tcW w:type="dxa" w:w="1872"/>
-          </w:tcPr>
-          <w:p>
-            <w:pPr>
-              <w:spacing w:after="120" w:line="240" w:lineRule="auto"/>
-              <w:ind w:left="0" w:firstLine="0"/>
-              <w:rPr>
-                <w:rFonts w:ascii="Times New Roman" w:hAnsi="Times New Roman" w:cs="Times New Roman"/>
-                <w:sz w:val="24"/>
-              </w:rPr>
-            </w:pPr>
-            <w:r>
-              <w:rPr>
-                <w:rFonts w:ascii="Times New Roman" w:hAnsi="Times New Roman" w:cs="Times New Roman"/>
-                <w:b w:val="0"/>
+            <w:tcW w:w="1872" w:type="dxa"/>
+          </w:tcPr>
+          <w:p>
+            <w:pPr>
+              <w:spacing w:after="120" w:line="240" w:lineRule="auto"/>
+              <w:rPr>
+                <w:rFonts w:ascii="Times New Roman" w:hAnsi="Times New Roman" w:cs="Times New Roman"/>
+                <w:sz w:val="24"/>
+              </w:rPr>
+            </w:pPr>
+            <w:r>
+              <w:rPr>
+                <w:rFonts w:ascii="Times New Roman" w:hAnsi="Times New Roman" w:cs="Times New Roman"/>
                 <w:color w:val="000000"/>
                 <w:sz w:val="24"/>
               </w:rPr>
@@ -3889,21 +3631,19 @@
         </w:tc>
         <w:tc>
           <w:tcPr>
-            <w:tcW w:type="dxa" w:w="2448"/>
-          </w:tcPr>
-          <w:p>
-            <w:pPr>
-              <w:spacing w:after="120" w:line="240" w:lineRule="auto"/>
-              <w:ind w:left="0" w:firstLine="0"/>
-              <w:rPr>
-                <w:rFonts w:ascii="Times New Roman" w:hAnsi="Times New Roman" w:cs="Times New Roman"/>
-                <w:sz w:val="24"/>
-              </w:rPr>
-            </w:pPr>
-            <w:r>
-              <w:rPr>
-                <w:rFonts w:ascii="Times New Roman" w:hAnsi="Times New Roman" w:cs="Times New Roman"/>
-                <w:b w:val="0"/>
+            <w:tcW w:w="2448" w:type="dxa"/>
+          </w:tcPr>
+          <w:p>
+            <w:pPr>
+              <w:spacing w:after="120" w:line="240" w:lineRule="auto"/>
+              <w:rPr>
+                <w:rFonts w:ascii="Times New Roman" w:hAnsi="Times New Roman" w:cs="Times New Roman"/>
+                <w:sz w:val="24"/>
+              </w:rPr>
+            </w:pPr>
+            <w:r>
+              <w:rPr>
+                <w:rFonts w:ascii="Times New Roman" w:hAnsi="Times New Roman" w:cs="Times New Roman"/>
                 <w:color w:val="000000"/>
                 <w:sz w:val="24"/>
               </w:rPr>
@@ -3913,21 +3653,19 @@
         </w:tc>
         <w:tc>
           <w:tcPr>
-            <w:tcW w:type="dxa" w:w="1080"/>
-          </w:tcPr>
-          <w:p>
-            <w:pPr>
-              <w:spacing w:after="120" w:line="240" w:lineRule="auto"/>
-              <w:ind w:left="0" w:firstLine="0"/>
-              <w:rPr>
-                <w:rFonts w:ascii="Times New Roman" w:hAnsi="Times New Roman" w:cs="Times New Roman"/>
-                <w:sz w:val="24"/>
-              </w:rPr>
-            </w:pPr>
-            <w:r>
-              <w:rPr>
-                <w:rFonts w:ascii="Times New Roman" w:hAnsi="Times New Roman" w:cs="Times New Roman"/>
-                <w:b w:val="0"/>
+            <w:tcW w:w="1080" w:type="dxa"/>
+          </w:tcPr>
+          <w:p>
+            <w:pPr>
+              <w:spacing w:after="120" w:line="240" w:lineRule="auto"/>
+              <w:rPr>
+                <w:rFonts w:ascii="Times New Roman" w:hAnsi="Times New Roman" w:cs="Times New Roman"/>
+                <w:sz w:val="24"/>
+              </w:rPr>
+            </w:pPr>
+            <w:r>
+              <w:rPr>
+                <w:rFonts w:ascii="Times New Roman" w:hAnsi="Times New Roman" w:cs="Times New Roman"/>
                 <w:color w:val="000000"/>
                 <w:sz w:val="24"/>
               </w:rPr>
@@ -3937,21 +3675,19 @@
         </w:tc>
         <w:tc>
           <w:tcPr>
-            <w:tcW w:type="dxa" w:w="1224"/>
-          </w:tcPr>
-          <w:p>
-            <w:pPr>
-              <w:spacing w:after="120" w:line="240" w:lineRule="auto"/>
-              <w:ind w:left="0" w:firstLine="0"/>
-              <w:rPr>
-                <w:rFonts w:ascii="Times New Roman" w:hAnsi="Times New Roman" w:cs="Times New Roman"/>
-                <w:sz w:val="24"/>
-              </w:rPr>
-            </w:pPr>
-            <w:r>
-              <w:rPr>
-                <w:rFonts w:ascii="Times New Roman" w:hAnsi="Times New Roman" w:cs="Times New Roman"/>
-                <w:b w:val="0"/>
+            <w:tcW w:w="1224" w:type="dxa"/>
+          </w:tcPr>
+          <w:p>
+            <w:pPr>
+              <w:spacing w:after="120" w:line="240" w:lineRule="auto"/>
+              <w:rPr>
+                <w:rFonts w:ascii="Times New Roman" w:hAnsi="Times New Roman" w:cs="Times New Roman"/>
+                <w:sz w:val="24"/>
+              </w:rPr>
+            </w:pPr>
+            <w:r>
+              <w:rPr>
+                <w:rFonts w:ascii="Times New Roman" w:hAnsi="Times New Roman" w:cs="Times New Roman"/>
                 <w:color w:val="000000"/>
                 <w:sz w:val="24"/>
               </w:rPr>
@@ -3961,21 +3697,19 @@
         </w:tc>
         <w:tc>
           <w:tcPr>
-            <w:tcW w:type="dxa" w:w="2448"/>
-          </w:tcPr>
-          <w:p>
-            <w:pPr>
-              <w:spacing w:after="120" w:line="240" w:lineRule="auto"/>
-              <w:ind w:left="0" w:firstLine="0"/>
-              <w:rPr>
-                <w:rFonts w:ascii="Times New Roman" w:hAnsi="Times New Roman" w:cs="Times New Roman"/>
-                <w:sz w:val="24"/>
-              </w:rPr>
-            </w:pPr>
-            <w:r>
-              <w:rPr>
-                <w:rFonts w:ascii="Times New Roman" w:hAnsi="Times New Roman" w:cs="Times New Roman"/>
-                <w:b w:val="0"/>
+            <w:tcW w:w="2448" w:type="dxa"/>
+          </w:tcPr>
+          <w:p>
+            <w:pPr>
+              <w:spacing w:after="120" w:line="240" w:lineRule="auto"/>
+              <w:rPr>
+                <w:rFonts w:ascii="Times New Roman" w:hAnsi="Times New Roman" w:cs="Times New Roman"/>
+                <w:sz w:val="24"/>
+              </w:rPr>
+            </w:pPr>
+            <w:r>
+              <w:rPr>
+                <w:rFonts w:ascii="Times New Roman" w:hAnsi="Times New Roman" w:cs="Times New Roman"/>
                 <w:color w:val="000000"/>
                 <w:sz w:val="24"/>
               </w:rPr>
@@ -3990,45 +3724,42 @@
         </w:trPr>
         <w:tc>
           <w:tcPr>
-            <w:tcW w:type="dxa" w:w="1872"/>
-          </w:tcPr>
-          <w:p>
-            <w:pPr>
-              <w:spacing w:after="120" w:line="240" w:lineRule="auto"/>
-              <w:ind w:left="0" w:firstLine="0"/>
-              <w:rPr>
-                <w:rFonts w:ascii="Times New Roman" w:hAnsi="Times New Roman" w:cs="Times New Roman"/>
-                <w:sz w:val="24"/>
-              </w:rPr>
-            </w:pPr>
-            <w:r>
-              <w:rPr>
-                <w:rFonts w:ascii="Times New Roman" w:hAnsi="Times New Roman" w:cs="Times New Roman"/>
-                <w:b w:val="0"/>
-                <w:color w:val="000000"/>
-                <w:sz w:val="24"/>
-              </w:rPr>
+            <w:tcW w:w="1872" w:type="dxa"/>
+          </w:tcPr>
+          <w:p>
+            <w:pPr>
+              <w:spacing w:after="120" w:line="240" w:lineRule="auto"/>
+              <w:rPr>
+                <w:rFonts w:ascii="Times New Roman" w:hAnsi="Times New Roman" w:cs="Times New Roman"/>
+                <w:sz w:val="24"/>
+              </w:rPr>
+            </w:pPr>
+            <w:r>
+              <w:rPr>
+                <w:rFonts w:ascii="Times New Roman" w:hAnsi="Times New Roman" w:cs="Times New Roman"/>
+                <w:color w:val="000000"/>
+                <w:sz w:val="24"/>
+              </w:rPr>
+              <w:lastRenderedPageBreak/>
               <w:t>USC00475120</w:t>
             </w:r>
           </w:p>
         </w:tc>
         <w:tc>
           <w:tcPr>
-            <w:tcW w:type="dxa" w:w="2448"/>
-          </w:tcPr>
-          <w:p>
-            <w:pPr>
-              <w:spacing w:after="120" w:line="240" w:lineRule="auto"/>
-              <w:ind w:left="0" w:firstLine="0"/>
-              <w:rPr>
-                <w:rFonts w:ascii="Times New Roman" w:hAnsi="Times New Roman" w:cs="Times New Roman"/>
-                <w:sz w:val="24"/>
-              </w:rPr>
-            </w:pPr>
-            <w:r>
-              <w:rPr>
-                <w:rFonts w:ascii="Times New Roman" w:hAnsi="Times New Roman" w:cs="Times New Roman"/>
-                <w:b w:val="0"/>
+            <w:tcW w:w="2448" w:type="dxa"/>
+          </w:tcPr>
+          <w:p>
+            <w:pPr>
+              <w:spacing w:after="120" w:line="240" w:lineRule="auto"/>
+              <w:rPr>
+                <w:rFonts w:ascii="Times New Roman" w:hAnsi="Times New Roman" w:cs="Times New Roman"/>
+                <w:sz w:val="24"/>
+              </w:rPr>
+            </w:pPr>
+            <w:r>
+              <w:rPr>
+                <w:rFonts w:ascii="Times New Roman" w:hAnsi="Times New Roman" w:cs="Times New Roman"/>
                 <w:color w:val="000000"/>
                 <w:sz w:val="24"/>
               </w:rPr>
@@ -4038,21 +3769,19 @@
         </w:tc>
         <w:tc>
           <w:tcPr>
-            <w:tcW w:type="dxa" w:w="1080"/>
-          </w:tcPr>
-          <w:p>
-            <w:pPr>
-              <w:spacing w:after="120" w:line="240" w:lineRule="auto"/>
-              <w:ind w:left="0" w:firstLine="0"/>
-              <w:rPr>
-                <w:rFonts w:ascii="Times New Roman" w:hAnsi="Times New Roman" w:cs="Times New Roman"/>
-                <w:sz w:val="24"/>
-              </w:rPr>
-            </w:pPr>
-            <w:r>
-              <w:rPr>
-                <w:rFonts w:ascii="Times New Roman" w:hAnsi="Times New Roman" w:cs="Times New Roman"/>
-                <w:b w:val="0"/>
+            <w:tcW w:w="1080" w:type="dxa"/>
+          </w:tcPr>
+          <w:p>
+            <w:pPr>
+              <w:spacing w:after="120" w:line="240" w:lineRule="auto"/>
+              <w:rPr>
+                <w:rFonts w:ascii="Times New Roman" w:hAnsi="Times New Roman" w:cs="Times New Roman"/>
+                <w:sz w:val="24"/>
+              </w:rPr>
+            </w:pPr>
+            <w:r>
+              <w:rPr>
+                <w:rFonts w:ascii="Times New Roman" w:hAnsi="Times New Roman" w:cs="Times New Roman"/>
                 <w:color w:val="000000"/>
                 <w:sz w:val="24"/>
               </w:rPr>
@@ -4062,21 +3791,19 @@
         </w:tc>
         <w:tc>
           <w:tcPr>
-            <w:tcW w:type="dxa" w:w="1224"/>
-          </w:tcPr>
-          <w:p>
-            <w:pPr>
-              <w:spacing w:after="120" w:line="240" w:lineRule="auto"/>
-              <w:ind w:left="0" w:firstLine="0"/>
-              <w:rPr>
-                <w:rFonts w:ascii="Times New Roman" w:hAnsi="Times New Roman" w:cs="Times New Roman"/>
-                <w:sz w:val="24"/>
-              </w:rPr>
-            </w:pPr>
-            <w:r>
-              <w:rPr>
-                <w:rFonts w:ascii="Times New Roman" w:hAnsi="Times New Roman" w:cs="Times New Roman"/>
-                <w:b w:val="0"/>
+            <w:tcW w:w="1224" w:type="dxa"/>
+          </w:tcPr>
+          <w:p>
+            <w:pPr>
+              <w:spacing w:after="120" w:line="240" w:lineRule="auto"/>
+              <w:rPr>
+                <w:rFonts w:ascii="Times New Roman" w:hAnsi="Times New Roman" w:cs="Times New Roman"/>
+                <w:sz w:val="24"/>
+              </w:rPr>
+            </w:pPr>
+            <w:r>
+              <w:rPr>
+                <w:rFonts w:ascii="Times New Roman" w:hAnsi="Times New Roman" w:cs="Times New Roman"/>
                 <w:color w:val="000000"/>
                 <w:sz w:val="24"/>
               </w:rPr>
@@ -4086,21 +3813,19 @@
         </w:tc>
         <w:tc>
           <w:tcPr>
-            <w:tcW w:type="dxa" w:w="2448"/>
-          </w:tcPr>
-          <w:p>
-            <w:pPr>
-              <w:spacing w:after="120" w:line="240" w:lineRule="auto"/>
-              <w:ind w:left="0" w:firstLine="0"/>
-              <w:rPr>
-                <w:rFonts w:ascii="Times New Roman" w:hAnsi="Times New Roman" w:cs="Times New Roman"/>
-                <w:sz w:val="24"/>
-              </w:rPr>
-            </w:pPr>
-            <w:r>
-              <w:rPr>
-                <w:rFonts w:ascii="Times New Roman" w:hAnsi="Times New Roman" w:cs="Times New Roman"/>
-                <w:b w:val="0"/>
+            <w:tcW w:w="2448" w:type="dxa"/>
+          </w:tcPr>
+          <w:p>
+            <w:pPr>
+              <w:spacing w:after="120" w:line="240" w:lineRule="auto"/>
+              <w:rPr>
+                <w:rFonts w:ascii="Times New Roman" w:hAnsi="Times New Roman" w:cs="Times New Roman"/>
+                <w:sz w:val="24"/>
+              </w:rPr>
+            </w:pPr>
+            <w:r>
+              <w:rPr>
+                <w:rFonts w:ascii="Times New Roman" w:hAnsi="Times New Roman" w:cs="Times New Roman"/>
                 <w:color w:val="000000"/>
                 <w:sz w:val="24"/>
               </w:rPr>
@@ -4115,21 +3840,19 @@
         </w:trPr>
         <w:tc>
           <w:tcPr>
-            <w:tcW w:type="dxa" w:w="1872"/>
-          </w:tcPr>
-          <w:p>
-            <w:pPr>
-              <w:spacing w:after="120" w:line="240" w:lineRule="auto"/>
-              <w:ind w:left="0" w:firstLine="0"/>
-              <w:rPr>
-                <w:rFonts w:ascii="Times New Roman" w:hAnsi="Times New Roman" w:cs="Times New Roman"/>
-                <w:sz w:val="24"/>
-              </w:rPr>
-            </w:pPr>
-            <w:r>
-              <w:rPr>
-                <w:rFonts w:ascii="Times New Roman" w:hAnsi="Times New Roman" w:cs="Times New Roman"/>
-                <w:b w:val="0"/>
+            <w:tcW w:w="1872" w:type="dxa"/>
+          </w:tcPr>
+          <w:p>
+            <w:pPr>
+              <w:spacing w:after="120" w:line="240" w:lineRule="auto"/>
+              <w:rPr>
+                <w:rFonts w:ascii="Times New Roman" w:hAnsi="Times New Roman" w:cs="Times New Roman"/>
+                <w:sz w:val="24"/>
+              </w:rPr>
+            </w:pPr>
+            <w:r>
+              <w:rPr>
+                <w:rFonts w:ascii="Times New Roman" w:hAnsi="Times New Roman" w:cs="Times New Roman"/>
                 <w:color w:val="000000"/>
                 <w:sz w:val="24"/>
               </w:rPr>
@@ -4139,21 +3862,19 @@
         </w:tc>
         <w:tc>
           <w:tcPr>
-            <w:tcW w:type="dxa" w:w="2448"/>
-          </w:tcPr>
-          <w:p>
-            <w:pPr>
-              <w:spacing w:after="120" w:line="240" w:lineRule="auto"/>
-              <w:ind w:left="0" w:firstLine="0"/>
-              <w:rPr>
-                <w:rFonts w:ascii="Times New Roman" w:hAnsi="Times New Roman" w:cs="Times New Roman"/>
-                <w:sz w:val="24"/>
-              </w:rPr>
-            </w:pPr>
-            <w:r>
-              <w:rPr>
-                <w:rFonts w:ascii="Times New Roman" w:hAnsi="Times New Roman" w:cs="Times New Roman"/>
-                <w:b w:val="0"/>
+            <w:tcW w:w="2448" w:type="dxa"/>
+          </w:tcPr>
+          <w:p>
+            <w:pPr>
+              <w:spacing w:after="120" w:line="240" w:lineRule="auto"/>
+              <w:rPr>
+                <w:rFonts w:ascii="Times New Roman" w:hAnsi="Times New Roman" w:cs="Times New Roman"/>
+                <w:sz w:val="24"/>
+              </w:rPr>
+            </w:pPr>
+            <w:r>
+              <w:rPr>
+                <w:rFonts w:ascii="Times New Roman" w:hAnsi="Times New Roman" w:cs="Times New Roman"/>
                 <w:color w:val="000000"/>
                 <w:sz w:val="24"/>
               </w:rPr>
@@ -4163,21 +3884,19 @@
         </w:tc>
         <w:tc>
           <w:tcPr>
-            <w:tcW w:type="dxa" w:w="1080"/>
-          </w:tcPr>
-          <w:p>
-            <w:pPr>
-              <w:spacing w:after="120" w:line="240" w:lineRule="auto"/>
-              <w:ind w:left="0" w:firstLine="0"/>
-              <w:rPr>
-                <w:rFonts w:ascii="Times New Roman" w:hAnsi="Times New Roman" w:cs="Times New Roman"/>
-                <w:sz w:val="24"/>
-              </w:rPr>
-            </w:pPr>
-            <w:r>
-              <w:rPr>
-                <w:rFonts w:ascii="Times New Roman" w:hAnsi="Times New Roman" w:cs="Times New Roman"/>
-                <w:b w:val="0"/>
+            <w:tcW w:w="1080" w:type="dxa"/>
+          </w:tcPr>
+          <w:p>
+            <w:pPr>
+              <w:spacing w:after="120" w:line="240" w:lineRule="auto"/>
+              <w:rPr>
+                <w:rFonts w:ascii="Times New Roman" w:hAnsi="Times New Roman" w:cs="Times New Roman"/>
+                <w:sz w:val="24"/>
+              </w:rPr>
+            </w:pPr>
+            <w:r>
+              <w:rPr>
+                <w:rFonts w:ascii="Times New Roman" w:hAnsi="Times New Roman" w:cs="Times New Roman"/>
                 <w:color w:val="000000"/>
                 <w:sz w:val="24"/>
               </w:rPr>
@@ -4187,21 +3906,19 @@
         </w:tc>
         <w:tc>
           <w:tcPr>
-            <w:tcW w:type="dxa" w:w="1224"/>
-          </w:tcPr>
-          <w:p>
-            <w:pPr>
-              <w:spacing w:after="120" w:line="240" w:lineRule="auto"/>
-              <w:ind w:left="0" w:firstLine="0"/>
-              <w:rPr>
-                <w:rFonts w:ascii="Times New Roman" w:hAnsi="Times New Roman" w:cs="Times New Roman"/>
-                <w:sz w:val="24"/>
-              </w:rPr>
-            </w:pPr>
-            <w:r>
-              <w:rPr>
-                <w:rFonts w:ascii="Times New Roman" w:hAnsi="Times New Roman" w:cs="Times New Roman"/>
-                <w:b w:val="0"/>
+            <w:tcW w:w="1224" w:type="dxa"/>
+          </w:tcPr>
+          <w:p>
+            <w:pPr>
+              <w:spacing w:after="120" w:line="240" w:lineRule="auto"/>
+              <w:rPr>
+                <w:rFonts w:ascii="Times New Roman" w:hAnsi="Times New Roman" w:cs="Times New Roman"/>
+                <w:sz w:val="24"/>
+              </w:rPr>
+            </w:pPr>
+            <w:r>
+              <w:rPr>
+                <w:rFonts w:ascii="Times New Roman" w:hAnsi="Times New Roman" w:cs="Times New Roman"/>
                 <w:color w:val="000000"/>
                 <w:sz w:val="24"/>
               </w:rPr>
@@ -4211,21 +3928,19 @@
         </w:tc>
         <w:tc>
           <w:tcPr>
-            <w:tcW w:type="dxa" w:w="2448"/>
-          </w:tcPr>
-          <w:p>
-            <w:pPr>
-              <w:spacing w:after="120" w:line="240" w:lineRule="auto"/>
-              <w:ind w:left="0" w:firstLine="0"/>
-              <w:rPr>
-                <w:rFonts w:ascii="Times New Roman" w:hAnsi="Times New Roman" w:cs="Times New Roman"/>
-                <w:sz w:val="24"/>
-              </w:rPr>
-            </w:pPr>
-            <w:r>
-              <w:rPr>
-                <w:rFonts w:ascii="Times New Roman" w:hAnsi="Times New Roman" w:cs="Times New Roman"/>
-                <w:b w:val="0"/>
+            <w:tcW w:w="2448" w:type="dxa"/>
+          </w:tcPr>
+          <w:p>
+            <w:pPr>
+              <w:spacing w:after="120" w:line="240" w:lineRule="auto"/>
+              <w:rPr>
+                <w:rFonts w:ascii="Times New Roman" w:hAnsi="Times New Roman" w:cs="Times New Roman"/>
+                <w:sz w:val="24"/>
+              </w:rPr>
+            </w:pPr>
+            <w:r>
+              <w:rPr>
+                <w:rFonts w:ascii="Times New Roman" w:hAnsi="Times New Roman" w:cs="Times New Roman"/>
                 <w:color w:val="000000"/>
                 <w:sz w:val="24"/>
               </w:rPr>
@@ -4240,21 +3955,19 @@
         </w:trPr>
         <w:tc>
           <w:tcPr>
-            <w:tcW w:type="dxa" w:w="1872"/>
-          </w:tcPr>
-          <w:p>
-            <w:pPr>
-              <w:spacing w:after="120" w:line="240" w:lineRule="auto"/>
-              <w:ind w:left="0" w:firstLine="0"/>
-              <w:rPr>
-                <w:rFonts w:ascii="Times New Roman" w:hAnsi="Times New Roman" w:cs="Times New Roman"/>
-                <w:sz w:val="24"/>
-              </w:rPr>
-            </w:pPr>
-            <w:r>
-              <w:rPr>
-                <w:rFonts w:ascii="Times New Roman" w:hAnsi="Times New Roman" w:cs="Times New Roman"/>
-                <w:b w:val="0"/>
+            <w:tcW w:w="1872" w:type="dxa"/>
+          </w:tcPr>
+          <w:p>
+            <w:pPr>
+              <w:spacing w:after="120" w:line="240" w:lineRule="auto"/>
+              <w:rPr>
+                <w:rFonts w:ascii="Times New Roman" w:hAnsi="Times New Roman" w:cs="Times New Roman"/>
+                <w:sz w:val="24"/>
+              </w:rPr>
+            </w:pPr>
+            <w:r>
+              <w:rPr>
+                <w:rFonts w:ascii="Times New Roman" w:hAnsi="Times New Roman" w:cs="Times New Roman"/>
                 <w:color w:val="000000"/>
                 <w:sz w:val="24"/>
               </w:rPr>
@@ -4264,21 +3977,19 @@
         </w:tc>
         <w:tc>
           <w:tcPr>
-            <w:tcW w:type="dxa" w:w="2448"/>
-          </w:tcPr>
-          <w:p>
-            <w:pPr>
-              <w:spacing w:after="120" w:line="240" w:lineRule="auto"/>
-              <w:ind w:left="0" w:firstLine="0"/>
-              <w:rPr>
-                <w:rFonts w:ascii="Times New Roman" w:hAnsi="Times New Roman" w:cs="Times New Roman"/>
-                <w:sz w:val="24"/>
-              </w:rPr>
-            </w:pPr>
-            <w:r>
-              <w:rPr>
-                <w:rFonts w:ascii="Times New Roman" w:hAnsi="Times New Roman" w:cs="Times New Roman"/>
-                <w:b w:val="0"/>
+            <w:tcW w:w="2448" w:type="dxa"/>
+          </w:tcPr>
+          <w:p>
+            <w:pPr>
+              <w:spacing w:after="120" w:line="240" w:lineRule="auto"/>
+              <w:rPr>
+                <w:rFonts w:ascii="Times New Roman" w:hAnsi="Times New Roman" w:cs="Times New Roman"/>
+                <w:sz w:val="24"/>
+              </w:rPr>
+            </w:pPr>
+            <w:r>
+              <w:rPr>
+                <w:rFonts w:ascii="Times New Roman" w:hAnsi="Times New Roman" w:cs="Times New Roman"/>
                 <w:color w:val="000000"/>
                 <w:sz w:val="24"/>
               </w:rPr>
@@ -4288,21 +3999,19 @@
         </w:tc>
         <w:tc>
           <w:tcPr>
-            <w:tcW w:type="dxa" w:w="1080"/>
-          </w:tcPr>
-          <w:p>
-            <w:pPr>
-              <w:spacing w:after="120" w:line="240" w:lineRule="auto"/>
-              <w:ind w:left="0" w:firstLine="0"/>
-              <w:rPr>
-                <w:rFonts w:ascii="Times New Roman" w:hAnsi="Times New Roman" w:cs="Times New Roman"/>
-                <w:sz w:val="24"/>
-              </w:rPr>
-            </w:pPr>
-            <w:r>
-              <w:rPr>
-                <w:rFonts w:ascii="Times New Roman" w:hAnsi="Times New Roman" w:cs="Times New Roman"/>
-                <w:b w:val="0"/>
+            <w:tcW w:w="1080" w:type="dxa"/>
+          </w:tcPr>
+          <w:p>
+            <w:pPr>
+              <w:spacing w:after="120" w:line="240" w:lineRule="auto"/>
+              <w:rPr>
+                <w:rFonts w:ascii="Times New Roman" w:hAnsi="Times New Roman" w:cs="Times New Roman"/>
+                <w:sz w:val="24"/>
+              </w:rPr>
+            </w:pPr>
+            <w:r>
+              <w:rPr>
+                <w:rFonts w:ascii="Times New Roman" w:hAnsi="Times New Roman" w:cs="Times New Roman"/>
                 <w:color w:val="000000"/>
                 <w:sz w:val="24"/>
               </w:rPr>
@@ -4312,21 +4021,19 @@
         </w:tc>
         <w:tc>
           <w:tcPr>
-            <w:tcW w:type="dxa" w:w="1224"/>
-          </w:tcPr>
-          <w:p>
-            <w:pPr>
-              <w:spacing w:after="120" w:line="240" w:lineRule="auto"/>
-              <w:ind w:left="0" w:firstLine="0"/>
-              <w:rPr>
-                <w:rFonts w:ascii="Times New Roman" w:hAnsi="Times New Roman" w:cs="Times New Roman"/>
-                <w:sz w:val="24"/>
-              </w:rPr>
-            </w:pPr>
-            <w:r>
-              <w:rPr>
-                <w:rFonts w:ascii="Times New Roman" w:hAnsi="Times New Roman" w:cs="Times New Roman"/>
-                <w:b w:val="0"/>
+            <w:tcW w:w="1224" w:type="dxa"/>
+          </w:tcPr>
+          <w:p>
+            <w:pPr>
+              <w:spacing w:after="120" w:line="240" w:lineRule="auto"/>
+              <w:rPr>
+                <w:rFonts w:ascii="Times New Roman" w:hAnsi="Times New Roman" w:cs="Times New Roman"/>
+                <w:sz w:val="24"/>
+              </w:rPr>
+            </w:pPr>
+            <w:r>
+              <w:rPr>
+                <w:rFonts w:ascii="Times New Roman" w:hAnsi="Times New Roman" w:cs="Times New Roman"/>
                 <w:color w:val="000000"/>
                 <w:sz w:val="24"/>
               </w:rPr>
@@ -4336,21 +4043,19 @@
         </w:tc>
         <w:tc>
           <w:tcPr>
-            <w:tcW w:type="dxa" w:w="2448"/>
-          </w:tcPr>
-          <w:p>
-            <w:pPr>
-              <w:spacing w:after="120" w:line="240" w:lineRule="auto"/>
-              <w:ind w:left="0" w:firstLine="0"/>
-              <w:rPr>
-                <w:rFonts w:ascii="Times New Roman" w:hAnsi="Times New Roman" w:cs="Times New Roman"/>
-                <w:sz w:val="24"/>
-              </w:rPr>
-            </w:pPr>
-            <w:r>
-              <w:rPr>
-                <w:rFonts w:ascii="Times New Roman" w:hAnsi="Times New Roman" w:cs="Times New Roman"/>
-                <w:b w:val="0"/>
+            <w:tcW w:w="2448" w:type="dxa"/>
+          </w:tcPr>
+          <w:p>
+            <w:pPr>
+              <w:spacing w:after="120" w:line="240" w:lineRule="auto"/>
+              <w:rPr>
+                <w:rFonts w:ascii="Times New Roman" w:hAnsi="Times New Roman" w:cs="Times New Roman"/>
+                <w:sz w:val="24"/>
+              </w:rPr>
+            </w:pPr>
+            <w:r>
+              <w:rPr>
+                <w:rFonts w:ascii="Times New Roman" w:hAnsi="Times New Roman" w:cs="Times New Roman"/>
                 <w:color w:val="000000"/>
                 <w:sz w:val="24"/>
               </w:rPr>
@@ -4371,7 +4076,6 @@
       <w:r>
         <w:rPr>
           <w:rFonts w:ascii="Times New Roman" w:hAnsi="Times New Roman" w:cs="Times New Roman"/>
-          <w:b w:val="0"/>
           <w:color w:val="000000"/>
           <w:sz w:val="24"/>
         </w:rPr>
@@ -4389,7 +4093,6 @@
       <w:r>
         <w:rPr>
           <w:rFonts w:ascii="Times New Roman" w:hAnsi="Times New Roman" w:cs="Times New Roman"/>
-          <w:b w:val="0"/>
           <w:color w:val="000000"/>
           <w:sz w:val="24"/>
         </w:rPr>
@@ -4407,7 +4110,6 @@
       <w:r>
         <w:rPr>
           <w:rFonts w:ascii="Times New Roman" w:hAnsi="Times New Roman" w:cs="Times New Roman"/>
-          <w:b w:val="0"/>
           <w:color w:val="000000"/>
           <w:sz w:val="24"/>
         </w:rPr>
@@ -4425,7 +4127,6 @@
       <w:r>
         <w:rPr>
           <w:rFonts w:ascii="Times New Roman" w:hAnsi="Times New Roman" w:cs="Times New Roman"/>
-          <w:b w:val="0"/>
           <w:color w:val="000000"/>
           <w:sz w:val="24"/>
         </w:rPr>
@@ -4461,7 +4162,6 @@
       <w:r>
         <w:rPr>
           <w:rFonts w:ascii="Times New Roman" w:hAnsi="Times New Roman" w:cs="Times New Roman"/>
-          <w:b w:val="0"/>
           <w:color w:val="000000"/>
           <w:sz w:val="24"/>
         </w:rPr>
@@ -4470,17 +4170,17 @@
     </w:p>
     <w:tbl>
       <w:tblPr>
-        <w:tblW w:type="auto" w:w="0"/>
+        <w:tblW w:w="0" w:type="auto"/>
+        <w:tblBorders>
+          <w:top w:val="single" w:sz="4" w:space="0" w:color="000000"/>
+          <w:left w:val="single" w:sz="4" w:space="0" w:color="000000"/>
+          <w:bottom w:val="single" w:sz="4" w:space="0" w:color="000000"/>
+          <w:right w:val="single" w:sz="4" w:space="0" w:color="000000"/>
+          <w:insideH w:val="single" w:sz="4" w:space="0" w:color="000000"/>
+          <w:insideV w:val="single" w:sz="4" w:space="0" w:color="000000"/>
+        </w:tblBorders>
         <w:tblLayout w:type="fixed"/>
-        <w:tblLook w:firstColumn="1" w:firstRow="1" w:lastColumn="0" w:lastRow="0" w:noHBand="0" w:noVBand="1" w:val="04A0"/>
-        <w:tblBorders>
-          <w:top w:val="single" w:sz="4" w:color="000000"/>
-          <w:left w:val="single" w:sz="4" w:color="000000"/>
-          <w:bottom w:val="single" w:sz="4" w:color="000000"/>
-          <w:right w:val="single" w:sz="4" w:color="000000"/>
-          <w:insideH w:val="single" w:sz="4" w:color="000000"/>
-          <w:insideV w:val="single" w:sz="4" w:color="000000"/>
-        </w:tblBorders>
+        <w:tblLook w:val="04A0" w:firstRow="1" w:lastRow="0" w:firstColumn="1" w:lastColumn="0" w:noHBand="0" w:noVBand="1"/>
       </w:tblPr>
       <w:tblGrid>
         <w:gridCol w:w="3456"/>
@@ -4493,12 +4193,11 @@
         </w:trPr>
         <w:tc>
           <w:tcPr>
-            <w:tcW w:type="dxa" w:w="3456"/>
-          </w:tcPr>
-          <w:p>
-            <w:pPr>
-              <w:spacing w:after="120" w:line="240" w:lineRule="auto"/>
-              <w:ind w:left="0" w:firstLine="0"/>
+            <w:tcW w:w="3456" w:type="dxa"/>
+          </w:tcPr>
+          <w:p>
+            <w:pPr>
+              <w:spacing w:after="120" w:line="240" w:lineRule="auto"/>
               <w:rPr>
                 <w:rFonts w:ascii="Times New Roman" w:hAnsi="Times New Roman" w:cs="Times New Roman"/>
                 <w:sz w:val="24"/>
@@ -4517,12 +4216,11 @@
         </w:tc>
         <w:tc>
           <w:tcPr>
-            <w:tcW w:type="dxa" w:w="5760"/>
-          </w:tcPr>
-          <w:p>
-            <w:pPr>
-              <w:spacing w:after="120" w:line="240" w:lineRule="auto"/>
-              <w:ind w:left="0" w:firstLine="0"/>
+            <w:tcW w:w="5760" w:type="dxa"/>
+          </w:tcPr>
+          <w:p>
+            <w:pPr>
+              <w:spacing w:after="120" w:line="240" w:lineRule="auto"/>
               <w:rPr>
                 <w:rFonts w:ascii="Times New Roman" w:hAnsi="Times New Roman" w:cs="Times New Roman"/>
                 <w:sz w:val="24"/>
@@ -4546,21 +4244,19 @@
         </w:trPr>
         <w:tc>
           <w:tcPr>
-            <w:tcW w:type="dxa" w:w="3456"/>
-          </w:tcPr>
-          <w:p>
-            <w:pPr>
-              <w:spacing w:after="120" w:line="240" w:lineRule="auto"/>
-              <w:ind w:left="0" w:firstLine="0"/>
-              <w:rPr>
-                <w:rFonts w:ascii="Times New Roman" w:hAnsi="Times New Roman" w:cs="Times New Roman"/>
-                <w:sz w:val="24"/>
-              </w:rPr>
-            </w:pPr>
-            <w:r>
-              <w:rPr>
-                <w:rFonts w:ascii="Times New Roman" w:hAnsi="Times New Roman" w:cs="Times New Roman"/>
-                <w:b w:val="0"/>
+            <w:tcW w:w="3456" w:type="dxa"/>
+          </w:tcPr>
+          <w:p>
+            <w:pPr>
+              <w:spacing w:after="120" w:line="240" w:lineRule="auto"/>
+              <w:rPr>
+                <w:rFonts w:ascii="Times New Roman" w:hAnsi="Times New Roman" w:cs="Times New Roman"/>
+                <w:sz w:val="24"/>
+              </w:rPr>
+            </w:pPr>
+            <w:r>
+              <w:rPr>
+                <w:rFonts w:ascii="Times New Roman" w:hAnsi="Times New Roman" w:cs="Times New Roman"/>
                 <w:color w:val="000000"/>
                 <w:sz w:val="24"/>
               </w:rPr>
@@ -4570,21 +4266,19 @@
         </w:tc>
         <w:tc>
           <w:tcPr>
-            <w:tcW w:type="dxa" w:w="5760"/>
-          </w:tcPr>
-          <w:p>
-            <w:pPr>
-              <w:spacing w:after="120" w:line="240" w:lineRule="auto"/>
-              <w:ind w:left="0" w:firstLine="0"/>
-              <w:rPr>
-                <w:rFonts w:ascii="Times New Roman" w:hAnsi="Times New Roman" w:cs="Times New Roman"/>
-                <w:sz w:val="24"/>
-              </w:rPr>
-            </w:pPr>
-            <w:r>
-              <w:rPr>
-                <w:rFonts w:ascii="Times New Roman" w:hAnsi="Times New Roman" w:cs="Times New Roman"/>
-                <w:b w:val="0"/>
+            <w:tcW w:w="5760" w:type="dxa"/>
+          </w:tcPr>
+          <w:p>
+            <w:pPr>
+              <w:spacing w:after="120" w:line="240" w:lineRule="auto"/>
+              <w:rPr>
+                <w:rFonts w:ascii="Times New Roman" w:hAnsi="Times New Roman" w:cs="Times New Roman"/>
+                <w:sz w:val="24"/>
+              </w:rPr>
+            </w:pPr>
+            <w:r>
+              <w:rPr>
+                <w:rFonts w:ascii="Times New Roman" w:hAnsi="Times New Roman" w:cs="Times New Roman"/>
                 <w:color w:val="000000"/>
                 <w:sz w:val="24"/>
               </w:rPr>
@@ -4599,21 +4293,19 @@
         </w:trPr>
         <w:tc>
           <w:tcPr>
-            <w:tcW w:type="dxa" w:w="3456"/>
-          </w:tcPr>
-          <w:p>
-            <w:pPr>
-              <w:spacing w:after="120" w:line="240" w:lineRule="auto"/>
-              <w:ind w:left="0" w:firstLine="0"/>
-              <w:rPr>
-                <w:rFonts w:ascii="Times New Roman" w:hAnsi="Times New Roman" w:cs="Times New Roman"/>
-                <w:sz w:val="24"/>
-              </w:rPr>
-            </w:pPr>
-            <w:r>
-              <w:rPr>
-                <w:rFonts w:ascii="Times New Roman" w:hAnsi="Times New Roman" w:cs="Times New Roman"/>
-                <w:b w:val="0"/>
+            <w:tcW w:w="3456" w:type="dxa"/>
+          </w:tcPr>
+          <w:p>
+            <w:pPr>
+              <w:spacing w:after="120" w:line="240" w:lineRule="auto"/>
+              <w:rPr>
+                <w:rFonts w:ascii="Times New Roman" w:hAnsi="Times New Roman" w:cs="Times New Roman"/>
+                <w:sz w:val="24"/>
+              </w:rPr>
+            </w:pPr>
+            <w:r>
+              <w:rPr>
+                <w:rFonts w:ascii="Times New Roman" w:hAnsi="Times New Roman" w:cs="Times New Roman"/>
                 <w:color w:val="000000"/>
                 <w:sz w:val="24"/>
               </w:rPr>
@@ -4623,21 +4315,19 @@
         </w:tc>
         <w:tc>
           <w:tcPr>
-            <w:tcW w:type="dxa" w:w="5760"/>
-          </w:tcPr>
-          <w:p>
-            <w:pPr>
-              <w:spacing w:after="120" w:line="240" w:lineRule="auto"/>
-              <w:ind w:left="0" w:firstLine="0"/>
-              <w:rPr>
-                <w:rFonts w:ascii="Times New Roman" w:hAnsi="Times New Roman" w:cs="Times New Roman"/>
-                <w:sz w:val="24"/>
-              </w:rPr>
-            </w:pPr>
-            <w:r>
-              <w:rPr>
-                <w:rFonts w:ascii="Times New Roman" w:hAnsi="Times New Roman" w:cs="Times New Roman"/>
-                <w:b w:val="0"/>
+            <w:tcW w:w="5760" w:type="dxa"/>
+          </w:tcPr>
+          <w:p>
+            <w:pPr>
+              <w:spacing w:after="120" w:line="240" w:lineRule="auto"/>
+              <w:rPr>
+                <w:rFonts w:ascii="Times New Roman" w:hAnsi="Times New Roman" w:cs="Times New Roman"/>
+                <w:sz w:val="24"/>
+              </w:rPr>
+            </w:pPr>
+            <w:r>
+              <w:rPr>
+                <w:rFonts w:ascii="Times New Roman" w:hAnsi="Times New Roman" w:cs="Times New Roman"/>
                 <w:color w:val="000000"/>
                 <w:sz w:val="24"/>
               </w:rPr>
@@ -4652,45 +4342,42 @@
         </w:trPr>
         <w:tc>
           <w:tcPr>
-            <w:tcW w:type="dxa" w:w="3456"/>
-          </w:tcPr>
-          <w:p>
-            <w:pPr>
-              <w:spacing w:after="120" w:line="240" w:lineRule="auto"/>
-              <w:ind w:left="0" w:firstLine="0"/>
-              <w:rPr>
-                <w:rFonts w:ascii="Times New Roman" w:hAnsi="Times New Roman" w:cs="Times New Roman"/>
-                <w:sz w:val="24"/>
-              </w:rPr>
-            </w:pPr>
-            <w:r>
-              <w:rPr>
-                <w:rFonts w:ascii="Times New Roman" w:hAnsi="Times New Roman" w:cs="Times New Roman"/>
-                <w:b w:val="0"/>
-                <w:color w:val="000000"/>
-                <w:sz w:val="24"/>
-              </w:rPr>
+            <w:tcW w:w="3456" w:type="dxa"/>
+          </w:tcPr>
+          <w:p>
+            <w:pPr>
+              <w:spacing w:after="120" w:line="240" w:lineRule="auto"/>
+              <w:rPr>
+                <w:rFonts w:ascii="Times New Roman" w:hAnsi="Times New Roman" w:cs="Times New Roman"/>
+                <w:sz w:val="24"/>
+              </w:rPr>
+            </w:pPr>
+            <w:r>
+              <w:rPr>
+                <w:rFonts w:ascii="Times New Roman" w:hAnsi="Times New Roman" w:cs="Times New Roman"/>
+                <w:color w:val="000000"/>
+                <w:sz w:val="24"/>
+              </w:rPr>
+              <w:lastRenderedPageBreak/>
               <w:t>Nonblank QFLAG</w:t>
             </w:r>
           </w:p>
         </w:tc>
         <w:tc>
           <w:tcPr>
-            <w:tcW w:type="dxa" w:w="5760"/>
-          </w:tcPr>
-          <w:p>
-            <w:pPr>
-              <w:spacing w:after="120" w:line="240" w:lineRule="auto"/>
-              <w:ind w:left="0" w:firstLine="0"/>
-              <w:rPr>
-                <w:rFonts w:ascii="Times New Roman" w:hAnsi="Times New Roman" w:cs="Times New Roman"/>
-                <w:sz w:val="24"/>
-              </w:rPr>
-            </w:pPr>
-            <w:r>
-              <w:rPr>
-                <w:rFonts w:ascii="Times New Roman" w:hAnsi="Times New Roman" w:cs="Times New Roman"/>
-                <w:b w:val="0"/>
+            <w:tcW w:w="5760" w:type="dxa"/>
+          </w:tcPr>
+          <w:p>
+            <w:pPr>
+              <w:spacing w:after="120" w:line="240" w:lineRule="auto"/>
+              <w:rPr>
+                <w:rFonts w:ascii="Times New Roman" w:hAnsi="Times New Roman" w:cs="Times New Roman"/>
+                <w:sz w:val="24"/>
+              </w:rPr>
+            </w:pPr>
+            <w:r>
+              <w:rPr>
+                <w:rFonts w:ascii="Times New Roman" w:hAnsi="Times New Roman" w:cs="Times New Roman"/>
                 <w:color w:val="000000"/>
                 <w:sz w:val="24"/>
               </w:rPr>
@@ -4705,21 +4392,19 @@
         </w:trPr>
         <w:tc>
           <w:tcPr>
-            <w:tcW w:type="dxa" w:w="3456"/>
-          </w:tcPr>
-          <w:p>
-            <w:pPr>
-              <w:spacing w:after="120" w:line="240" w:lineRule="auto"/>
-              <w:ind w:left="0" w:firstLine="0"/>
-              <w:rPr>
-                <w:rFonts w:ascii="Times New Roman" w:hAnsi="Times New Roman" w:cs="Times New Roman"/>
-                <w:sz w:val="24"/>
-              </w:rPr>
-            </w:pPr>
-            <w:r>
-              <w:rPr>
-                <w:rFonts w:ascii="Times New Roman" w:hAnsi="Times New Roman" w:cs="Times New Roman"/>
-                <w:b w:val="0"/>
+            <w:tcW w:w="3456" w:type="dxa"/>
+          </w:tcPr>
+          <w:p>
+            <w:pPr>
+              <w:spacing w:after="120" w:line="240" w:lineRule="auto"/>
+              <w:rPr>
+                <w:rFonts w:ascii="Times New Roman" w:hAnsi="Times New Roman" w:cs="Times New Roman"/>
+                <w:sz w:val="24"/>
+              </w:rPr>
+            </w:pPr>
+            <w:r>
+              <w:rPr>
+                <w:rFonts w:ascii="Times New Roman" w:hAnsi="Times New Roman" w:cs="Times New Roman"/>
                 <w:color w:val="000000"/>
                 <w:sz w:val="24"/>
               </w:rPr>
@@ -4729,21 +4414,19 @@
         </w:tc>
         <w:tc>
           <w:tcPr>
-            <w:tcW w:type="dxa" w:w="5760"/>
-          </w:tcPr>
-          <w:p>
-            <w:pPr>
-              <w:spacing w:after="120" w:line="240" w:lineRule="auto"/>
-              <w:ind w:left="0" w:firstLine="0"/>
-              <w:rPr>
-                <w:rFonts w:ascii="Times New Roman" w:hAnsi="Times New Roman" w:cs="Times New Roman"/>
-                <w:sz w:val="24"/>
-              </w:rPr>
-            </w:pPr>
-            <w:r>
-              <w:rPr>
-                <w:rFonts w:ascii="Times New Roman" w:hAnsi="Times New Roman" w:cs="Times New Roman"/>
-                <w:b w:val="0"/>
+            <w:tcW w:w="5760" w:type="dxa"/>
+          </w:tcPr>
+          <w:p>
+            <w:pPr>
+              <w:spacing w:after="120" w:line="240" w:lineRule="auto"/>
+              <w:rPr>
+                <w:rFonts w:ascii="Times New Roman" w:hAnsi="Times New Roman" w:cs="Times New Roman"/>
+                <w:sz w:val="24"/>
+              </w:rPr>
+            </w:pPr>
+            <w:r>
+              <w:rPr>
+                <w:rFonts w:ascii="Times New Roman" w:hAnsi="Times New Roman" w:cs="Times New Roman"/>
                 <w:color w:val="000000"/>
                 <w:sz w:val="24"/>
               </w:rPr>
@@ -4758,21 +4441,19 @@
         </w:trPr>
         <w:tc>
           <w:tcPr>
-            <w:tcW w:type="dxa" w:w="3456"/>
-          </w:tcPr>
-          <w:p>
-            <w:pPr>
-              <w:spacing w:after="120" w:line="240" w:lineRule="auto"/>
-              <w:ind w:left="0" w:firstLine="0"/>
-              <w:rPr>
-                <w:rFonts w:ascii="Times New Roman" w:hAnsi="Times New Roman" w:cs="Times New Roman"/>
-                <w:sz w:val="24"/>
-              </w:rPr>
-            </w:pPr>
-            <w:r>
-              <w:rPr>
-                <w:rFonts w:ascii="Times New Roman" w:hAnsi="Times New Roman" w:cs="Times New Roman"/>
-                <w:b w:val="0"/>
+            <w:tcW w:w="3456" w:type="dxa"/>
+          </w:tcPr>
+          <w:p>
+            <w:pPr>
+              <w:spacing w:after="120" w:line="240" w:lineRule="auto"/>
+              <w:rPr>
+                <w:rFonts w:ascii="Times New Roman" w:hAnsi="Times New Roman" w:cs="Times New Roman"/>
+                <w:sz w:val="24"/>
+              </w:rPr>
+            </w:pPr>
+            <w:r>
+              <w:rPr>
+                <w:rFonts w:ascii="Times New Roman" w:hAnsi="Times New Roman" w:cs="Times New Roman"/>
                 <w:color w:val="000000"/>
                 <w:sz w:val="24"/>
               </w:rPr>
@@ -4782,21 +4463,19 @@
         </w:tc>
         <w:tc>
           <w:tcPr>
-            <w:tcW w:type="dxa" w:w="5760"/>
-          </w:tcPr>
-          <w:p>
-            <w:pPr>
-              <w:spacing w:after="120" w:line="240" w:lineRule="auto"/>
-              <w:ind w:left="0" w:firstLine="0"/>
-              <w:rPr>
-                <w:rFonts w:ascii="Times New Roman" w:hAnsi="Times New Roman" w:cs="Times New Roman"/>
-                <w:sz w:val="24"/>
-              </w:rPr>
-            </w:pPr>
-            <w:r>
-              <w:rPr>
-                <w:rFonts w:ascii="Times New Roman" w:hAnsi="Times New Roman" w:cs="Times New Roman"/>
-                <w:b w:val="0"/>
+            <w:tcW w:w="5760" w:type="dxa"/>
+          </w:tcPr>
+          <w:p>
+            <w:pPr>
+              <w:spacing w:after="120" w:line="240" w:lineRule="auto"/>
+              <w:rPr>
+                <w:rFonts w:ascii="Times New Roman" w:hAnsi="Times New Roman" w:cs="Times New Roman"/>
+                <w:sz w:val="24"/>
+              </w:rPr>
+            </w:pPr>
+            <w:r>
+              <w:rPr>
+                <w:rFonts w:ascii="Times New Roman" w:hAnsi="Times New Roman" w:cs="Times New Roman"/>
                 <w:color w:val="000000"/>
                 <w:sz w:val="24"/>
               </w:rPr>
@@ -4811,21 +4490,19 @@
         </w:trPr>
         <w:tc>
           <w:tcPr>
-            <w:tcW w:type="dxa" w:w="3456"/>
-          </w:tcPr>
-          <w:p>
-            <w:pPr>
-              <w:spacing w:after="120" w:line="240" w:lineRule="auto"/>
-              <w:ind w:left="0" w:firstLine="0"/>
-              <w:rPr>
-                <w:rFonts w:ascii="Times New Roman" w:hAnsi="Times New Roman" w:cs="Times New Roman"/>
-                <w:sz w:val="24"/>
-              </w:rPr>
-            </w:pPr>
-            <w:r>
-              <w:rPr>
-                <w:rFonts w:ascii="Times New Roman" w:hAnsi="Times New Roman" w:cs="Times New Roman"/>
-                <w:b w:val="0"/>
+            <w:tcW w:w="3456" w:type="dxa"/>
+          </w:tcPr>
+          <w:p>
+            <w:pPr>
+              <w:spacing w:after="120" w:line="240" w:lineRule="auto"/>
+              <w:rPr>
+                <w:rFonts w:ascii="Times New Roman" w:hAnsi="Times New Roman" w:cs="Times New Roman"/>
+                <w:sz w:val="24"/>
+              </w:rPr>
+            </w:pPr>
+            <w:r>
+              <w:rPr>
+                <w:rFonts w:ascii="Times New Roman" w:hAnsi="Times New Roman" w:cs="Times New Roman"/>
                 <w:color w:val="000000"/>
                 <w:sz w:val="24"/>
               </w:rPr>
@@ -4835,21 +4512,19 @@
         </w:tc>
         <w:tc>
           <w:tcPr>
-            <w:tcW w:type="dxa" w:w="5760"/>
-          </w:tcPr>
-          <w:p>
-            <w:pPr>
-              <w:spacing w:after="120" w:line="240" w:lineRule="auto"/>
-              <w:ind w:left="0" w:firstLine="0"/>
-              <w:rPr>
-                <w:rFonts w:ascii="Times New Roman" w:hAnsi="Times New Roman" w:cs="Times New Roman"/>
-                <w:sz w:val="24"/>
-              </w:rPr>
-            </w:pPr>
-            <w:r>
-              <w:rPr>
-                <w:rFonts w:ascii="Times New Roman" w:hAnsi="Times New Roman" w:cs="Times New Roman"/>
-                <w:b w:val="0"/>
+            <w:tcW w:w="5760" w:type="dxa"/>
+          </w:tcPr>
+          <w:p>
+            <w:pPr>
+              <w:spacing w:after="120" w:line="240" w:lineRule="auto"/>
+              <w:rPr>
+                <w:rFonts w:ascii="Times New Roman" w:hAnsi="Times New Roman" w:cs="Times New Roman"/>
+                <w:sz w:val="24"/>
+              </w:rPr>
+            </w:pPr>
+            <w:r>
+              <w:rPr>
+                <w:rFonts w:ascii="Times New Roman" w:hAnsi="Times New Roman" w:cs="Times New Roman"/>
                 <w:color w:val="000000"/>
                 <w:sz w:val="24"/>
               </w:rPr>
@@ -4864,21 +4539,19 @@
         </w:trPr>
         <w:tc>
           <w:tcPr>
-            <w:tcW w:type="dxa" w:w="3456"/>
-          </w:tcPr>
-          <w:p>
-            <w:pPr>
-              <w:spacing w:after="120" w:line="240" w:lineRule="auto"/>
-              <w:ind w:left="0" w:firstLine="0"/>
-              <w:rPr>
-                <w:rFonts w:ascii="Times New Roman" w:hAnsi="Times New Roman" w:cs="Times New Roman"/>
-                <w:sz w:val="24"/>
-              </w:rPr>
-            </w:pPr>
-            <w:r>
-              <w:rPr>
-                <w:rFonts w:ascii="Times New Roman" w:hAnsi="Times New Roman" w:cs="Times New Roman"/>
-                <w:b w:val="0"/>
+            <w:tcW w:w="3456" w:type="dxa"/>
+          </w:tcPr>
+          <w:p>
+            <w:pPr>
+              <w:spacing w:after="120" w:line="240" w:lineRule="auto"/>
+              <w:rPr>
+                <w:rFonts w:ascii="Times New Roman" w:hAnsi="Times New Roman" w:cs="Times New Roman"/>
+                <w:sz w:val="24"/>
+              </w:rPr>
+            </w:pPr>
+            <w:r>
+              <w:rPr>
+                <w:rFonts w:ascii="Times New Roman" w:hAnsi="Times New Roman" w:cs="Times New Roman"/>
                 <w:color w:val="000000"/>
                 <w:sz w:val="24"/>
               </w:rPr>
@@ -4888,21 +4561,19 @@
         </w:tc>
         <w:tc>
           <w:tcPr>
-            <w:tcW w:type="dxa" w:w="5760"/>
-          </w:tcPr>
-          <w:p>
-            <w:pPr>
-              <w:spacing w:after="120" w:line="240" w:lineRule="auto"/>
-              <w:ind w:left="0" w:firstLine="0"/>
-              <w:rPr>
-                <w:rFonts w:ascii="Times New Roman" w:hAnsi="Times New Roman" w:cs="Times New Roman"/>
-                <w:sz w:val="24"/>
-              </w:rPr>
-            </w:pPr>
-            <w:r>
-              <w:rPr>
-                <w:rFonts w:ascii="Times New Roman" w:hAnsi="Times New Roman" w:cs="Times New Roman"/>
-                <w:b w:val="0"/>
+            <w:tcW w:w="5760" w:type="dxa"/>
+          </w:tcPr>
+          <w:p>
+            <w:pPr>
+              <w:spacing w:after="120" w:line="240" w:lineRule="auto"/>
+              <w:rPr>
+                <w:rFonts w:ascii="Times New Roman" w:hAnsi="Times New Roman" w:cs="Times New Roman"/>
+                <w:sz w:val="24"/>
+              </w:rPr>
+            </w:pPr>
+            <w:r>
+              <w:rPr>
+                <w:rFonts w:ascii="Times New Roman" w:hAnsi="Times New Roman" w:cs="Times New Roman"/>
                 <w:color w:val="000000"/>
                 <w:sz w:val="24"/>
               </w:rPr>
@@ -4917,21 +4588,19 @@
         </w:trPr>
         <w:tc>
           <w:tcPr>
-            <w:tcW w:type="dxa" w:w="3456"/>
-          </w:tcPr>
-          <w:p>
-            <w:pPr>
-              <w:spacing w:after="120" w:line="240" w:lineRule="auto"/>
-              <w:ind w:left="0" w:firstLine="0"/>
-              <w:rPr>
-                <w:rFonts w:ascii="Times New Roman" w:hAnsi="Times New Roman" w:cs="Times New Roman"/>
-                <w:sz w:val="24"/>
-              </w:rPr>
-            </w:pPr>
-            <w:r>
-              <w:rPr>
-                <w:rFonts w:ascii="Times New Roman" w:hAnsi="Times New Roman" w:cs="Times New Roman"/>
-                <w:b w:val="0"/>
+            <w:tcW w:w="3456" w:type="dxa"/>
+          </w:tcPr>
+          <w:p>
+            <w:pPr>
+              <w:spacing w:after="120" w:line="240" w:lineRule="auto"/>
+              <w:rPr>
+                <w:rFonts w:ascii="Times New Roman" w:hAnsi="Times New Roman" w:cs="Times New Roman"/>
+                <w:sz w:val="24"/>
+              </w:rPr>
+            </w:pPr>
+            <w:r>
+              <w:rPr>
+                <w:rFonts w:ascii="Times New Roman" w:hAnsi="Times New Roman" w:cs="Times New Roman"/>
                 <w:color w:val="000000"/>
                 <w:sz w:val="24"/>
               </w:rPr>
@@ -4941,21 +4610,19 @@
         </w:tc>
         <w:tc>
           <w:tcPr>
-            <w:tcW w:type="dxa" w:w="5760"/>
-          </w:tcPr>
-          <w:p>
-            <w:pPr>
-              <w:spacing w:after="120" w:line="240" w:lineRule="auto"/>
-              <w:ind w:left="0" w:firstLine="0"/>
-              <w:rPr>
-                <w:rFonts w:ascii="Times New Roman" w:hAnsi="Times New Roman" w:cs="Times New Roman"/>
-                <w:sz w:val="24"/>
-              </w:rPr>
-            </w:pPr>
-            <w:r>
-              <w:rPr>
-                <w:rFonts w:ascii="Times New Roman" w:hAnsi="Times New Roman" w:cs="Times New Roman"/>
-                <w:b w:val="0"/>
+            <w:tcW w:w="5760" w:type="dxa"/>
+          </w:tcPr>
+          <w:p>
+            <w:pPr>
+              <w:spacing w:after="120" w:line="240" w:lineRule="auto"/>
+              <w:rPr>
+                <w:rFonts w:ascii="Times New Roman" w:hAnsi="Times New Roman" w:cs="Times New Roman"/>
+                <w:sz w:val="24"/>
+              </w:rPr>
+            </w:pPr>
+            <w:r>
+              <w:rPr>
+                <w:rFonts w:ascii="Times New Roman" w:hAnsi="Times New Roman" w:cs="Times New Roman"/>
                 <w:color w:val="000000"/>
                 <w:sz w:val="24"/>
               </w:rPr>
@@ -4970,21 +4637,19 @@
         </w:trPr>
         <w:tc>
           <w:tcPr>
-            <w:tcW w:type="dxa" w:w="3456"/>
-          </w:tcPr>
-          <w:p>
-            <w:pPr>
-              <w:spacing w:after="120" w:line="240" w:lineRule="auto"/>
-              <w:ind w:left="0" w:firstLine="0"/>
-              <w:rPr>
-                <w:rFonts w:ascii="Times New Roman" w:hAnsi="Times New Roman" w:cs="Times New Roman"/>
-                <w:sz w:val="24"/>
-              </w:rPr>
-            </w:pPr>
-            <w:r>
-              <w:rPr>
-                <w:rFonts w:ascii="Times New Roman" w:hAnsi="Times New Roman" w:cs="Times New Roman"/>
-                <w:b w:val="0"/>
+            <w:tcW w:w="3456" w:type="dxa"/>
+          </w:tcPr>
+          <w:p>
+            <w:pPr>
+              <w:spacing w:after="120" w:line="240" w:lineRule="auto"/>
+              <w:rPr>
+                <w:rFonts w:ascii="Times New Roman" w:hAnsi="Times New Roman" w:cs="Times New Roman"/>
+                <w:sz w:val="24"/>
+              </w:rPr>
+            </w:pPr>
+            <w:r>
+              <w:rPr>
+                <w:rFonts w:ascii="Times New Roman" w:hAnsi="Times New Roman" w:cs="Times New Roman"/>
                 <w:color w:val="000000"/>
                 <w:sz w:val="24"/>
               </w:rPr>
@@ -4994,21 +4659,19 @@
         </w:tc>
         <w:tc>
           <w:tcPr>
-            <w:tcW w:type="dxa" w:w="5760"/>
-          </w:tcPr>
-          <w:p>
-            <w:pPr>
-              <w:spacing w:after="120" w:line="240" w:lineRule="auto"/>
-              <w:ind w:left="0" w:firstLine="0"/>
-              <w:rPr>
-                <w:rFonts w:ascii="Times New Roman" w:hAnsi="Times New Roman" w:cs="Times New Roman"/>
-                <w:sz w:val="24"/>
-              </w:rPr>
-            </w:pPr>
-            <w:r>
-              <w:rPr>
-                <w:rFonts w:ascii="Times New Roman" w:hAnsi="Times New Roman" w:cs="Times New Roman"/>
-                <w:b w:val="0"/>
+            <w:tcW w:w="5760" w:type="dxa"/>
+          </w:tcPr>
+          <w:p>
+            <w:pPr>
+              <w:spacing w:after="120" w:line="240" w:lineRule="auto"/>
+              <w:rPr>
+                <w:rFonts w:ascii="Times New Roman" w:hAnsi="Times New Roman" w:cs="Times New Roman"/>
+                <w:sz w:val="24"/>
+              </w:rPr>
+            </w:pPr>
+            <w:r>
+              <w:rPr>
+                <w:rFonts w:ascii="Times New Roman" w:hAnsi="Times New Roman" w:cs="Times New Roman"/>
                 <w:color w:val="000000"/>
                 <w:sz w:val="24"/>
               </w:rPr>
@@ -5029,7 +4692,6 @@
       <w:r>
         <w:rPr>
           <w:rFonts w:ascii="Times New Roman" w:hAnsi="Times New Roman" w:cs="Times New Roman"/>
-          <w:b w:val="0"/>
           <w:color w:val="000000"/>
           <w:sz w:val="24"/>
         </w:rPr>
@@ -5056,17 +4718,17 @@
     </w:p>
     <w:tbl>
       <w:tblPr>
-        <w:tblW w:type="auto" w:w="0"/>
+        <w:tblW w:w="0" w:type="auto"/>
+        <w:tblBorders>
+          <w:top w:val="single" w:sz="4" w:space="0" w:color="000000"/>
+          <w:left w:val="single" w:sz="4" w:space="0" w:color="000000"/>
+          <w:bottom w:val="single" w:sz="4" w:space="0" w:color="000000"/>
+          <w:right w:val="single" w:sz="4" w:space="0" w:color="000000"/>
+          <w:insideH w:val="single" w:sz="4" w:space="0" w:color="000000"/>
+          <w:insideV w:val="single" w:sz="4" w:space="0" w:color="000000"/>
+        </w:tblBorders>
         <w:tblLayout w:type="fixed"/>
-        <w:tblLook w:firstColumn="1" w:firstRow="1" w:lastColumn="0" w:lastRow="0" w:noHBand="0" w:noVBand="1" w:val="04A0"/>
-        <w:tblBorders>
-          <w:top w:val="single" w:sz="4" w:color="000000"/>
-          <w:left w:val="single" w:sz="4" w:color="000000"/>
-          <w:bottom w:val="single" w:sz="4" w:color="000000"/>
-          <w:right w:val="single" w:sz="4" w:color="000000"/>
-          <w:insideH w:val="single" w:sz="4" w:color="000000"/>
-          <w:insideV w:val="single" w:sz="4" w:color="000000"/>
-        </w:tblBorders>
+        <w:tblLook w:val="04A0" w:firstRow="1" w:lastRow="0" w:firstColumn="1" w:lastColumn="0" w:noHBand="0" w:noVBand="1"/>
       </w:tblPr>
       <w:tblGrid>
         <w:gridCol w:w="2160"/>
@@ -5080,12 +4742,11 @@
         </w:trPr>
         <w:tc>
           <w:tcPr>
-            <w:tcW w:type="dxa" w:w="2160"/>
-          </w:tcPr>
-          <w:p>
-            <w:pPr>
-              <w:spacing w:after="120" w:line="240" w:lineRule="auto"/>
-              <w:ind w:left="0" w:firstLine="0"/>
+            <w:tcW w:w="2160" w:type="dxa"/>
+          </w:tcPr>
+          <w:p>
+            <w:pPr>
+              <w:spacing w:after="120" w:line="240" w:lineRule="auto"/>
               <w:rPr>
                 <w:rFonts w:ascii="Times New Roman" w:hAnsi="Times New Roman" w:cs="Times New Roman"/>
                 <w:sz w:val="24"/>
@@ -5104,12 +4765,11 @@
         </w:tc>
         <w:tc>
           <w:tcPr>
-            <w:tcW w:type="dxa" w:w="3744"/>
-          </w:tcPr>
-          <w:p>
-            <w:pPr>
-              <w:spacing w:after="120" w:line="240" w:lineRule="auto"/>
-              <w:ind w:left="0" w:firstLine="0"/>
+            <w:tcW w:w="3744" w:type="dxa"/>
+          </w:tcPr>
+          <w:p>
+            <w:pPr>
+              <w:spacing w:after="120" w:line="240" w:lineRule="auto"/>
               <w:rPr>
                 <w:rFonts w:ascii="Times New Roman" w:hAnsi="Times New Roman" w:cs="Times New Roman"/>
                 <w:sz w:val="24"/>
@@ -5128,12 +4788,11 @@
         </w:tc>
         <w:tc>
           <w:tcPr>
-            <w:tcW w:type="dxa" w:w="3312"/>
-          </w:tcPr>
-          <w:p>
-            <w:pPr>
-              <w:spacing w:after="120" w:line="240" w:lineRule="auto"/>
-              <w:ind w:left="0" w:firstLine="0"/>
+            <w:tcW w:w="3312" w:type="dxa"/>
+          </w:tcPr>
+          <w:p>
+            <w:pPr>
+              <w:spacing w:after="120" w:line="240" w:lineRule="auto"/>
               <w:rPr>
                 <w:rFonts w:ascii="Times New Roman" w:hAnsi="Times New Roman" w:cs="Times New Roman"/>
                 <w:sz w:val="24"/>
@@ -5157,21 +4816,19 @@
         </w:trPr>
         <w:tc>
           <w:tcPr>
-            <w:tcW w:type="dxa" w:w="2160"/>
-          </w:tcPr>
-          <w:p>
-            <w:pPr>
-              <w:spacing w:after="120" w:line="240" w:lineRule="auto"/>
-              <w:ind w:left="0" w:firstLine="0"/>
-              <w:rPr>
-                <w:rFonts w:ascii="Times New Roman" w:hAnsi="Times New Roman" w:cs="Times New Roman"/>
-                <w:sz w:val="24"/>
-              </w:rPr>
-            </w:pPr>
-            <w:r>
-              <w:rPr>
-                <w:rFonts w:ascii="Times New Roman" w:hAnsi="Times New Roman" w:cs="Times New Roman"/>
-                <w:b w:val="0"/>
+            <w:tcW w:w="2160" w:type="dxa"/>
+          </w:tcPr>
+          <w:p>
+            <w:pPr>
+              <w:spacing w:after="120" w:line="240" w:lineRule="auto"/>
+              <w:rPr>
+                <w:rFonts w:ascii="Times New Roman" w:hAnsi="Times New Roman" w:cs="Times New Roman"/>
+                <w:sz w:val="24"/>
+              </w:rPr>
+            </w:pPr>
+            <w:r>
+              <w:rPr>
+                <w:rFonts w:ascii="Times New Roman" w:hAnsi="Times New Roman" w:cs="Times New Roman"/>
                 <w:color w:val="000000"/>
                 <w:sz w:val="24"/>
               </w:rPr>
@@ -5181,21 +4838,19 @@
         </w:tc>
         <w:tc>
           <w:tcPr>
-            <w:tcW w:type="dxa" w:w="3744"/>
-          </w:tcPr>
-          <w:p>
-            <w:pPr>
-              <w:spacing w:after="120" w:line="240" w:lineRule="auto"/>
-              <w:ind w:left="0" w:firstLine="0"/>
-              <w:rPr>
-                <w:rFonts w:ascii="Times New Roman" w:hAnsi="Times New Roman" w:cs="Times New Roman"/>
-                <w:sz w:val="24"/>
-              </w:rPr>
-            </w:pPr>
-            <w:r>
-              <w:rPr>
-                <w:rFonts w:ascii="Times New Roman" w:hAnsi="Times New Roman" w:cs="Times New Roman"/>
-                <w:b w:val="0"/>
+            <w:tcW w:w="3744" w:type="dxa"/>
+          </w:tcPr>
+          <w:p>
+            <w:pPr>
+              <w:spacing w:after="120" w:line="240" w:lineRule="auto"/>
+              <w:rPr>
+                <w:rFonts w:ascii="Times New Roman" w:hAnsi="Times New Roman" w:cs="Times New Roman"/>
+                <w:sz w:val="24"/>
+              </w:rPr>
+            </w:pPr>
+            <w:r>
+              <w:rPr>
+                <w:rFonts w:ascii="Times New Roman" w:hAnsi="Times New Roman" w:cs="Times New Roman"/>
                 <w:color w:val="000000"/>
                 <w:sz w:val="24"/>
               </w:rPr>
@@ -5205,21 +4860,19 @@
         </w:tc>
         <w:tc>
           <w:tcPr>
-            <w:tcW w:type="dxa" w:w="3312"/>
-          </w:tcPr>
-          <w:p>
-            <w:pPr>
-              <w:spacing w:after="120" w:line="240" w:lineRule="auto"/>
-              <w:ind w:left="0" w:firstLine="0"/>
-              <w:rPr>
-                <w:rFonts w:ascii="Times New Roman" w:hAnsi="Times New Roman" w:cs="Times New Roman"/>
-                <w:sz w:val="24"/>
-              </w:rPr>
-            </w:pPr>
-            <w:r>
-              <w:rPr>
-                <w:rFonts w:ascii="Times New Roman" w:hAnsi="Times New Roman" w:cs="Times New Roman"/>
-                <w:b w:val="0"/>
+            <w:tcW w:w="3312" w:type="dxa"/>
+          </w:tcPr>
+          <w:p>
+            <w:pPr>
+              <w:spacing w:after="120" w:line="240" w:lineRule="auto"/>
+              <w:rPr>
+                <w:rFonts w:ascii="Times New Roman" w:hAnsi="Times New Roman" w:cs="Times New Roman"/>
+                <w:sz w:val="24"/>
+              </w:rPr>
+            </w:pPr>
+            <w:r>
+              <w:rPr>
+                <w:rFonts w:ascii="Times New Roman" w:hAnsi="Times New Roman" w:cs="Times New Roman"/>
                 <w:color w:val="000000"/>
                 <w:sz w:val="24"/>
               </w:rPr>
@@ -5234,21 +4887,19 @@
         </w:trPr>
         <w:tc>
           <w:tcPr>
-            <w:tcW w:type="dxa" w:w="2160"/>
-          </w:tcPr>
-          <w:p>
-            <w:pPr>
-              <w:spacing w:after="120" w:line="240" w:lineRule="auto"/>
-              <w:ind w:left="0" w:firstLine="0"/>
-              <w:rPr>
-                <w:rFonts w:ascii="Times New Roman" w:hAnsi="Times New Roman" w:cs="Times New Roman"/>
-                <w:sz w:val="24"/>
-              </w:rPr>
-            </w:pPr>
-            <w:r>
-              <w:rPr>
-                <w:rFonts w:ascii="Times New Roman" w:hAnsi="Times New Roman" w:cs="Times New Roman"/>
-                <w:b w:val="0"/>
+            <w:tcW w:w="2160" w:type="dxa"/>
+          </w:tcPr>
+          <w:p>
+            <w:pPr>
+              <w:spacing w:after="120" w:line="240" w:lineRule="auto"/>
+              <w:rPr>
+                <w:rFonts w:ascii="Times New Roman" w:hAnsi="Times New Roman" w:cs="Times New Roman"/>
+                <w:sz w:val="24"/>
+              </w:rPr>
+            </w:pPr>
+            <w:r>
+              <w:rPr>
+                <w:rFonts w:ascii="Times New Roman" w:hAnsi="Times New Roman" w:cs="Times New Roman"/>
                 <w:color w:val="000000"/>
                 <w:sz w:val="24"/>
               </w:rPr>
@@ -5258,21 +4909,19 @@
         </w:tc>
         <w:tc>
           <w:tcPr>
-            <w:tcW w:type="dxa" w:w="3744"/>
-          </w:tcPr>
-          <w:p>
-            <w:pPr>
-              <w:spacing w:after="120" w:line="240" w:lineRule="auto"/>
-              <w:ind w:left="0" w:firstLine="0"/>
-              <w:rPr>
-                <w:rFonts w:ascii="Times New Roman" w:hAnsi="Times New Roman" w:cs="Times New Roman"/>
-                <w:sz w:val="24"/>
-              </w:rPr>
-            </w:pPr>
-            <w:r>
-              <w:rPr>
-                <w:rFonts w:ascii="Times New Roman" w:hAnsi="Times New Roman" w:cs="Times New Roman"/>
-                <w:b w:val="0"/>
+            <w:tcW w:w="3744" w:type="dxa"/>
+          </w:tcPr>
+          <w:p>
+            <w:pPr>
+              <w:spacing w:after="120" w:line="240" w:lineRule="auto"/>
+              <w:rPr>
+                <w:rFonts w:ascii="Times New Roman" w:hAnsi="Times New Roman" w:cs="Times New Roman"/>
+                <w:sz w:val="24"/>
+              </w:rPr>
+            </w:pPr>
+            <w:r>
+              <w:rPr>
+                <w:rFonts w:ascii="Times New Roman" w:hAnsi="Times New Roman" w:cs="Times New Roman"/>
                 <w:color w:val="000000"/>
                 <w:sz w:val="24"/>
               </w:rPr>
@@ -5282,21 +4931,19 @@
         </w:tc>
         <w:tc>
           <w:tcPr>
-            <w:tcW w:type="dxa" w:w="3312"/>
-          </w:tcPr>
-          <w:p>
-            <w:pPr>
-              <w:spacing w:after="120" w:line="240" w:lineRule="auto"/>
-              <w:ind w:left="0" w:firstLine="0"/>
-              <w:rPr>
-                <w:rFonts w:ascii="Times New Roman" w:hAnsi="Times New Roman" w:cs="Times New Roman"/>
-                <w:sz w:val="24"/>
-              </w:rPr>
-            </w:pPr>
-            <w:r>
-              <w:rPr>
-                <w:rFonts w:ascii="Times New Roman" w:hAnsi="Times New Roman" w:cs="Times New Roman"/>
-                <w:b w:val="0"/>
+            <w:tcW w:w="3312" w:type="dxa"/>
+          </w:tcPr>
+          <w:p>
+            <w:pPr>
+              <w:spacing w:after="120" w:line="240" w:lineRule="auto"/>
+              <w:rPr>
+                <w:rFonts w:ascii="Times New Roman" w:hAnsi="Times New Roman" w:cs="Times New Roman"/>
+                <w:sz w:val="24"/>
+              </w:rPr>
+            </w:pPr>
+            <w:r>
+              <w:rPr>
+                <w:rFonts w:ascii="Times New Roman" w:hAnsi="Times New Roman" w:cs="Times New Roman"/>
                 <w:color w:val="000000"/>
                 <w:sz w:val="24"/>
               </w:rPr>
@@ -5311,21 +4958,19 @@
         </w:trPr>
         <w:tc>
           <w:tcPr>
-            <w:tcW w:type="dxa" w:w="2160"/>
-          </w:tcPr>
-          <w:p>
-            <w:pPr>
-              <w:spacing w:after="120" w:line="240" w:lineRule="auto"/>
-              <w:ind w:left="0" w:firstLine="0"/>
-              <w:rPr>
-                <w:rFonts w:ascii="Times New Roman" w:hAnsi="Times New Roman" w:cs="Times New Roman"/>
-                <w:sz w:val="24"/>
-              </w:rPr>
-            </w:pPr>
-            <w:r>
-              <w:rPr>
-                <w:rFonts w:ascii="Times New Roman" w:hAnsi="Times New Roman" w:cs="Times New Roman"/>
-                <w:b w:val="0"/>
+            <w:tcW w:w="2160" w:type="dxa"/>
+          </w:tcPr>
+          <w:p>
+            <w:pPr>
+              <w:spacing w:after="120" w:line="240" w:lineRule="auto"/>
+              <w:rPr>
+                <w:rFonts w:ascii="Times New Roman" w:hAnsi="Times New Roman" w:cs="Times New Roman"/>
+                <w:sz w:val="24"/>
+              </w:rPr>
+            </w:pPr>
+            <w:r>
+              <w:rPr>
+                <w:rFonts w:ascii="Times New Roman" w:hAnsi="Times New Roman" w:cs="Times New Roman"/>
                 <w:color w:val="000000"/>
                 <w:sz w:val="24"/>
               </w:rPr>
@@ -5335,21 +4980,19 @@
         </w:tc>
         <w:tc>
           <w:tcPr>
-            <w:tcW w:type="dxa" w:w="3744"/>
-          </w:tcPr>
-          <w:p>
-            <w:pPr>
-              <w:spacing w:after="120" w:line="240" w:lineRule="auto"/>
-              <w:ind w:left="0" w:firstLine="0"/>
-              <w:rPr>
-                <w:rFonts w:ascii="Times New Roman" w:hAnsi="Times New Roman" w:cs="Times New Roman"/>
-                <w:sz w:val="24"/>
-              </w:rPr>
-            </w:pPr>
-            <w:r>
-              <w:rPr>
-                <w:rFonts w:ascii="Times New Roman" w:hAnsi="Times New Roman" w:cs="Times New Roman"/>
-                <w:b w:val="0"/>
+            <w:tcW w:w="3744" w:type="dxa"/>
+          </w:tcPr>
+          <w:p>
+            <w:pPr>
+              <w:spacing w:after="120" w:line="240" w:lineRule="auto"/>
+              <w:rPr>
+                <w:rFonts w:ascii="Times New Roman" w:hAnsi="Times New Roman" w:cs="Times New Roman"/>
+                <w:sz w:val="24"/>
+              </w:rPr>
+            </w:pPr>
+            <w:r>
+              <w:rPr>
+                <w:rFonts w:ascii="Times New Roman" w:hAnsi="Times New Roman" w:cs="Times New Roman"/>
                 <w:color w:val="000000"/>
                 <w:sz w:val="24"/>
               </w:rPr>
@@ -5359,21 +5002,19 @@
         </w:tc>
         <w:tc>
           <w:tcPr>
-            <w:tcW w:type="dxa" w:w="3312"/>
-          </w:tcPr>
-          <w:p>
-            <w:pPr>
-              <w:spacing w:after="120" w:line="240" w:lineRule="auto"/>
-              <w:ind w:left="0" w:firstLine="0"/>
-              <w:rPr>
-                <w:rFonts w:ascii="Times New Roman" w:hAnsi="Times New Roman" w:cs="Times New Roman"/>
-                <w:sz w:val="24"/>
-              </w:rPr>
-            </w:pPr>
-            <w:r>
-              <w:rPr>
-                <w:rFonts w:ascii="Times New Roman" w:hAnsi="Times New Roman" w:cs="Times New Roman"/>
-                <w:b w:val="0"/>
+            <w:tcW w:w="3312" w:type="dxa"/>
+          </w:tcPr>
+          <w:p>
+            <w:pPr>
+              <w:spacing w:after="120" w:line="240" w:lineRule="auto"/>
+              <w:rPr>
+                <w:rFonts w:ascii="Times New Roman" w:hAnsi="Times New Roman" w:cs="Times New Roman"/>
+                <w:sz w:val="24"/>
+              </w:rPr>
+            </w:pPr>
+            <w:r>
+              <w:rPr>
+                <w:rFonts w:ascii="Times New Roman" w:hAnsi="Times New Roman" w:cs="Times New Roman"/>
                 <w:color w:val="000000"/>
                 <w:sz w:val="24"/>
               </w:rPr>
@@ -5388,21 +5029,19 @@
         </w:trPr>
         <w:tc>
           <w:tcPr>
-            <w:tcW w:type="dxa" w:w="2160"/>
-          </w:tcPr>
-          <w:p>
-            <w:pPr>
-              <w:spacing w:after="120" w:line="240" w:lineRule="auto"/>
-              <w:ind w:left="0" w:firstLine="0"/>
-              <w:rPr>
-                <w:rFonts w:ascii="Times New Roman" w:hAnsi="Times New Roman" w:cs="Times New Roman"/>
-                <w:sz w:val="24"/>
-              </w:rPr>
-            </w:pPr>
-            <w:r>
-              <w:rPr>
-                <w:rFonts w:ascii="Times New Roman" w:hAnsi="Times New Roman" w:cs="Times New Roman"/>
-                <w:b w:val="0"/>
+            <w:tcW w:w="2160" w:type="dxa"/>
+          </w:tcPr>
+          <w:p>
+            <w:pPr>
+              <w:spacing w:after="120" w:line="240" w:lineRule="auto"/>
+              <w:rPr>
+                <w:rFonts w:ascii="Times New Roman" w:hAnsi="Times New Roman" w:cs="Times New Roman"/>
+                <w:sz w:val="24"/>
+              </w:rPr>
+            </w:pPr>
+            <w:r>
+              <w:rPr>
+                <w:rFonts w:ascii="Times New Roman" w:hAnsi="Times New Roman" w:cs="Times New Roman"/>
                 <w:color w:val="000000"/>
                 <w:sz w:val="24"/>
               </w:rPr>
@@ -5412,21 +5051,19 @@
         </w:tc>
         <w:tc>
           <w:tcPr>
-            <w:tcW w:type="dxa" w:w="3744"/>
-          </w:tcPr>
-          <w:p>
-            <w:pPr>
-              <w:spacing w:after="120" w:line="240" w:lineRule="auto"/>
-              <w:ind w:left="0" w:firstLine="0"/>
-              <w:rPr>
-                <w:rFonts w:ascii="Times New Roman" w:hAnsi="Times New Roman" w:cs="Times New Roman"/>
-                <w:sz w:val="24"/>
-              </w:rPr>
-            </w:pPr>
-            <w:r>
-              <w:rPr>
-                <w:rFonts w:ascii="Times New Roman" w:hAnsi="Times New Roman" w:cs="Times New Roman"/>
-                <w:b w:val="0"/>
+            <w:tcW w:w="3744" w:type="dxa"/>
+          </w:tcPr>
+          <w:p>
+            <w:pPr>
+              <w:spacing w:after="120" w:line="240" w:lineRule="auto"/>
+              <w:rPr>
+                <w:rFonts w:ascii="Times New Roman" w:hAnsi="Times New Roman" w:cs="Times New Roman"/>
+                <w:sz w:val="24"/>
+              </w:rPr>
+            </w:pPr>
+            <w:r>
+              <w:rPr>
+                <w:rFonts w:ascii="Times New Roman" w:hAnsi="Times New Roman" w:cs="Times New Roman"/>
                 <w:color w:val="000000"/>
                 <w:sz w:val="24"/>
               </w:rPr>
@@ -5436,21 +5073,19 @@
         </w:tc>
         <w:tc>
           <w:tcPr>
-            <w:tcW w:type="dxa" w:w="3312"/>
-          </w:tcPr>
-          <w:p>
-            <w:pPr>
-              <w:spacing w:after="120" w:line="240" w:lineRule="auto"/>
-              <w:ind w:left="0" w:firstLine="0"/>
-              <w:rPr>
-                <w:rFonts w:ascii="Times New Roman" w:hAnsi="Times New Roman" w:cs="Times New Roman"/>
-                <w:sz w:val="24"/>
-              </w:rPr>
-            </w:pPr>
-            <w:r>
-              <w:rPr>
-                <w:rFonts w:ascii="Times New Roman" w:hAnsi="Times New Roman" w:cs="Times New Roman"/>
-                <w:b w:val="0"/>
+            <w:tcW w:w="3312" w:type="dxa"/>
+          </w:tcPr>
+          <w:p>
+            <w:pPr>
+              <w:spacing w:after="120" w:line="240" w:lineRule="auto"/>
+              <w:rPr>
+                <w:rFonts w:ascii="Times New Roman" w:hAnsi="Times New Roman" w:cs="Times New Roman"/>
+                <w:sz w:val="24"/>
+              </w:rPr>
+            </w:pPr>
+            <w:r>
+              <w:rPr>
+                <w:rFonts w:ascii="Times New Roman" w:hAnsi="Times New Roman" w:cs="Times New Roman"/>
                 <w:color w:val="000000"/>
                 <w:sz w:val="24"/>
               </w:rPr>
@@ -5465,21 +5100,19 @@
         </w:trPr>
         <w:tc>
           <w:tcPr>
-            <w:tcW w:type="dxa" w:w="2160"/>
-          </w:tcPr>
-          <w:p>
-            <w:pPr>
-              <w:spacing w:after="120" w:line="240" w:lineRule="auto"/>
-              <w:ind w:left="0" w:firstLine="0"/>
-              <w:rPr>
-                <w:rFonts w:ascii="Times New Roman" w:hAnsi="Times New Roman" w:cs="Times New Roman"/>
-                <w:sz w:val="24"/>
-              </w:rPr>
-            </w:pPr>
-            <w:r>
-              <w:rPr>
-                <w:rFonts w:ascii="Times New Roman" w:hAnsi="Times New Roman" w:cs="Times New Roman"/>
-                <w:b w:val="0"/>
+            <w:tcW w:w="2160" w:type="dxa"/>
+          </w:tcPr>
+          <w:p>
+            <w:pPr>
+              <w:spacing w:after="120" w:line="240" w:lineRule="auto"/>
+              <w:rPr>
+                <w:rFonts w:ascii="Times New Roman" w:hAnsi="Times New Roman" w:cs="Times New Roman"/>
+                <w:sz w:val="24"/>
+              </w:rPr>
+            </w:pPr>
+            <w:r>
+              <w:rPr>
+                <w:rFonts w:ascii="Times New Roman" w:hAnsi="Times New Roman" w:cs="Times New Roman"/>
                 <w:color w:val="000000"/>
                 <w:sz w:val="24"/>
               </w:rPr>
@@ -5489,21 +5122,19 @@
         </w:tc>
         <w:tc>
           <w:tcPr>
-            <w:tcW w:type="dxa" w:w="3744"/>
-          </w:tcPr>
-          <w:p>
-            <w:pPr>
-              <w:spacing w:after="120" w:line="240" w:lineRule="auto"/>
-              <w:ind w:left="0" w:firstLine="0"/>
-              <w:rPr>
-                <w:rFonts w:ascii="Times New Roman" w:hAnsi="Times New Roman" w:cs="Times New Roman"/>
-                <w:sz w:val="24"/>
-              </w:rPr>
-            </w:pPr>
-            <w:r>
-              <w:rPr>
-                <w:rFonts w:ascii="Times New Roman" w:hAnsi="Times New Roman" w:cs="Times New Roman"/>
-                <w:b w:val="0"/>
+            <w:tcW w:w="3744" w:type="dxa"/>
+          </w:tcPr>
+          <w:p>
+            <w:pPr>
+              <w:spacing w:after="120" w:line="240" w:lineRule="auto"/>
+              <w:rPr>
+                <w:rFonts w:ascii="Times New Roman" w:hAnsi="Times New Roman" w:cs="Times New Roman"/>
+                <w:sz w:val="24"/>
+              </w:rPr>
+            </w:pPr>
+            <w:r>
+              <w:rPr>
+                <w:rFonts w:ascii="Times New Roman" w:hAnsi="Times New Roman" w:cs="Times New Roman"/>
                 <w:color w:val="000000"/>
                 <w:sz w:val="24"/>
               </w:rPr>
@@ -5513,21 +5144,19 @@
         </w:tc>
         <w:tc>
           <w:tcPr>
-            <w:tcW w:type="dxa" w:w="3312"/>
-          </w:tcPr>
-          <w:p>
-            <w:pPr>
-              <w:spacing w:after="120" w:line="240" w:lineRule="auto"/>
-              <w:ind w:left="0" w:firstLine="0"/>
-              <w:rPr>
-                <w:rFonts w:ascii="Times New Roman" w:hAnsi="Times New Roman" w:cs="Times New Roman"/>
-                <w:sz w:val="24"/>
-              </w:rPr>
-            </w:pPr>
-            <w:r>
-              <w:rPr>
-                <w:rFonts w:ascii="Times New Roman" w:hAnsi="Times New Roman" w:cs="Times New Roman"/>
-                <w:b w:val="0"/>
+            <w:tcW w:w="3312" w:type="dxa"/>
+          </w:tcPr>
+          <w:p>
+            <w:pPr>
+              <w:spacing w:after="120" w:line="240" w:lineRule="auto"/>
+              <w:rPr>
+                <w:rFonts w:ascii="Times New Roman" w:hAnsi="Times New Roman" w:cs="Times New Roman"/>
+                <w:sz w:val="24"/>
+              </w:rPr>
+            </w:pPr>
+            <w:r>
+              <w:rPr>
+                <w:rFonts w:ascii="Times New Roman" w:hAnsi="Times New Roman" w:cs="Times New Roman"/>
                 <w:color w:val="000000"/>
                 <w:sz w:val="24"/>
               </w:rPr>
@@ -5548,11 +5177,19 @@
       <w:r>
         <w:rPr>
           <w:rFonts w:ascii="Times New Roman" w:hAnsi="Times New Roman" w:cs="Times New Roman"/>
-          <w:b w:val="0"/>
-          <w:color w:val="000000"/>
-          <w:sz w:val="24"/>
-        </w:rPr>
-        <w:t>Every date in a confirmed wet run of at least three days is marked true, including the first two days retrospectively. Runs are computed on the full continuous station calendar, across month, season, and year boundaries. Known dry days are false. Missing precipitation days are unknown. A short wet run touching a missing day or the dataset boundary is also unknown because its full duration cannot be established; short runs bounded by observed dry days are false. Confirmed runs of three or more observed wet days are true even if a missing neighbor leaves their full extent uncertain. Unknown days are never bridged or converted to dry days.</w:t>
+          <w:color w:val="000000"/>
+          <w:sz w:val="24"/>
+        </w:rPr>
+        <w:t xml:space="preserve">Every date in a confirmed wet run of at least three days is marked true, including the first two days retrospectively. Runs are computed on the full continuous station calendar, across month, season, and year boundaries. Known dry days are false. Missing precipitation days are unknown. A short wet run touching a missing day or the dataset boundary is also unknown because its full duration cannot be established; </w:t>
+      </w:r>
+      <w:r>
+        <w:rPr>
+          <w:rFonts w:ascii="Times New Roman" w:hAnsi="Times New Roman" w:cs="Times New Roman"/>
+          <w:color w:val="000000"/>
+          <w:sz w:val="24"/>
+        </w:rPr>
+        <w:lastRenderedPageBreak/>
+        <w:t>short runs bounded by observed dry days are false. Confirmed runs of three or more observed wet days are true even if a missing neighbor leaves their full extent uncertain. Unknown days are never bridged or converted to dry days.</w:t>
       </w:r>
     </w:p>
     <w:p>
@@ -5575,17 +5212,17 @@
     </w:p>
     <w:tbl>
       <w:tblPr>
-        <w:tblW w:type="auto" w:w="0"/>
+        <w:tblW w:w="0" w:type="auto"/>
+        <w:tblBorders>
+          <w:top w:val="single" w:sz="4" w:space="0" w:color="000000"/>
+          <w:left w:val="single" w:sz="4" w:space="0" w:color="000000"/>
+          <w:bottom w:val="single" w:sz="4" w:space="0" w:color="000000"/>
+          <w:right w:val="single" w:sz="4" w:space="0" w:color="000000"/>
+          <w:insideH w:val="single" w:sz="4" w:space="0" w:color="000000"/>
+          <w:insideV w:val="single" w:sz="4" w:space="0" w:color="000000"/>
+        </w:tblBorders>
         <w:tblLayout w:type="fixed"/>
-        <w:tblLook w:firstColumn="1" w:firstRow="1" w:lastColumn="0" w:lastRow="0" w:noHBand="0" w:noVBand="1" w:val="04A0"/>
-        <w:tblBorders>
-          <w:top w:val="single" w:sz="4" w:color="000000"/>
-          <w:left w:val="single" w:sz="4" w:color="000000"/>
-          <w:bottom w:val="single" w:sz="4" w:color="000000"/>
-          <w:right w:val="single" w:sz="4" w:color="000000"/>
-          <w:insideH w:val="single" w:sz="4" w:color="000000"/>
-          <w:insideV w:val="single" w:sz="4" w:color="000000"/>
-        </w:tblBorders>
+        <w:tblLook w:val="04A0" w:firstRow="1" w:lastRow="0" w:firstColumn="1" w:lastColumn="0" w:noHBand="0" w:noVBand="1"/>
       </w:tblPr>
       <w:tblGrid>
         <w:gridCol w:w="3024"/>
@@ -5598,12 +5235,11 @@
         </w:trPr>
         <w:tc>
           <w:tcPr>
-            <w:tcW w:type="dxa" w:w="3024"/>
-          </w:tcPr>
-          <w:p>
-            <w:pPr>
-              <w:spacing w:after="120" w:line="240" w:lineRule="auto"/>
-              <w:ind w:left="0" w:firstLine="0"/>
+            <w:tcW w:w="3024" w:type="dxa"/>
+          </w:tcPr>
+          <w:p>
+            <w:pPr>
+              <w:spacing w:after="120" w:line="240" w:lineRule="auto"/>
               <w:rPr>
                 <w:rFonts w:ascii="Times New Roman" w:hAnsi="Times New Roman" w:cs="Times New Roman"/>
                 <w:sz w:val="24"/>
@@ -5622,12 +5258,11 @@
         </w:tc>
         <w:tc>
           <w:tcPr>
-            <w:tcW w:type="dxa" w:w="6192"/>
-          </w:tcPr>
-          <w:p>
-            <w:pPr>
-              <w:spacing w:after="120" w:line="240" w:lineRule="auto"/>
-              <w:ind w:left="0" w:firstLine="0"/>
+            <w:tcW w:w="6192" w:type="dxa"/>
+          </w:tcPr>
+          <w:p>
+            <w:pPr>
+              <w:spacing w:after="120" w:line="240" w:lineRule="auto"/>
               <w:rPr>
                 <w:rFonts w:ascii="Times New Roman" w:hAnsi="Times New Roman" w:cs="Times New Roman"/>
                 <w:sz w:val="24"/>
@@ -5651,21 +5286,19 @@
         </w:trPr>
         <w:tc>
           <w:tcPr>
-            <w:tcW w:type="dxa" w:w="3024"/>
-          </w:tcPr>
-          <w:p>
-            <w:pPr>
-              <w:spacing w:after="120" w:line="240" w:lineRule="auto"/>
-              <w:ind w:left="0" w:firstLine="0"/>
-              <w:rPr>
-                <w:rFonts w:ascii="Times New Roman" w:hAnsi="Times New Roman" w:cs="Times New Roman"/>
-                <w:sz w:val="24"/>
-              </w:rPr>
-            </w:pPr>
-            <w:r>
-              <w:rPr>
-                <w:rFonts w:ascii="Times New Roman" w:hAnsi="Times New Roman" w:cs="Times New Roman"/>
-                <w:b w:val="0"/>
+            <w:tcW w:w="3024" w:type="dxa"/>
+          </w:tcPr>
+          <w:p>
+            <w:pPr>
+              <w:spacing w:after="120" w:line="240" w:lineRule="auto"/>
+              <w:rPr>
+                <w:rFonts w:ascii="Times New Roman" w:hAnsi="Times New Roman" w:cs="Times New Roman"/>
+                <w:sz w:val="24"/>
+              </w:rPr>
+            </w:pPr>
+            <w:r>
+              <w:rPr>
+                <w:rFonts w:ascii="Times New Roman" w:hAnsi="Times New Roman" w:cs="Times New Roman"/>
                 <w:color w:val="000000"/>
                 <w:sz w:val="24"/>
               </w:rPr>
@@ -5675,21 +5308,19 @@
         </w:tc>
         <w:tc>
           <w:tcPr>
-            <w:tcW w:type="dxa" w:w="6192"/>
-          </w:tcPr>
-          <w:p>
-            <w:pPr>
-              <w:spacing w:after="120" w:line="240" w:lineRule="auto"/>
-              <w:ind w:left="0" w:firstLine="0"/>
-              <w:rPr>
-                <w:rFonts w:ascii="Times New Roman" w:hAnsi="Times New Roman" w:cs="Times New Roman"/>
-                <w:sz w:val="24"/>
-              </w:rPr>
-            </w:pPr>
-            <w:r>
-              <w:rPr>
-                <w:rFonts w:ascii="Times New Roman" w:hAnsi="Times New Roman" w:cs="Times New Roman"/>
-                <w:b w:val="0"/>
+            <w:tcW w:w="6192" w:type="dxa"/>
+          </w:tcPr>
+          <w:p>
+            <w:pPr>
+              <w:spacing w:after="120" w:line="240" w:lineRule="auto"/>
+              <w:rPr>
+                <w:rFonts w:ascii="Times New Roman" w:hAnsi="Times New Roman" w:cs="Times New Roman"/>
+                <w:sz w:val="24"/>
+              </w:rPr>
+            </w:pPr>
+            <w:r>
+              <w:rPr>
+                <w:rFonts w:ascii="Times New Roman" w:hAnsi="Times New Roman" w:cs="Times New Roman"/>
                 <w:color w:val="000000"/>
                 <w:sz w:val="24"/>
               </w:rPr>
@@ -5704,21 +5335,19 @@
         </w:trPr>
         <w:tc>
           <w:tcPr>
-            <w:tcW w:type="dxa" w:w="3024"/>
-          </w:tcPr>
-          <w:p>
-            <w:pPr>
-              <w:spacing w:after="120" w:line="240" w:lineRule="auto"/>
-              <w:ind w:left="0" w:firstLine="0"/>
-              <w:rPr>
-                <w:rFonts w:ascii="Times New Roman" w:hAnsi="Times New Roman" w:cs="Times New Roman"/>
-                <w:sz w:val="24"/>
-              </w:rPr>
-            </w:pPr>
-            <w:r>
-              <w:rPr>
-                <w:rFonts w:ascii="Times New Roman" w:hAnsi="Times New Roman" w:cs="Times New Roman"/>
-                <w:b w:val="0"/>
+            <w:tcW w:w="3024" w:type="dxa"/>
+          </w:tcPr>
+          <w:p>
+            <w:pPr>
+              <w:spacing w:after="120" w:line="240" w:lineRule="auto"/>
+              <w:rPr>
+                <w:rFonts w:ascii="Times New Roman" w:hAnsi="Times New Roman" w:cs="Times New Roman"/>
+                <w:sz w:val="24"/>
+              </w:rPr>
+            </w:pPr>
+            <w:r>
+              <w:rPr>
+                <w:rFonts w:ascii="Times New Roman" w:hAnsi="Times New Roman" w:cs="Times New Roman"/>
                 <w:color w:val="000000"/>
                 <w:sz w:val="24"/>
               </w:rPr>
@@ -5728,21 +5357,19 @@
         </w:tc>
         <w:tc>
           <w:tcPr>
-            <w:tcW w:type="dxa" w:w="6192"/>
-          </w:tcPr>
-          <w:p>
-            <w:pPr>
-              <w:spacing w:after="120" w:line="240" w:lineRule="auto"/>
-              <w:ind w:left="0" w:firstLine="0"/>
-              <w:rPr>
-                <w:rFonts w:ascii="Times New Roman" w:hAnsi="Times New Roman" w:cs="Times New Roman"/>
-                <w:sz w:val="24"/>
-              </w:rPr>
-            </w:pPr>
-            <w:r>
-              <w:rPr>
-                <w:rFonts w:ascii="Times New Roman" w:hAnsi="Times New Roman" w:cs="Times New Roman"/>
-                <w:b w:val="0"/>
+            <w:tcW w:w="6192" w:type="dxa"/>
+          </w:tcPr>
+          <w:p>
+            <w:pPr>
+              <w:spacing w:after="120" w:line="240" w:lineRule="auto"/>
+              <w:rPr>
+                <w:rFonts w:ascii="Times New Roman" w:hAnsi="Times New Roman" w:cs="Times New Roman"/>
+                <w:sz w:val="24"/>
+              </w:rPr>
+            </w:pPr>
+            <w:r>
+              <w:rPr>
+                <w:rFonts w:ascii="Times New Roman" w:hAnsi="Times New Roman" w:cs="Times New Roman"/>
                 <w:color w:val="000000"/>
                 <w:sz w:val="24"/>
               </w:rPr>
@@ -5757,21 +5384,19 @@
         </w:trPr>
         <w:tc>
           <w:tcPr>
-            <w:tcW w:type="dxa" w:w="3024"/>
-          </w:tcPr>
-          <w:p>
-            <w:pPr>
-              <w:spacing w:after="120" w:line="240" w:lineRule="auto"/>
-              <w:ind w:left="0" w:firstLine="0"/>
-              <w:rPr>
-                <w:rFonts w:ascii="Times New Roman" w:hAnsi="Times New Roman" w:cs="Times New Roman"/>
-                <w:sz w:val="24"/>
-              </w:rPr>
-            </w:pPr>
-            <w:r>
-              <w:rPr>
-                <w:rFonts w:ascii="Times New Roman" w:hAnsi="Times New Roman" w:cs="Times New Roman"/>
-                <w:b w:val="0"/>
+            <w:tcW w:w="3024" w:type="dxa"/>
+          </w:tcPr>
+          <w:p>
+            <w:pPr>
+              <w:spacing w:after="120" w:line="240" w:lineRule="auto"/>
+              <w:rPr>
+                <w:rFonts w:ascii="Times New Roman" w:hAnsi="Times New Roman" w:cs="Times New Roman"/>
+                <w:sz w:val="24"/>
+              </w:rPr>
+            </w:pPr>
+            <w:r>
+              <w:rPr>
+                <w:rFonts w:ascii="Times New Roman" w:hAnsi="Times New Roman" w:cs="Times New Roman"/>
                 <w:color w:val="000000"/>
                 <w:sz w:val="24"/>
               </w:rPr>
@@ -5781,21 +5406,19 @@
         </w:tc>
         <w:tc>
           <w:tcPr>
-            <w:tcW w:type="dxa" w:w="6192"/>
-          </w:tcPr>
-          <w:p>
-            <w:pPr>
-              <w:spacing w:after="120" w:line="240" w:lineRule="auto"/>
-              <w:ind w:left="0" w:firstLine="0"/>
-              <w:rPr>
-                <w:rFonts w:ascii="Times New Roman" w:hAnsi="Times New Roman" w:cs="Times New Roman"/>
-                <w:sz w:val="24"/>
-              </w:rPr>
-            </w:pPr>
-            <w:r>
-              <w:rPr>
-                <w:rFonts w:ascii="Times New Roman" w:hAnsi="Times New Roman" w:cs="Times New Roman"/>
-                <w:b w:val="0"/>
+            <w:tcW w:w="6192" w:type="dxa"/>
+          </w:tcPr>
+          <w:p>
+            <w:pPr>
+              <w:spacing w:after="120" w:line="240" w:lineRule="auto"/>
+              <w:rPr>
+                <w:rFonts w:ascii="Times New Roman" w:hAnsi="Times New Roman" w:cs="Times New Roman"/>
+                <w:sz w:val="24"/>
+              </w:rPr>
+            </w:pPr>
+            <w:r>
+              <w:rPr>
+                <w:rFonts w:ascii="Times New Roman" w:hAnsi="Times New Roman" w:cs="Times New Roman"/>
                 <w:color w:val="000000"/>
                 <w:sz w:val="24"/>
               </w:rPr>
@@ -5816,7 +5439,6 @@
       <w:r>
         <w:rPr>
           <w:rFonts w:ascii="Times New Roman" w:hAnsi="Times New Roman" w:cs="Times New Roman"/>
-          <w:b w:val="0"/>
           <w:color w:val="000000"/>
           <w:sz w:val="24"/>
         </w:rPr>
@@ -5834,7 +5456,6 @@
       <w:r>
         <w:rPr>
           <w:rFonts w:ascii="Times New Roman" w:hAnsi="Times New Roman" w:cs="Times New Roman"/>
-          <w:b w:val="0"/>
           <w:color w:val="000000"/>
           <w:sz w:val="24"/>
         </w:rPr>
@@ -5870,7 +5491,6 @@
       <w:r>
         <w:rPr>
           <w:rFonts w:ascii="Times New Roman" w:hAnsi="Times New Roman" w:cs="Times New Roman"/>
-          <w:b w:val="0"/>
           <w:color w:val="000000"/>
           <w:sz w:val="24"/>
         </w:rPr>
@@ -5888,7 +5508,6 @@
       <w:r>
         <w:rPr>
           <w:rFonts w:ascii="Times New Roman" w:hAnsi="Times New Roman" w:cs="Times New Roman"/>
-          <w:b w:val="0"/>
           <w:color w:val="000000"/>
           <w:sz w:val="24"/>
         </w:rPr>
@@ -5912,6 +5531,7 @@
           <w:bCs/>
           <w:sz w:val="24"/>
         </w:rPr>
+        <w:lastRenderedPageBreak/>
         <w:t>3.3 Website Development</w:t>
       </w:r>
     </w:p>
@@ -5944,7 +5564,6 @@
       <w:r>
         <w:rPr>
           <w:rFonts w:ascii="Times New Roman" w:hAnsi="Times New Roman" w:cs="Times New Roman"/>
-          <w:b w:val="0"/>
           <w:color w:val="000000"/>
           <w:sz w:val="24"/>
         </w:rPr>
@@ -5962,7 +5581,6 @@
       <w:r>
         <w:rPr>
           <w:rFonts w:ascii="Times New Roman" w:hAnsi="Times New Roman" w:cs="Times New Roman"/>
-          <w:b w:val="0"/>
           <w:color w:val="000000"/>
           <w:sz w:val="24"/>
         </w:rPr>
@@ -5980,7 +5598,6 @@
       <w:r>
         <w:rPr>
           <w:rFonts w:ascii="Times New Roman" w:hAnsi="Times New Roman" w:cs="Times New Roman"/>
-          <w:b w:val="0"/>
           <w:color w:val="000000"/>
           <w:sz w:val="24"/>
         </w:rPr>
@@ -5998,7 +5615,6 @@
       <w:r>
         <w:rPr>
           <w:rFonts w:ascii="Times New Roman" w:hAnsi="Times New Roman" w:cs="Times New Roman"/>
-          <w:b w:val="0"/>
           <w:color w:val="000000"/>
           <w:sz w:val="24"/>
         </w:rPr>
@@ -6034,7 +5650,6 @@
       <w:r>
         <w:rPr>
           <w:rFonts w:ascii="Times New Roman" w:hAnsi="Times New Roman" w:cs="Times New Roman"/>
-          <w:b w:val="0"/>
           <w:color w:val="000000"/>
           <w:sz w:val="24"/>
         </w:rPr>
@@ -6052,7 +5667,6 @@
       <w:r>
         <w:rPr>
           <w:rFonts w:ascii="Times New Roman" w:hAnsi="Times New Roman" w:cs="Times New Roman"/>
-          <w:b w:val="0"/>
           <w:color w:val="000000"/>
           <w:sz w:val="24"/>
         </w:rPr>
@@ -6070,7 +5684,6 @@
       <w:r>
         <w:rPr>
           <w:rFonts w:ascii="Times New Roman" w:hAnsi="Times New Roman" w:cs="Times New Roman"/>
-          <w:b w:val="0"/>
           <w:color w:val="000000"/>
           <w:sz w:val="24"/>
         </w:rPr>
@@ -6106,7 +5719,6 @@
       <w:r>
         <w:rPr>
           <w:rFonts w:ascii="Times New Roman" w:hAnsi="Times New Roman" w:cs="Times New Roman"/>
-          <w:b w:val="0"/>
           <w:color w:val="000000"/>
           <w:sz w:val="24"/>
         </w:rPr>
@@ -6124,25 +5736,32 @@
       <w:r>
         <w:rPr>
           <w:rFonts w:ascii="Times New Roman" w:hAnsi="Times New Roman" w:cs="Times New Roman"/>
-          <w:b w:val="0"/>
-          <w:color w:val="000000"/>
-          <w:sz w:val="24"/>
-        </w:rPr>
-        <w:t>The Overview page introduces the dataset, station map, weather summaries, and coverage. Explore Data lets users compare NOAA stations through trend charts, heatmaps, and summary statistics, then export filtered CSV data or PNG figures.</w:t>
-      </w:r>
-    </w:p>
-    <w:p>
-      <w:pPr>
-        <w:spacing w:after="120" w:line="240" w:lineRule="auto"/>
-        <w:rPr>
-          <w:rFonts w:ascii="Times New Roman" w:hAnsi="Times New Roman" w:cs="Times New Roman"/>
-          <w:sz w:val="24"/>
-        </w:rPr>
-      </w:pPr>
-      <w:r>
-        <w:rPr>
-          <w:rFonts w:ascii="Times New Roman" w:hAnsi="Times New Roman" w:cs="Times New Roman"/>
-          <w:b w:val="0"/>
+          <w:color w:val="000000"/>
+          <w:sz w:val="24"/>
+        </w:rPr>
+        <w:t xml:space="preserve">The Overview page introduces the dataset, station map, weather summaries, and </w:t>
+      </w:r>
+      <w:r>
+        <w:rPr>
+          <w:rFonts w:ascii="Times New Roman" w:hAnsi="Times New Roman" w:cs="Times New Roman"/>
+          <w:color w:val="000000"/>
+          <w:sz w:val="24"/>
+        </w:rPr>
+        <w:lastRenderedPageBreak/>
+        <w:t>coverage. Explore Data lets users compare NOAA stations through trend charts, heatmaps, and summary statistics, then export filtered CSV data or PNG figures.</w:t>
+      </w:r>
+    </w:p>
+    <w:p>
+      <w:pPr>
+        <w:spacing w:after="120" w:line="240" w:lineRule="auto"/>
+        <w:rPr>
+          <w:rFonts w:ascii="Times New Roman" w:hAnsi="Times New Roman" w:cs="Times New Roman"/>
+          <w:sz w:val="24"/>
+        </w:rPr>
+      </w:pPr>
+      <w:r>
+        <w:rPr>
+          <w:rFonts w:ascii="Times New Roman" w:hAnsi="Times New Roman" w:cs="Times New Roman"/>
           <w:color w:val="000000"/>
           <w:sz w:val="24"/>
         </w:rPr>
@@ -6160,7 +5779,6 @@
       <w:r>
         <w:rPr>
           <w:rFonts w:ascii="Times New Roman" w:hAnsi="Times New Roman" w:cs="Times New Roman"/>
-          <w:b w:val="0"/>
           <w:color w:val="000000"/>
           <w:sz w:val="24"/>
         </w:rPr>
@@ -6178,7 +5796,6 @@
       <w:r>
         <w:rPr>
           <w:rFonts w:ascii="Times New Roman" w:hAnsi="Times New Roman" w:cs="Times New Roman"/>
-          <w:b w:val="0"/>
           <w:color w:val="000000"/>
           <w:sz w:val="24"/>
         </w:rPr>
@@ -6196,7 +5813,6 @@
       <w:r>
         <w:rPr>
           <w:rFonts w:ascii="Times New Roman" w:hAnsi="Times New Roman" w:cs="Times New Roman"/>
-          <w:b w:val="0"/>
           <w:color w:val="000000"/>
           <w:sz w:val="24"/>
         </w:rPr>
@@ -6230,6 +5846,1036 @@
         <w:spacing w:after="120" w:line="240" w:lineRule="auto"/>
         <w:rPr>
           <w:rFonts w:ascii="Times New Roman" w:hAnsi="Times New Roman" w:cs="Times New Roman"/>
+          <w:sz w:val="24"/>
+        </w:rPr>
+      </w:pPr>
+      <w:r>
+        <w:rPr>
+          <w:rFonts w:ascii="Times New Roman" w:hAnsi="Times New Roman" w:cs="Times New Roman"/>
+          <w:color w:val="000000"/>
+          <w:sz w:val="24"/>
+        </w:rPr>
+        <w:t>The figures below demonstrate preliminary weather patterns in the processed Daymet data, followed by a summary of final NOAA growing-season coverage. All Daymet results refer to the five geographic sampling points during April-October, 2004-2025. They describe outdoor weather exposure and do not represent verified farm conditions or crop damage.</w:t>
+      </w:r>
+    </w:p>
+    <w:p>
+      <w:pPr>
+        <w:keepNext/>
+        <w:spacing w:after="120" w:line="240" w:lineRule="auto"/>
+        <w:rPr>
+          <w:rFonts w:ascii="Times New Roman" w:hAnsi="Times New Roman" w:cs="Times New Roman"/>
+          <w:sz w:val="24"/>
+        </w:rPr>
+      </w:pPr>
+      <w:r>
+        <w:rPr>
+          <w:rFonts w:ascii="Times New Roman" w:hAnsi="Times New Roman" w:cs="Times New Roman"/>
+          <w:b/>
+          <w:color w:val="000000"/>
+          <w:sz w:val="24"/>
+        </w:rPr>
+        <w:t>4.1 Temperature exposure across years and sampling points</w:t>
+      </w:r>
+    </w:p>
+    <w:p>
+      <w:pPr>
+        <w:spacing w:after="120" w:line="240" w:lineRule="auto"/>
+        <w:rPr>
+          <w:rFonts w:ascii="Times New Roman" w:hAnsi="Times New Roman" w:cs="Times New Roman"/>
+          <w:sz w:val="24"/>
+        </w:rPr>
+      </w:pPr>
+      <w:r>
+        <w:rPr>
+          <w:rFonts w:ascii="Times New Roman" w:hAnsi="Times New Roman" w:cs="Times New Roman"/>
+          <w:color w:val="000000"/>
+          <w:sz w:val="24"/>
+        </w:rPr>
+        <w:t>Figure 1 shows a shared hot-day peak in 2012 across all five points, with 28-37 days per point and a simple five-point mean of 32.2 days. The broadly similar yearly pattern indicates that the peak is present across the sampled locations, although the counts differ by point. These counts use the project screening threshold of TMAX &gt;= 30 degrees Celsius.</w:t>
+      </w:r>
+    </w:p>
+    <w:p>
+      <w:pPr>
+        <w:keepNext/>
+        <w:jc w:val="center"/>
+        <w:rPr>
+          <w:rFonts w:hint="eastAsia"/>
+        </w:rPr>
+      </w:pPr>
+      <w:r>
+        <w:rPr>
+          <w:noProof/>
+        </w:rPr>
+        <w:lastRenderedPageBreak/>
+        <w:drawing>
+          <wp:inline distT="0" distB="0" distL="0" distR="0" wp14:anchorId="38D2E1C7" wp14:editId="0D2C696F">
+            <wp:extent cx="5760720" cy="2801566"/>
+            <wp:effectExtent l="0" t="0" r="0" b="0"/>
+            <wp:docPr id="1" name="Picture 1"/>
+            <wp:cNvGraphicFramePr>
+              <a:graphicFrameLocks xmlns:a="http://schemas.openxmlformats.org/drawingml/2006/main" noChangeAspect="1"/>
+            </wp:cNvGraphicFramePr>
+            <a:graphic xmlns:a="http://schemas.openxmlformats.org/drawingml/2006/main">
+              <a:graphicData uri="http://schemas.openxmlformats.org/drawingml/2006/picture">
+                <pic:pic xmlns:pic="http://schemas.openxmlformats.org/drawingml/2006/picture">
+                  <pic:nvPicPr>
+                    <pic:cNvPr id="0" name="e52a638c94c9156c446ddeddd557f85a.jpg"/>
+                    <pic:cNvPicPr/>
+                  </pic:nvPicPr>
+                  <pic:blipFill>
+                    <a:blip r:embed="rId4"/>
+                    <a:stretch>
+                      <a:fillRect/>
+                    </a:stretch>
+                  </pic:blipFill>
+                  <pic:spPr>
+                    <a:xfrm>
+                      <a:off x="0" y="0"/>
+                      <a:ext cx="5760720" cy="2801566"/>
+                    </a:xfrm>
+                    <a:prstGeom prst="rect">
+                      <a:avLst/>
+                    </a:prstGeom>
+                  </pic:spPr>
+                </pic:pic>
+              </a:graphicData>
+            </a:graphic>
+          </wp:inline>
+        </w:drawing>
+      </w:r>
+    </w:p>
+    <w:p>
+      <w:pPr>
+        <w:spacing w:after="120" w:line="240" w:lineRule="auto"/>
+        <w:rPr>
+          <w:rFonts w:ascii="Times New Roman" w:hAnsi="Times New Roman" w:cs="Times New Roman"/>
+          <w:sz w:val="24"/>
+        </w:rPr>
+      </w:pPr>
+      <w:r>
+        <w:rPr>
+          <w:rFonts w:ascii="Times New Roman" w:hAnsi="Times New Roman" w:cs="Times New Roman"/>
+          <w:color w:val="000000"/>
+        </w:rPr>
+        <w:t>Figure 1. Growing-season hot-day counts at five Marathon County sampling points. Source: project Daymet V4 R1 outputs. The 30-degree threshold is a screening definition, not a validated crop-damage threshold.</w:t>
+      </w:r>
+    </w:p>
+    <w:p>
+      <w:pPr>
+        <w:spacing w:after="120" w:line="240" w:lineRule="auto"/>
+        <w:rPr>
+          <w:rFonts w:ascii="Times New Roman" w:hAnsi="Times New Roman" w:cs="Times New Roman"/>
+          <w:sz w:val="24"/>
+        </w:rPr>
+      </w:pPr>
+      <w:r>
+        <w:rPr>
+          <w:rFonts w:ascii="Times New Roman" w:hAnsi="Times New Roman" w:cs="Times New Roman"/>
+          <w:color w:val="000000"/>
+          <w:sz w:val="24"/>
+        </w:rPr>
+        <w:t>Figure 2 shows that the highest freezing-day mean occurred in 2018, with 42-45 days across the five points and a mean of 43.8 days. The next highest mean was 41.8 days in 2020. The peak freezing year differs from the peak hot-day year, showing that the two temperature measures capture different seasonal exposure patterns. Seasonal totals do not distinguish spring from fall freezes.</w:t>
+      </w:r>
+    </w:p>
+    <w:p>
+      <w:pPr>
+        <w:keepNext/>
+        <w:jc w:val="center"/>
+        <w:rPr>
+          <w:rFonts w:hint="eastAsia"/>
+        </w:rPr>
+      </w:pPr>
+      <w:r>
+        <w:rPr>
+          <w:noProof/>
+        </w:rPr>
+        <w:drawing>
+          <wp:inline distT="0" distB="0" distL="0" distR="0" wp14:anchorId="7BD58E81" wp14:editId="4AC8DA22">
+            <wp:extent cx="5760720" cy="2801566"/>
+            <wp:effectExtent l="0" t="0" r="0" b="0"/>
+            <wp:docPr id="2" name="Picture 2"/>
+            <wp:cNvGraphicFramePr>
+              <a:graphicFrameLocks xmlns:a="http://schemas.openxmlformats.org/drawingml/2006/main" noChangeAspect="1"/>
+            </wp:cNvGraphicFramePr>
+            <a:graphic xmlns:a="http://schemas.openxmlformats.org/drawingml/2006/main">
+              <a:graphicData uri="http://schemas.openxmlformats.org/drawingml/2006/picture">
+                <pic:pic xmlns:pic="http://schemas.openxmlformats.org/drawingml/2006/picture">
+                  <pic:nvPicPr>
+                    <pic:cNvPr id="0" name="eab93313541ebccce86f912b87bdafa7.jpg"/>
+                    <pic:cNvPicPr/>
+                  </pic:nvPicPr>
+                  <pic:blipFill>
+                    <a:blip r:embed="rId5"/>
+                    <a:stretch>
+                      <a:fillRect/>
+                    </a:stretch>
+                  </pic:blipFill>
+                  <pic:spPr>
+                    <a:xfrm>
+                      <a:off x="0" y="0"/>
+                      <a:ext cx="5760720" cy="2801566"/>
+                    </a:xfrm>
+                    <a:prstGeom prst="rect">
+                      <a:avLst/>
+                    </a:prstGeom>
+                  </pic:spPr>
+                </pic:pic>
+              </a:graphicData>
+            </a:graphic>
+          </wp:inline>
+        </w:drawing>
+      </w:r>
+    </w:p>
+    <w:p>
+      <w:pPr>
+        <w:spacing w:after="120" w:line="240" w:lineRule="auto"/>
+        <w:rPr>
+          <w:rFonts w:ascii="Times New Roman" w:hAnsi="Times New Roman" w:cs="Times New Roman"/>
+          <w:sz w:val="24"/>
+        </w:rPr>
+      </w:pPr>
+      <w:r>
+        <w:rPr>
+          <w:rFonts w:ascii="Times New Roman" w:hAnsi="Times New Roman" w:cs="Times New Roman"/>
+          <w:color w:val="000000"/>
+        </w:rPr>
+        <w:t>Figure 2. Growing-season freezing-day counts at five Marathon County sampling points, defined by TMIN &lt; 0 degrees Celsius. Source: project Daymet V4 R1 outputs. Counts describe freezing exposure rather than confirmed frost injury.</w:t>
+      </w:r>
+    </w:p>
+    <w:p>
+      <w:pPr>
+        <w:keepNext/>
+        <w:spacing w:after="120" w:line="240" w:lineRule="auto"/>
+        <w:rPr>
+          <w:rFonts w:ascii="Times New Roman" w:hAnsi="Times New Roman" w:cs="Times New Roman"/>
+          <w:sz w:val="24"/>
+        </w:rPr>
+      </w:pPr>
+      <w:r>
+        <w:rPr>
+          <w:rFonts w:ascii="Times New Roman" w:hAnsi="Times New Roman" w:cs="Times New Roman"/>
+          <w:b/>
+          <w:color w:val="000000"/>
+          <w:sz w:val="24"/>
+        </w:rPr>
+        <w:lastRenderedPageBreak/>
+        <w:t>4.2 Wet-weather frequency and persistence</w:t>
+      </w:r>
+    </w:p>
+    <w:p>
+      <w:pPr>
+        <w:spacing w:after="120" w:line="240" w:lineRule="auto"/>
+        <w:rPr>
+          <w:rFonts w:ascii="Times New Roman" w:hAnsi="Times New Roman" w:cs="Times New Roman"/>
+          <w:sz w:val="24"/>
+        </w:rPr>
+      </w:pPr>
+      <w:r>
+        <w:rPr>
+          <w:rFonts w:ascii="Times New Roman" w:hAnsi="Times New Roman" w:cs="Times New Roman"/>
+          <w:color w:val="000000"/>
+          <w:sz w:val="24"/>
+        </w:rPr>
+        <w:t>Figure 3 displays the longest observed wet spell within each growing season. In 2021, the longest run ranged from 8 to 10 days across the five points. In contrast, the 2018 runs ranged from 5 to 6 days. The plot also shows location differences within the same year, so a single point cannot fully summarize the sampled county pattern. A wet day has water-equivalent precipitation of at least 1 mm.</w:t>
+      </w:r>
+    </w:p>
+    <w:p>
+      <w:pPr>
+        <w:keepNext/>
+        <w:jc w:val="center"/>
+        <w:rPr>
+          <w:rFonts w:hint="eastAsia"/>
+        </w:rPr>
+      </w:pPr>
+      <w:r>
+        <w:rPr>
+          <w:noProof/>
+        </w:rPr>
+        <w:drawing>
+          <wp:inline distT="0" distB="0" distL="0" distR="0" wp14:anchorId="16651A27" wp14:editId="3FA90ECD">
+            <wp:extent cx="5760720" cy="2801566"/>
+            <wp:effectExtent l="0" t="0" r="0" b="0"/>
+            <wp:docPr id="3" name="Picture 3"/>
+            <wp:cNvGraphicFramePr>
+              <a:graphicFrameLocks xmlns:a="http://schemas.openxmlformats.org/drawingml/2006/main" noChangeAspect="1"/>
+            </wp:cNvGraphicFramePr>
+            <a:graphic xmlns:a="http://schemas.openxmlformats.org/drawingml/2006/main">
+              <a:graphicData uri="http://schemas.openxmlformats.org/drawingml/2006/picture">
+                <pic:pic xmlns:pic="http://schemas.openxmlformats.org/drawingml/2006/picture">
+                  <pic:nvPicPr>
+                    <pic:cNvPr id="0" name="b36d1fe32cbbbc7fa3dcf944bded291d.jpg"/>
+                    <pic:cNvPicPr/>
+                  </pic:nvPicPr>
+                  <pic:blipFill>
+                    <a:blip r:embed="rId6"/>
+                    <a:stretch>
+                      <a:fillRect/>
+                    </a:stretch>
+                  </pic:blipFill>
+                  <pic:spPr>
+                    <a:xfrm>
+                      <a:off x="0" y="0"/>
+                      <a:ext cx="5760720" cy="2801566"/>
+                    </a:xfrm>
+                    <a:prstGeom prst="rect">
+                      <a:avLst/>
+                    </a:prstGeom>
+                  </pic:spPr>
+                </pic:pic>
+              </a:graphicData>
+            </a:graphic>
+          </wp:inline>
+        </w:drawing>
+      </w:r>
+    </w:p>
+    <w:p>
+      <w:pPr>
+        <w:spacing w:after="120" w:line="240" w:lineRule="auto"/>
+        <w:rPr>
+          <w:rFonts w:ascii="Times New Roman" w:hAnsi="Times New Roman" w:cs="Times New Roman"/>
+          <w:sz w:val="24"/>
+        </w:rPr>
+      </w:pPr>
+      <w:r>
+        <w:rPr>
+          <w:rFonts w:ascii="Times New Roman" w:hAnsi="Times New Roman" w:cs="Times New Roman"/>
+          <w:color w:val="000000"/>
+        </w:rPr>
+        <w:t>Figure 3. Longest observed consecutive wet-day run within April-October at each sampling point. Source: project Daymet V4 R1 outputs. Run duration is distinct from the total number of days belonging to prolonged wet spells.</w:t>
+      </w:r>
+    </w:p>
+    <w:p>
+      <w:pPr>
+        <w:spacing w:after="120" w:line="240" w:lineRule="auto"/>
+        <w:rPr>
+          <w:rFonts w:ascii="Times New Roman" w:hAnsi="Times New Roman" w:cs="Times New Roman"/>
+          <w:sz w:val="24"/>
+        </w:rPr>
+      </w:pPr>
+      <w:r>
+        <w:rPr>
+          <w:rFonts w:ascii="Times New Roman" w:hAnsi="Times New Roman" w:cs="Times New Roman"/>
+          <w:color w:val="000000"/>
+          <w:sz w:val="24"/>
+        </w:rPr>
+        <w:t>Figure 4 separates wet-day frequency from heavy-precipitation frequency. The highest five-point mean wet-day count was 88.2 days in 2014, while the highest heavy-precipitation count was 14.4 days in 2019. These different peak years show that frequent precipitation and frequent heavy events are separate features of a growing season. The highest cumulative prolonged-wet-day membership was also in 2014, at 47.8 days; this is not one continuous 47.8-day spell.</w:t>
+      </w:r>
+    </w:p>
+    <w:p>
+      <w:pPr>
+        <w:keepNext/>
+        <w:jc w:val="center"/>
+        <w:rPr>
+          <w:rFonts w:hint="eastAsia"/>
+        </w:rPr>
+      </w:pPr>
+      <w:r>
+        <w:rPr>
+          <w:noProof/>
+        </w:rPr>
+        <w:lastRenderedPageBreak/>
+        <w:drawing>
+          <wp:inline distT="0" distB="0" distL="0" distR="0" wp14:anchorId="53A9B6FF" wp14:editId="30DE3D63">
+            <wp:extent cx="5760720" cy="3456432"/>
+            <wp:effectExtent l="0" t="0" r="0" b="0"/>
+            <wp:docPr id="4" name="Picture 4"/>
+            <wp:cNvGraphicFramePr>
+              <a:graphicFrameLocks xmlns:a="http://schemas.openxmlformats.org/drawingml/2006/main" noChangeAspect="1"/>
+            </wp:cNvGraphicFramePr>
+            <a:graphic xmlns:a="http://schemas.openxmlformats.org/drawingml/2006/main">
+              <a:graphicData uri="http://schemas.openxmlformats.org/drawingml/2006/picture">
+                <pic:pic xmlns:pic="http://schemas.openxmlformats.org/drawingml/2006/picture">
+                  <pic:nvPicPr>
+                    <pic:cNvPr id="0" name="daymet_precipitation_comparison.png"/>
+                    <pic:cNvPicPr/>
+                  </pic:nvPicPr>
+                  <pic:blipFill>
+                    <a:blip r:embed="rId7"/>
+                    <a:stretch>
+                      <a:fillRect/>
+                    </a:stretch>
+                  </pic:blipFill>
+                  <pic:spPr>
+                    <a:xfrm>
+                      <a:off x="0" y="0"/>
+                      <a:ext cx="5760720" cy="3456432"/>
+                    </a:xfrm>
+                    <a:prstGeom prst="rect">
+                      <a:avLst/>
+                    </a:prstGeom>
+                  </pic:spPr>
+                </pic:pic>
+              </a:graphicData>
+            </a:graphic>
+          </wp:inline>
+        </w:drawing>
+      </w:r>
+    </w:p>
+    <w:p>
+      <w:pPr>
+        <w:spacing w:after="120" w:line="240" w:lineRule="auto"/>
+        <w:rPr>
+          <w:rFonts w:ascii="Times New Roman" w:hAnsi="Times New Roman" w:cs="Times New Roman"/>
+          <w:sz w:val="24"/>
+        </w:rPr>
+      </w:pPr>
+      <w:r>
+        <w:rPr>
+          <w:rFonts w:ascii="Times New Roman" w:hAnsi="Times New Roman" w:cs="Times New Roman"/>
+          <w:color w:val="000000"/>
+        </w:rPr>
+        <w:t>Figure 4. Simple five-point mean counts of wet days (upper panel, precipitation &gt;= 1 mm) and heavy-precipitation days (lower panel, &gt;= 20 mm). Generated from the project county_year_means.csv. The panels use different vertical scales; means are not area-weighted county averages.</w:t>
+      </w:r>
+    </w:p>
+    <w:p>
+      <w:pPr>
+        <w:keepNext/>
+        <w:spacing w:after="120" w:line="240" w:lineRule="auto"/>
+        <w:rPr>
+          <w:rFonts w:ascii="Times New Roman" w:hAnsi="Times New Roman" w:cs="Times New Roman"/>
+          <w:sz w:val="24"/>
+        </w:rPr>
+      </w:pPr>
+      <w:r>
+        <w:rPr>
+          <w:rFonts w:ascii="Times New Roman" w:hAnsi="Times New Roman" w:cs="Times New Roman"/>
+          <w:b/>
+          <w:color w:val="000000"/>
+          <w:sz w:val="24"/>
+        </w:rPr>
+        <w:t>4.3 Final data coverage</w:t>
+      </w:r>
+    </w:p>
+    <w:p>
+      <w:pPr>
+        <w:spacing w:after="120" w:line="240" w:lineRule="auto"/>
+        <w:rPr>
+          <w:rFonts w:ascii="Times New Roman" w:hAnsi="Times New Roman" w:cs="Times New Roman"/>
+          <w:sz w:val="24"/>
+        </w:rPr>
+      </w:pPr>
+      <w:r>
+        <w:rPr>
+          <w:rFonts w:ascii="Times New Roman" w:hAnsi="Times New Roman" w:cs="Times New Roman"/>
+          <w:color w:val="000000"/>
+          <w:sz w:val="24"/>
+        </w:rPr>
+        <w:t>Daymet TMAX, TMIN, and precipitation were available for all 214 growing-season dates in every location-year. NOAA retains the same complete calendar structure, but some weather observations are missing or excluded. The table reports the lowest final cleaned coverage across all NOAA station-year growing seasons, using seasonal_summary.csv.</w:t>
+      </w:r>
+    </w:p>
+    <w:tbl>
+      <w:tblPr>
+        <w:tblW w:w="0" w:type="auto"/>
+        <w:tblBorders>
+          <w:top w:val="single" w:sz="4" w:space="0" w:color="000000"/>
+          <w:left w:val="single" w:sz="4" w:space="0" w:color="000000"/>
+          <w:bottom w:val="single" w:sz="4" w:space="0" w:color="000000"/>
+          <w:right w:val="single" w:sz="4" w:space="0" w:color="000000"/>
+          <w:insideH w:val="single" w:sz="4" w:space="0" w:color="000000"/>
+          <w:insideV w:val="single" w:sz="4" w:space="0" w:color="000000"/>
+        </w:tblBorders>
+        <w:tblLayout w:type="fixed"/>
+        <w:tblLook w:val="04A0" w:firstRow="1" w:lastRow="0" w:firstColumn="1" w:lastColumn="0" w:noHBand="0" w:noVBand="1"/>
+      </w:tblPr>
+      <w:tblGrid>
+        <w:gridCol w:w="1440"/>
+        <w:gridCol w:w="2016"/>
+        <w:gridCol w:w="4032"/>
+        <w:gridCol w:w="1584"/>
+      </w:tblGrid>
+      <w:tr>
+        <w:trPr>
+          <w:cantSplit/>
+        </w:trPr>
+        <w:tc>
+          <w:tcPr>
+            <w:tcW w:w="1440" w:type="dxa"/>
+          </w:tcPr>
+          <w:p>
+            <w:pPr>
+              <w:spacing w:after="120" w:line="240" w:lineRule="auto"/>
+              <w:rPr>
+                <w:rFonts w:ascii="Times New Roman" w:hAnsi="Times New Roman" w:cs="Times New Roman"/>
+                <w:sz w:val="24"/>
+              </w:rPr>
+            </w:pPr>
+            <w:r>
+              <w:rPr>
+                <w:rFonts w:ascii="Times New Roman" w:hAnsi="Times New Roman" w:cs="Times New Roman"/>
+                <w:b/>
+                <w:color w:val="000000"/>
+                <w:sz w:val="24"/>
+              </w:rPr>
+              <w:t>Variable</w:t>
+            </w:r>
+          </w:p>
+        </w:tc>
+        <w:tc>
+          <w:tcPr>
+            <w:tcW w:w="2016" w:type="dxa"/>
+          </w:tcPr>
+          <w:p>
+            <w:pPr>
+              <w:spacing w:after="120" w:line="240" w:lineRule="auto"/>
+              <w:rPr>
+                <w:rFonts w:ascii="Times New Roman" w:hAnsi="Times New Roman" w:cs="Times New Roman"/>
+                <w:sz w:val="24"/>
+              </w:rPr>
+            </w:pPr>
+            <w:r>
+              <w:rPr>
+                <w:rFonts w:ascii="Times New Roman" w:hAnsi="Times New Roman" w:cs="Times New Roman"/>
+                <w:b/>
+                <w:color w:val="000000"/>
+                <w:sz w:val="24"/>
+              </w:rPr>
+              <w:t>Lowest coverage</w:t>
+            </w:r>
+          </w:p>
+        </w:tc>
+        <w:tc>
+          <w:tcPr>
+            <w:tcW w:w="4032" w:type="dxa"/>
+          </w:tcPr>
+          <w:p>
+            <w:pPr>
+              <w:spacing w:after="120" w:line="240" w:lineRule="auto"/>
+              <w:rPr>
+                <w:rFonts w:ascii="Times New Roman" w:hAnsi="Times New Roman" w:cs="Times New Roman"/>
+                <w:sz w:val="24"/>
+              </w:rPr>
+            </w:pPr>
+            <w:r>
+              <w:rPr>
+                <w:rFonts w:ascii="Times New Roman" w:hAnsi="Times New Roman" w:cs="Times New Roman"/>
+                <w:b/>
+                <w:color w:val="000000"/>
+                <w:sz w:val="24"/>
+              </w:rPr>
+              <w:t>Station</w:t>
+            </w:r>
+          </w:p>
+        </w:tc>
+        <w:tc>
+          <w:tcPr>
+            <w:tcW w:w="1584" w:type="dxa"/>
+          </w:tcPr>
+          <w:p>
+            <w:pPr>
+              <w:spacing w:after="120" w:line="240" w:lineRule="auto"/>
+              <w:rPr>
+                <w:rFonts w:ascii="Times New Roman" w:hAnsi="Times New Roman" w:cs="Times New Roman"/>
+                <w:sz w:val="24"/>
+              </w:rPr>
+            </w:pPr>
+            <w:r>
+              <w:rPr>
+                <w:rFonts w:ascii="Times New Roman" w:hAnsi="Times New Roman" w:cs="Times New Roman"/>
+                <w:b/>
+                <w:color w:val="000000"/>
+                <w:sz w:val="24"/>
+              </w:rPr>
+              <w:t>Year</w:t>
+            </w:r>
+          </w:p>
+        </w:tc>
+      </w:tr>
+      <w:tr>
+        <w:trPr>
+          <w:cantSplit/>
+        </w:trPr>
+        <w:tc>
+          <w:tcPr>
+            <w:tcW w:w="1440" w:type="dxa"/>
+          </w:tcPr>
+          <w:p>
+            <w:pPr>
+              <w:spacing w:after="120" w:line="240" w:lineRule="auto"/>
+              <w:rPr>
+                <w:rFonts w:ascii="Times New Roman" w:hAnsi="Times New Roman" w:cs="Times New Roman"/>
+                <w:sz w:val="24"/>
+              </w:rPr>
+            </w:pPr>
+            <w:r>
+              <w:rPr>
+                <w:rFonts w:ascii="Times New Roman" w:hAnsi="Times New Roman" w:cs="Times New Roman"/>
+                <w:color w:val="000000"/>
+                <w:sz w:val="24"/>
+              </w:rPr>
+              <w:t>TMAX</w:t>
+            </w:r>
+          </w:p>
+        </w:tc>
+        <w:tc>
+          <w:tcPr>
+            <w:tcW w:w="2016" w:type="dxa"/>
+          </w:tcPr>
+          <w:p>
+            <w:pPr>
+              <w:spacing w:after="120" w:line="240" w:lineRule="auto"/>
+              <w:rPr>
+                <w:rFonts w:ascii="Times New Roman" w:hAnsi="Times New Roman" w:cs="Times New Roman"/>
+                <w:sz w:val="24"/>
+              </w:rPr>
+            </w:pPr>
+            <w:r>
+              <w:rPr>
+                <w:rFonts w:ascii="Times New Roman" w:hAnsi="Times New Roman" w:cs="Times New Roman"/>
+                <w:color w:val="000000"/>
+                <w:sz w:val="24"/>
+              </w:rPr>
+              <w:t>96.73%</w:t>
+            </w:r>
+          </w:p>
+        </w:tc>
+        <w:tc>
+          <w:tcPr>
+            <w:tcW w:w="4032" w:type="dxa"/>
+          </w:tcPr>
+          <w:p>
+            <w:pPr>
+              <w:spacing w:after="120" w:line="240" w:lineRule="auto"/>
+              <w:rPr>
+                <w:rFonts w:ascii="Times New Roman" w:hAnsi="Times New Roman" w:cs="Times New Roman"/>
+                <w:sz w:val="24"/>
+              </w:rPr>
+            </w:pPr>
+            <w:r>
+              <w:rPr>
+                <w:rFonts w:ascii="Times New Roman" w:hAnsi="Times New Roman" w:cs="Times New Roman"/>
+                <w:color w:val="000000"/>
+                <w:sz w:val="24"/>
+              </w:rPr>
+              <w:t>MARSHFIELD MUNI AP</w:t>
+            </w:r>
+          </w:p>
+        </w:tc>
+        <w:tc>
+          <w:tcPr>
+            <w:tcW w:w="1584" w:type="dxa"/>
+          </w:tcPr>
+          <w:p>
+            <w:pPr>
+              <w:spacing w:after="120" w:line="240" w:lineRule="auto"/>
+              <w:rPr>
+                <w:rFonts w:ascii="Times New Roman" w:hAnsi="Times New Roman" w:cs="Times New Roman"/>
+                <w:sz w:val="24"/>
+              </w:rPr>
+            </w:pPr>
+            <w:r>
+              <w:rPr>
+                <w:rFonts w:ascii="Times New Roman" w:hAnsi="Times New Roman" w:cs="Times New Roman"/>
+                <w:color w:val="000000"/>
+                <w:sz w:val="24"/>
+              </w:rPr>
+              <w:t>2024</w:t>
+            </w:r>
+          </w:p>
+        </w:tc>
+      </w:tr>
+      <w:tr>
+        <w:trPr>
+          <w:cantSplit/>
+        </w:trPr>
+        <w:tc>
+          <w:tcPr>
+            <w:tcW w:w="1440" w:type="dxa"/>
+          </w:tcPr>
+          <w:p>
+            <w:pPr>
+              <w:spacing w:after="120" w:line="240" w:lineRule="auto"/>
+              <w:rPr>
+                <w:rFonts w:ascii="Times New Roman" w:hAnsi="Times New Roman" w:cs="Times New Roman"/>
+                <w:sz w:val="24"/>
+              </w:rPr>
+            </w:pPr>
+            <w:r>
+              <w:rPr>
+                <w:rFonts w:ascii="Times New Roman" w:hAnsi="Times New Roman" w:cs="Times New Roman"/>
+                <w:color w:val="000000"/>
+                <w:sz w:val="24"/>
+              </w:rPr>
+              <w:t>TMIN</w:t>
+            </w:r>
+          </w:p>
+        </w:tc>
+        <w:tc>
+          <w:tcPr>
+            <w:tcW w:w="2016" w:type="dxa"/>
+          </w:tcPr>
+          <w:p>
+            <w:pPr>
+              <w:spacing w:after="120" w:line="240" w:lineRule="auto"/>
+              <w:rPr>
+                <w:rFonts w:ascii="Times New Roman" w:hAnsi="Times New Roman" w:cs="Times New Roman"/>
+                <w:sz w:val="24"/>
+              </w:rPr>
+            </w:pPr>
+            <w:r>
+              <w:rPr>
+                <w:rFonts w:ascii="Times New Roman" w:hAnsi="Times New Roman" w:cs="Times New Roman"/>
+                <w:color w:val="000000"/>
+                <w:sz w:val="24"/>
+              </w:rPr>
+              <w:t>96.73%</w:t>
+            </w:r>
+          </w:p>
+        </w:tc>
+        <w:tc>
+          <w:tcPr>
+            <w:tcW w:w="4032" w:type="dxa"/>
+          </w:tcPr>
+          <w:p>
+            <w:pPr>
+              <w:spacing w:after="120" w:line="240" w:lineRule="auto"/>
+              <w:rPr>
+                <w:rFonts w:ascii="Times New Roman" w:hAnsi="Times New Roman" w:cs="Times New Roman"/>
+                <w:sz w:val="24"/>
+              </w:rPr>
+            </w:pPr>
+            <w:r>
+              <w:rPr>
+                <w:rFonts w:ascii="Times New Roman" w:hAnsi="Times New Roman" w:cs="Times New Roman"/>
+                <w:color w:val="000000"/>
+                <w:sz w:val="24"/>
+              </w:rPr>
+              <w:t>MARSHFIELD MUNI AP</w:t>
+            </w:r>
+          </w:p>
+        </w:tc>
+        <w:tc>
+          <w:tcPr>
+            <w:tcW w:w="1584" w:type="dxa"/>
+          </w:tcPr>
+          <w:p>
+            <w:pPr>
+              <w:spacing w:after="120" w:line="240" w:lineRule="auto"/>
+              <w:rPr>
+                <w:rFonts w:ascii="Times New Roman" w:hAnsi="Times New Roman" w:cs="Times New Roman"/>
+                <w:sz w:val="24"/>
+              </w:rPr>
+            </w:pPr>
+            <w:r>
+              <w:rPr>
+                <w:rFonts w:ascii="Times New Roman" w:hAnsi="Times New Roman" w:cs="Times New Roman"/>
+                <w:color w:val="000000"/>
+                <w:sz w:val="24"/>
+              </w:rPr>
+              <w:t>2024</w:t>
+            </w:r>
+          </w:p>
+        </w:tc>
+      </w:tr>
+      <w:tr>
+        <w:trPr>
+          <w:cantSplit/>
+        </w:trPr>
+        <w:tc>
+          <w:tcPr>
+            <w:tcW w:w="1440" w:type="dxa"/>
+          </w:tcPr>
+          <w:p>
+            <w:pPr>
+              <w:spacing w:after="120" w:line="240" w:lineRule="auto"/>
+              <w:rPr>
+                <w:rFonts w:ascii="Times New Roman" w:hAnsi="Times New Roman" w:cs="Times New Roman"/>
+                <w:sz w:val="24"/>
+              </w:rPr>
+            </w:pPr>
+            <w:r>
+              <w:rPr>
+                <w:rFonts w:ascii="Times New Roman" w:hAnsi="Times New Roman" w:cs="Times New Roman"/>
+                <w:color w:val="000000"/>
+                <w:sz w:val="24"/>
+              </w:rPr>
+              <w:t>PRCP</w:t>
+            </w:r>
+          </w:p>
+        </w:tc>
+        <w:tc>
+          <w:tcPr>
+            <w:tcW w:w="2016" w:type="dxa"/>
+          </w:tcPr>
+          <w:p>
+            <w:pPr>
+              <w:spacing w:after="120" w:line="240" w:lineRule="auto"/>
+              <w:rPr>
+                <w:rFonts w:ascii="Times New Roman" w:hAnsi="Times New Roman" w:cs="Times New Roman"/>
+                <w:sz w:val="24"/>
+              </w:rPr>
+            </w:pPr>
+            <w:r>
+              <w:rPr>
+                <w:rFonts w:ascii="Times New Roman" w:hAnsi="Times New Roman" w:cs="Times New Roman"/>
+                <w:color w:val="000000"/>
+                <w:sz w:val="24"/>
+              </w:rPr>
+              <w:t>92.06%</w:t>
+            </w:r>
+          </w:p>
+        </w:tc>
+        <w:tc>
+          <w:tcPr>
+            <w:tcW w:w="4032" w:type="dxa"/>
+          </w:tcPr>
+          <w:p>
+            <w:pPr>
+              <w:spacing w:after="120" w:line="240" w:lineRule="auto"/>
+              <w:rPr>
+                <w:rFonts w:ascii="Times New Roman" w:hAnsi="Times New Roman" w:cs="Times New Roman"/>
+                <w:sz w:val="24"/>
+              </w:rPr>
+            </w:pPr>
+            <w:r>
+              <w:rPr>
+                <w:rFonts w:ascii="Times New Roman" w:hAnsi="Times New Roman" w:cs="Times New Roman"/>
+                <w:color w:val="000000"/>
+                <w:sz w:val="24"/>
+              </w:rPr>
+              <w:t>MERRILL</w:t>
+            </w:r>
+          </w:p>
+        </w:tc>
+        <w:tc>
+          <w:tcPr>
+            <w:tcW w:w="1584" w:type="dxa"/>
+          </w:tcPr>
+          <w:p>
+            <w:pPr>
+              <w:spacing w:after="120" w:line="240" w:lineRule="auto"/>
+              <w:rPr>
+                <w:rFonts w:ascii="Times New Roman" w:hAnsi="Times New Roman" w:cs="Times New Roman"/>
+                <w:sz w:val="24"/>
+              </w:rPr>
+            </w:pPr>
+            <w:r>
+              <w:rPr>
+                <w:rFonts w:ascii="Times New Roman" w:hAnsi="Times New Roman" w:cs="Times New Roman"/>
+                <w:color w:val="000000"/>
+                <w:sz w:val="24"/>
+              </w:rPr>
+              <w:t>2010</w:t>
+            </w:r>
+          </w:p>
+        </w:tc>
+      </w:tr>
+    </w:tbl>
+    <w:p>
+      <w:pPr>
+        <w:spacing w:after="120" w:line="240" w:lineRule="auto"/>
+        <w:rPr>
+          <w:rFonts w:ascii="Times New Roman" w:hAnsi="Times New Roman" w:cs="Times New Roman"/>
+          <w:sz w:val="24"/>
+        </w:rPr>
+      </w:pPr>
+      <w:r>
+        <w:rPr>
+          <w:rFonts w:ascii="Times New Roman" w:hAnsi="Times New Roman" w:cs="Times New Roman"/>
+          <w:color w:val="000000"/>
+          <w:sz w:val="24"/>
+        </w:rPr>
+        <w:t>All five NOAA stations passed the initial 95% growing-season screening based on nonmissing values and blank quality flags. Final cleaning additionally excludes accumulated or presumed-zero precipitation. The final minimum PRCP coverage of 92.06% therefore does not contradict the earlier screening result; it shows why screening and analysis coverage must be reported separately. Observed event counts remain incomplete where labels are unknown, and missing precipitation is never treated as a dry day.</w:t>
+      </w:r>
+    </w:p>
+    <w:p>
+      <w:pPr>
+        <w:keepNext/>
+        <w:spacing w:after="120" w:line="240" w:lineRule="auto"/>
+        <w:rPr>
+          <w:rFonts w:ascii="Times New Roman" w:hAnsi="Times New Roman" w:cs="Times New Roman"/>
+          <w:sz w:val="24"/>
+        </w:rPr>
+      </w:pPr>
+      <w:r>
+        <w:rPr>
+          <w:rFonts w:ascii="Times New Roman" w:hAnsi="Times New Roman" w:cs="Times New Roman"/>
+          <w:b/>
+          <w:color w:val="000000"/>
+          <w:sz w:val="24"/>
+        </w:rPr>
+        <w:lastRenderedPageBreak/>
+        <w:t>4.4 Website demonstration</w:t>
+      </w:r>
+    </w:p>
+    <w:p>
+      <w:pPr>
+        <w:spacing w:after="120" w:line="240" w:lineRule="auto"/>
+        <w:rPr>
+          <w:rFonts w:ascii="Times New Roman" w:hAnsi="Times New Roman" w:cs="Times New Roman"/>
+          <w:sz w:val="24"/>
+        </w:rPr>
+      </w:pPr>
+      <w:r>
+        <w:rPr>
+          <w:rFonts w:ascii="Times New Roman" w:hAnsi="Times New Roman" w:cs="Times New Roman"/>
+          <w:b w:val="0"/>
+          <w:color w:val="000000"/>
+          <w:sz w:val="24"/>
+        </w:rPr>
+        <w:t>The dashboard presents the processed datasets as interactive views that connect location selection, yearly patterns, and numerical summaries. Figures 5 and 6 demonstrate the completed Daymet and NOAA exploration pages. These screenshots illustrate how the results can be inspected; they do not constitute a quantitative validation of agreement between the two data sources.</w:t>
+      </w:r>
+    </w:p>
+    <w:p>
+      <w:pPr>
+        <w:spacing w:after="120" w:line="240" w:lineRule="auto"/>
+        <w:rPr>
+          <w:rFonts w:ascii="Times New Roman" w:hAnsi="Times New Roman" w:cs="Times New Roman"/>
+          <w:sz w:val="24"/>
+        </w:rPr>
+      </w:pPr>
+      <w:r>
+        <w:rPr>
+          <w:rFonts w:ascii="Times New Roman" w:hAnsi="Times New Roman" w:cs="Times New Roman"/>
+          <w:b w:val="0"/>
+          <w:color w:val="000000"/>
+          <w:sz w:val="24"/>
+        </w:rPr>
+        <w:t>Figure 5 shows the Daymet Sampling-Point Explorer with all five county points selected for 2004-2025. The freezing-day view reproduces the 2018 peak reported in the static results, with a five-point mean of 43.8 days during April-October. The page combines location filters, year controls, summary cards, and a sampling-point line chart, with PNG and filtered-CSV export options. Its zero unknown-label count applies to the selected growing-season freezing labels; it does not remove the 30 calendar omissions retained as unknown in the full daily dataset.</w:t>
+      </w:r>
+    </w:p>
+    <w:p>
+      <w:pPr>
+        <w:keepNext/>
+        <w:ind w:left="0" w:firstLine="0"/>
+        <w:jc w:val="center"/>
+      </w:pPr>
+      <w:r>
+        <w:drawing>
+          <wp:inline xmlns:a="http://schemas.openxmlformats.org/drawingml/2006/main" xmlns:pic="http://schemas.openxmlformats.org/drawingml/2006/picture">
+            <wp:extent cx="5760720" cy="3639653"/>
+            <wp:docPr id="5" name="Picture 5"/>
+            <wp:cNvGraphicFramePr>
+              <a:graphicFrameLocks noChangeAspect="1"/>
+            </wp:cNvGraphicFramePr>
+            <a:graphic>
+              <a:graphicData uri="http://schemas.openxmlformats.org/drawingml/2006/picture">
+                <pic:pic>
+                  <pic:nvPicPr>
+                    <pic:cNvPr id="0" name="225025b11b94c60aa78b53684e4326c3.png"/>
+                    <pic:cNvPicPr/>
+                  </pic:nvPicPr>
+                  <pic:blipFill>
+                    <a:blip r:embed="rId10"/>
+                    <a:stretch>
+                      <a:fillRect/>
+                    </a:stretch>
+                  </pic:blipFill>
+                  <pic:spPr>
+                    <a:xfrm>
+                      <a:off x="0" y="0"/>
+                      <a:ext cx="5760720" cy="3639653"/>
+                    </a:xfrm>
+                    <a:prstGeom prst="rect"/>
+                  </pic:spPr>
+                </pic:pic>
+              </a:graphicData>
+            </a:graphic>
+          </wp:inline>
+        </w:drawing>
+      </w:r>
+    </w:p>
+    <w:p>
+      <w:pPr>
+        <w:spacing w:after="120" w:line="240" w:lineRule="auto"/>
+        <w:ind w:left="0" w:firstLine="0"/>
+        <w:rPr>
+          <w:rFonts w:ascii="Times New Roman" w:hAnsi="Times New Roman" w:cs="Times New Roman"/>
+          <w:sz w:val="24"/>
+        </w:rPr>
+      </w:pPr>
+      <w:r>
+        <w:rPr>
+          <w:rFonts w:ascii="Times New Roman" w:hAnsi="Times New Roman" w:cs="Times New Roman"/>
+          <w:b w:val="0"/>
+          <w:color w:val="000000"/>
+          <w:sz w:val="22"/>
+        </w:rPr>
+        <w:t>Figure 5. Daymet Sampling-Point Explorer showing growing-season freezing days at the five Marathon County sampling points, 2004-2025. Screenshot supplied by the project team.</w:t>
+      </w:r>
+    </w:p>
+    <w:p>
+      <w:pPr>
+        <w:spacing w:after="120" w:line="240" w:lineRule="auto"/>
+        <w:rPr>
+          <w:rFonts w:ascii="Times New Roman" w:hAnsi="Times New Roman" w:cs="Times New Roman"/>
+          <w:sz w:val="24"/>
+        </w:rPr>
+      </w:pPr>
+      <w:r>
+        <w:rPr>
+          <w:rFonts w:ascii="Times New Roman" w:hAnsi="Times New Roman" w:cs="Times New Roman"/>
+          <w:b w:val="0"/>
+          <w:color w:val="000000"/>
+          <w:sz w:val="24"/>
+        </w:rPr>
+        <w:t>Figure 6 demonstrates the NOAA Explore Data page with Wausau ASOS, Merrill, and Marshfield Exp Farm selected, while Stevens Pt and Marshfield Muni AP are excluded from the displayed comparison. The selected metric is April-October hot days. The line chart and station-by-year heatmap both highlight the 2012 peak among the displayed stations, while also revealing differences in event counts between locations. Station, year, period, and metric controls allow users to change the comparison, and the time sliders support closer inspection of a shorter interval. The displayed definition also makes clear that counts include observed true labels and keep unknown observations separate.</w:t>
+      </w:r>
+    </w:p>
+    <w:p>
+      <w:pPr>
+        <w:keepNext/>
+        <w:ind w:left="0" w:firstLine="0"/>
+        <w:jc w:val="center"/>
+      </w:pPr>
+      <w:r>
+        <w:drawing>
+          <wp:inline xmlns:a="http://schemas.openxmlformats.org/drawingml/2006/main" xmlns:pic="http://schemas.openxmlformats.org/drawingml/2006/picture">
+            <wp:extent cx="5760720" cy="3603038"/>
+            <wp:docPr id="6" name="Picture 6"/>
+            <wp:cNvGraphicFramePr>
+              <a:graphicFrameLocks noChangeAspect="1"/>
+            </wp:cNvGraphicFramePr>
+            <a:graphic>
+              <a:graphicData uri="http://schemas.openxmlformats.org/drawingml/2006/picture">
+                <pic:pic>
+                  <pic:nvPicPr>
+                    <pic:cNvPr id="0" name="2cd0d8f5c9461ead4c85db934f0a142d.png"/>
+                    <pic:cNvPicPr/>
+                  </pic:nvPicPr>
+                  <pic:blipFill>
+                    <a:blip r:embed="rId11"/>
+                    <a:stretch>
+                      <a:fillRect/>
+                    </a:stretch>
+                  </pic:blipFill>
+                  <pic:spPr>
+                    <a:xfrm>
+                      <a:off x="0" y="0"/>
+                      <a:ext cx="5760720" cy="3603038"/>
+                    </a:xfrm>
+                    <a:prstGeom prst="rect"/>
+                  </pic:spPr>
+                </pic:pic>
+              </a:graphicData>
+            </a:graphic>
+          </wp:inline>
+        </w:drawing>
+      </w:r>
+    </w:p>
+    <w:p>
+      <w:pPr>
+        <w:spacing w:after="120" w:line="240" w:lineRule="auto"/>
+        <w:ind w:left="0" w:firstLine="0"/>
+        <w:rPr>
+          <w:rFonts w:ascii="Times New Roman" w:hAnsi="Times New Roman" w:cs="Times New Roman"/>
+          <w:sz w:val="24"/>
+        </w:rPr>
+      </w:pPr>
+      <w:r>
+        <w:rPr>
+          <w:rFonts w:ascii="Times New Roman" w:hAnsi="Times New Roman" w:cs="Times New Roman"/>
+          <w:b w:val="0"/>
+          <w:color w:val="000000"/>
+          <w:sz w:val="22"/>
+        </w:rPr>
+        <w:t>Figure 6. NOAA Explore Data page showing hot-day trends and a station-by-year heatmap for three selected stations during April-October, 2004-2025. Screenshot supplied by the project team.</w:t>
+      </w:r>
+    </w:p>
+    <w:p>
+      <w:pPr>
+        <w:spacing w:after="120" w:line="240" w:lineRule="auto"/>
+        <w:rPr>
+          <w:rFonts w:ascii="Times New Roman" w:hAnsi="Times New Roman" w:cs="Times New Roman"/>
           <w:b/>
           <w:bCs/>
           <w:sz w:val="28"/>
@@ -6252,6 +6898,57 @@
         <w:spacing w:after="120" w:line="240" w:lineRule="auto"/>
         <w:rPr>
           <w:rFonts w:ascii="Times New Roman" w:hAnsi="Times New Roman" w:cs="Times New Roman"/>
+          <w:sz w:val="24"/>
+        </w:rPr>
+      </w:pPr>
+      <w:r>
+        <w:rPr>
+          <w:rFonts w:ascii="Times New Roman" w:hAnsi="Times New Roman" w:cs="Times New Roman"/>
+          <w:color w:val="000000"/>
+          <w:sz w:val="24"/>
+        </w:rPr>
+        <w:t>The preliminary results show that weather exposure cannot be summarized by a single measure. The highest mean hot-day count occurred in 2012, the highest freezing-day count in 2018, and the highest heavy-precipitation count in 2019. Wet-day frequency and wet-spell duration also describe different conditions. Together, these indicators help identify seasons and locations for closer investigation, rather than classify a year as uniformly favorable or unfavorable. The plots describe variation across the sampled points and years; they do not establish a long-term trend or statistical significance.</w:t>
+      </w:r>
+    </w:p>
+    <w:p>
+      <w:pPr>
+        <w:spacing w:after="120" w:line="240" w:lineRule="auto"/>
+        <w:rPr>
+          <w:rFonts w:ascii="Times New Roman" w:hAnsi="Times New Roman" w:cs="Times New Roman"/>
+          <w:sz w:val="24"/>
+        </w:rPr>
+      </w:pPr>
+      <w:r>
+        <w:rPr>
+          <w:rFonts w:ascii="Times New Roman" w:hAnsi="Times New Roman" w:cs="Times New Roman"/>
+          <w:color w:val="000000"/>
+          <w:sz w:val="24"/>
+        </w:rPr>
+        <w:t>The indicators are calculated from NOAA station observations and Daymet gridded estimates. Ginseng production guidance helps explain why heat, freezing, and excessive moisture are relevant concerns, but it does not validate every numerical threshold used here. Freezing, wet-day, and heavy-precipitation definitions draw on meteorological definitions or conventions, while the 30-degree heat threshold and three-day wet-spell duration are project screening choices. Exceeding these thresholds does not demonstrate plant injury. Outdoor temperature and precipitation also do not directly measure shaded-canopy conditions, leaf wetness, or soil moisture. Without corresponding disease, yield, or root-quality observations, agricultural effects cannot be inferred from these counts alone.</w:t>
+      </w:r>
+    </w:p>
+    <w:p>
+      <w:pPr>
+        <w:spacing w:after="120" w:line="240" w:lineRule="auto"/>
+        <w:rPr>
+          <w:rFonts w:ascii="Times New Roman" w:hAnsi="Times New Roman" w:cs="Times New Roman"/>
+          <w:sz w:val="24"/>
+        </w:rPr>
+      </w:pPr>
+      <w:r>
+        <w:rPr>
+          <w:rFonts w:ascii="Times New Roman" w:hAnsi="Times New Roman" w:cs="Times New Roman"/>
+          <w:color w:val="000000"/>
+          <w:sz w:val="24"/>
+        </w:rPr>
+        <w:t>Data-quality findings influenced the study design. Stockbridge-Munsee passed the recent-data screen but was removed after its historical precipitation gaps became apparent, demonstrating why one recent year cannot establish long-term suitability. Retaining unknown values and preventing wet runs from bridging missing precipitation avoids treating gaps as observed dry days or uninterrupted wet periods. Calendar, checksum, and summary-accounting checks support reproducibility and internal consistency, but they do not independently validate Daymet accuracy. Likewise, the website comparison and sensitivity controls provide tools for investigation rather than completed evidence of agreement or robustness. Quantitative cross-source comparison and systematic evaluation of alternative thresholds and growing-season windows are still needed before stronger conclusions can be drawn.</w:t>
+      </w:r>
+    </w:p>
+    <w:p>
+      <w:pPr>
+        <w:spacing w:after="120" w:line="240" w:lineRule="auto"/>
+        <w:rPr>
+          <w:rFonts w:ascii="Times New Roman" w:hAnsi="Times New Roman" w:cs="Times New Roman"/>
           <w:b/>
           <w:bCs/>
           <w:sz w:val="28"/>
@@ -6274,6 +6971,339 @@
         <w:spacing w:after="120" w:line="240" w:lineRule="auto"/>
         <w:rPr>
           <w:rFonts w:ascii="Times New Roman" w:hAnsi="Times New Roman" w:cs="Times New Roman"/>
+          <w:sz w:val="24"/>
+        </w:rPr>
+      </w:pPr>
+      <w:r>
+        <w:rPr>
+          <w:rFonts w:ascii="Times New Roman" w:hAnsi="Times New Roman" w:cs="Times New Roman"/>
+          <w:color w:val="000000"/>
+          <w:sz w:val="24"/>
+        </w:rPr>
+        <w:t xml:space="preserve">We collaborate through a shared GitHub repository, which brings together the raw and cleaned datasets, processing scripts, progress notes, and website source code. Work is divided into three main components: NOAA data preparation, Daymet data preparation, and website development. This division gives each member responsibility for a distinct output while allowing the website and report to use the shared data products. Repository commits provide a record of changes and </w:t>
+      </w:r>
+      <w:r>
+        <w:rPr>
+          <w:rFonts w:ascii="Times New Roman" w:hAnsi="Times New Roman" w:cs="Times New Roman"/>
+          <w:color w:val="000000"/>
+          <w:sz w:val="24"/>
+        </w:rPr>
+        <w:lastRenderedPageBreak/>
+        <w:t>contributions.</w:t>
+      </w:r>
+    </w:p>
+    <w:tbl>
+      <w:tblPr>
+        <w:tblW w:w="0" w:type="auto"/>
+        <w:tblBorders>
+          <w:top w:val="single" w:sz="4" w:space="0" w:color="000000"/>
+          <w:left w:val="single" w:sz="4" w:space="0" w:color="000000"/>
+          <w:bottom w:val="single" w:sz="4" w:space="0" w:color="000000"/>
+          <w:right w:val="single" w:sz="4" w:space="0" w:color="000000"/>
+          <w:insideH w:val="single" w:sz="4" w:space="0" w:color="000000"/>
+          <w:insideV w:val="single" w:sz="4" w:space="0" w:color="000000"/>
+        </w:tblBorders>
+        <w:tblLayout w:type="fixed"/>
+        <w:tblLook w:val="04A0" w:firstRow="1" w:lastRow="0" w:firstColumn="1" w:lastColumn="0" w:noHBand="0" w:noVBand="1"/>
+      </w:tblPr>
+      <w:tblGrid>
+        <w:gridCol w:w="1656"/>
+        <w:gridCol w:w="2160"/>
+        <w:gridCol w:w="5400"/>
+      </w:tblGrid>
+      <w:tr>
+        <w:trPr>
+          <w:cantSplit/>
+        </w:trPr>
+        <w:tc>
+          <w:tcPr>
+            <w:tcW w:w="1656" w:type="dxa"/>
+          </w:tcPr>
+          <w:p>
+            <w:pPr>
+              <w:spacing w:after="120" w:line="240" w:lineRule="auto"/>
+              <w:rPr>
+                <w:rFonts w:ascii="Times New Roman" w:hAnsi="Times New Roman" w:cs="Times New Roman"/>
+                <w:sz w:val="24"/>
+              </w:rPr>
+            </w:pPr>
+            <w:r>
+              <w:rPr>
+                <w:rFonts w:ascii="Times New Roman" w:hAnsi="Times New Roman" w:cs="Times New Roman"/>
+                <w:b/>
+                <w:color w:val="000000"/>
+                <w:sz w:val="24"/>
+              </w:rPr>
+              <w:t>Team member</w:t>
+            </w:r>
+          </w:p>
+        </w:tc>
+        <w:tc>
+          <w:tcPr>
+            <w:tcW w:w="2160" w:type="dxa"/>
+          </w:tcPr>
+          <w:p>
+            <w:pPr>
+              <w:spacing w:after="120" w:line="240" w:lineRule="auto"/>
+              <w:rPr>
+                <w:rFonts w:ascii="Times New Roman" w:hAnsi="Times New Roman" w:cs="Times New Roman"/>
+                <w:sz w:val="24"/>
+              </w:rPr>
+            </w:pPr>
+            <w:r>
+              <w:rPr>
+                <w:rFonts w:ascii="Times New Roman" w:hAnsi="Times New Roman" w:cs="Times New Roman"/>
+                <w:b/>
+                <w:color w:val="000000"/>
+                <w:sz w:val="24"/>
+              </w:rPr>
+              <w:t>Primary responsibility</w:t>
+            </w:r>
+          </w:p>
+        </w:tc>
+        <w:tc>
+          <w:tcPr>
+            <w:tcW w:w="5400" w:type="dxa"/>
+          </w:tcPr>
+          <w:p>
+            <w:pPr>
+              <w:spacing w:after="120" w:line="240" w:lineRule="auto"/>
+              <w:rPr>
+                <w:rFonts w:ascii="Times New Roman" w:hAnsi="Times New Roman" w:cs="Times New Roman"/>
+                <w:sz w:val="24"/>
+              </w:rPr>
+            </w:pPr>
+            <w:r>
+              <w:rPr>
+                <w:rFonts w:ascii="Times New Roman" w:hAnsi="Times New Roman" w:cs="Times New Roman"/>
+                <w:b/>
+                <w:color w:val="000000"/>
+                <w:sz w:val="24"/>
+              </w:rPr>
+              <w:t>Completed contributions</w:t>
+            </w:r>
+          </w:p>
+        </w:tc>
+      </w:tr>
+      <w:tr>
+        <w:trPr>
+          <w:cantSplit/>
+        </w:trPr>
+        <w:tc>
+          <w:tcPr>
+            <w:tcW w:w="1656" w:type="dxa"/>
+          </w:tcPr>
+          <w:p>
+            <w:pPr>
+              <w:spacing w:after="120" w:line="240" w:lineRule="auto"/>
+              <w:rPr>
+                <w:rFonts w:ascii="Times New Roman" w:hAnsi="Times New Roman" w:cs="Times New Roman"/>
+                <w:sz w:val="24"/>
+              </w:rPr>
+            </w:pPr>
+            <w:r>
+              <w:rPr>
+                <w:rFonts w:ascii="Times New Roman" w:hAnsi="Times New Roman" w:cs="Times New Roman"/>
+                <w:color w:val="000000"/>
+                <w:sz w:val="24"/>
+              </w:rPr>
+              <w:t>Cedar Huang</w:t>
+            </w:r>
+          </w:p>
+        </w:tc>
+        <w:tc>
+          <w:tcPr>
+            <w:tcW w:w="2160" w:type="dxa"/>
+          </w:tcPr>
+          <w:p>
+            <w:pPr>
+              <w:spacing w:after="120" w:line="240" w:lineRule="auto"/>
+              <w:rPr>
+                <w:rFonts w:ascii="Times New Roman" w:hAnsi="Times New Roman" w:cs="Times New Roman"/>
+                <w:sz w:val="24"/>
+              </w:rPr>
+            </w:pPr>
+            <w:r>
+              <w:rPr>
+                <w:rFonts w:ascii="Times New Roman" w:hAnsi="Times New Roman" w:cs="Times New Roman"/>
+                <w:color w:val="000000"/>
+                <w:sz w:val="24"/>
+              </w:rPr>
+              <w:t>NOAA data preparation</w:t>
+            </w:r>
+          </w:p>
+        </w:tc>
+        <w:tc>
+          <w:tcPr>
+            <w:tcW w:w="5400" w:type="dxa"/>
+          </w:tcPr>
+          <w:p>
+            <w:pPr>
+              <w:spacing w:after="120" w:line="240" w:lineRule="auto"/>
+              <w:rPr>
+                <w:rFonts w:ascii="Times New Roman" w:hAnsi="Times New Roman" w:cs="Times New Roman"/>
+                <w:sz w:val="24"/>
+              </w:rPr>
+            </w:pPr>
+            <w:r>
+              <w:rPr>
+                <w:rFonts w:ascii="Times New Roman" w:hAnsi="Times New Roman" w:cs="Times New Roman"/>
+                <w:color w:val="000000"/>
+                <w:sz w:val="24"/>
+              </w:rPr>
+              <w:t>Identified and screened candidate stations, assessed historical coverage, selected the final station set, cleaned the NOAA data, implemented weather labels and summaries, and documented quality checks and processing decisions.</w:t>
+            </w:r>
+          </w:p>
+        </w:tc>
+      </w:tr>
+      <w:tr>
+        <w:trPr>
+          <w:cantSplit/>
+        </w:trPr>
+        <w:tc>
+          <w:tcPr>
+            <w:tcW w:w="1656" w:type="dxa"/>
+          </w:tcPr>
+          <w:p>
+            <w:pPr>
+              <w:spacing w:after="120" w:line="240" w:lineRule="auto"/>
+              <w:rPr>
+                <w:rFonts w:ascii="Times New Roman" w:hAnsi="Times New Roman" w:cs="Times New Roman"/>
+                <w:sz w:val="24"/>
+              </w:rPr>
+            </w:pPr>
+            <w:r>
+              <w:rPr>
+                <w:rFonts w:ascii="Times New Roman" w:hAnsi="Times New Roman" w:cs="Times New Roman"/>
+                <w:color w:val="000000"/>
+                <w:sz w:val="24"/>
+              </w:rPr>
+              <w:t>Heming Bai</w:t>
+            </w:r>
+          </w:p>
+        </w:tc>
+        <w:tc>
+          <w:tcPr>
+            <w:tcW w:w="2160" w:type="dxa"/>
+          </w:tcPr>
+          <w:p>
+            <w:pPr>
+              <w:spacing w:after="120" w:line="240" w:lineRule="auto"/>
+              <w:rPr>
+                <w:rFonts w:ascii="Times New Roman" w:hAnsi="Times New Roman" w:cs="Times New Roman"/>
+                <w:sz w:val="24"/>
+              </w:rPr>
+            </w:pPr>
+            <w:r>
+              <w:rPr>
+                <w:rFonts w:ascii="Times New Roman" w:hAnsi="Times New Roman" w:cs="Times New Roman"/>
+                <w:color w:val="000000"/>
+                <w:sz w:val="24"/>
+              </w:rPr>
+              <w:t>Daymet data preparation</w:t>
+            </w:r>
+          </w:p>
+        </w:tc>
+        <w:tc>
+          <w:tcPr>
+            <w:tcW w:w="5400" w:type="dxa"/>
+          </w:tcPr>
+          <w:p>
+            <w:pPr>
+              <w:spacing w:after="120" w:line="240" w:lineRule="auto"/>
+              <w:rPr>
+                <w:rFonts w:ascii="Times New Roman" w:hAnsi="Times New Roman" w:cs="Times New Roman"/>
+                <w:sz w:val="24"/>
+              </w:rPr>
+            </w:pPr>
+            <w:r>
+              <w:rPr>
+                <w:rFonts w:ascii="Times New Roman" w:hAnsi="Times New Roman" w:cs="Times New Roman"/>
+                <w:color w:val="000000"/>
+                <w:sz w:val="24"/>
+              </w:rPr>
+              <w:t>Selected county sampling points and NOAA reference coordinates, downloaded and processed Daymet data, handled calendar alignment, implemented indicators and summaries, checked the outputs, and prepared preliminary figures and documentation.</w:t>
+            </w:r>
+          </w:p>
+        </w:tc>
+      </w:tr>
+      <w:tr>
+        <w:trPr>
+          <w:cantSplit/>
+        </w:trPr>
+        <w:tc>
+          <w:tcPr>
+            <w:tcW w:w="1656" w:type="dxa"/>
+          </w:tcPr>
+          <w:p>
+            <w:pPr>
+              <w:spacing w:after="120" w:line="240" w:lineRule="auto"/>
+              <w:rPr>
+                <w:rFonts w:ascii="Times New Roman" w:hAnsi="Times New Roman" w:cs="Times New Roman"/>
+                <w:sz w:val="24"/>
+              </w:rPr>
+            </w:pPr>
+            <w:r>
+              <w:rPr>
+                <w:rFonts w:ascii="Times New Roman" w:hAnsi="Times New Roman" w:cs="Times New Roman"/>
+                <w:color w:val="000000"/>
+                <w:sz w:val="24"/>
+              </w:rPr>
+              <w:t>Haiyue Liu</w:t>
+            </w:r>
+          </w:p>
+        </w:tc>
+        <w:tc>
+          <w:tcPr>
+            <w:tcW w:w="2160" w:type="dxa"/>
+          </w:tcPr>
+          <w:p>
+            <w:pPr>
+              <w:spacing w:after="120" w:line="240" w:lineRule="auto"/>
+              <w:rPr>
+                <w:rFonts w:ascii="Times New Roman" w:hAnsi="Times New Roman" w:cs="Times New Roman"/>
+                <w:sz w:val="24"/>
+              </w:rPr>
+            </w:pPr>
+            <w:r>
+              <w:rPr>
+                <w:rFonts w:ascii="Times New Roman" w:hAnsi="Times New Roman" w:cs="Times New Roman"/>
+                <w:color w:val="000000"/>
+                <w:sz w:val="24"/>
+              </w:rPr>
+              <w:t>Website development</w:t>
+            </w:r>
+          </w:p>
+        </w:tc>
+        <w:tc>
+          <w:tcPr>
+            <w:tcW w:w="5400" w:type="dxa"/>
+          </w:tcPr>
+          <w:p>
+            <w:pPr>
+              <w:spacing w:after="120" w:line="240" w:lineRule="auto"/>
+              <w:rPr>
+                <w:rFonts w:ascii="Times New Roman" w:hAnsi="Times New Roman" w:cs="Times New Roman"/>
+                <w:sz w:val="24"/>
+              </w:rPr>
+            </w:pPr>
+            <w:r>
+              <w:rPr>
+                <w:rFonts w:ascii="Times New Roman" w:hAnsi="Times New Roman" w:cs="Times New Roman"/>
+                <w:color w:val="000000"/>
+                <w:sz w:val="24"/>
+              </w:rPr>
+              <w:t>Built the interactive dashboard, integrated the NOAA and Daymet outputs, and implemented charts, maps, filters, daily-detail and sensitivity controls, data-quality views, and figure and data exports.</w:t>
+            </w:r>
+          </w:p>
+        </w:tc>
+      </w:tr>
+    </w:tbl>
+    <w:p>
+      <w:pPr>
+        <w:spacing w:after="120" w:line="240" w:lineRule="auto"/>
+        <w:rPr>
+          <w:rFonts w:ascii="Times New Roman" w:hAnsi="Times New Roman" w:cs="Times New Roman"/>
           <w:b/>
           <w:bCs/>
           <w:sz w:val="28"/>
@@ -6293,6 +7323,536 @@
     </w:p>
     <w:p>
       <w:pPr>
+        <w:keepNext/>
+        <w:spacing w:after="120" w:line="240" w:lineRule="auto"/>
+        <w:rPr>
+          <w:rFonts w:ascii="Times New Roman" w:hAnsi="Times New Roman" w:cs="Times New Roman"/>
+          <w:sz w:val="24"/>
+        </w:rPr>
+      </w:pPr>
+      <w:r>
+        <w:rPr>
+          <w:rFonts w:ascii="Times New Roman" w:hAnsi="Times New Roman" w:cs="Times New Roman"/>
+          <w:b/>
+          <w:color w:val="000000"/>
+          <w:sz w:val="24"/>
+        </w:rPr>
+        <w:t>Progress against the proposal</w:t>
+      </w:r>
+    </w:p>
+    <w:p>
+      <w:pPr>
+        <w:spacing w:after="120" w:line="240" w:lineRule="auto"/>
+        <w:rPr>
+          <w:rFonts w:ascii="Times New Roman" w:hAnsi="Times New Roman" w:cs="Times New Roman"/>
+          <w:sz w:val="24"/>
+        </w:rPr>
+      </w:pPr>
+      <w:r>
+        <w:rPr>
+          <w:rFonts w:ascii="Times New Roman" w:hAnsi="Times New Roman" w:cs="Times New Roman"/>
+          <w:color w:val="000000"/>
+          <w:sz w:val="24"/>
+        </w:rPr>
+        <w:t>The project has completed the core data preparation, indicator implementation, and preliminary visualization work in the proposal. The dataset covers 22 years and five county sampling points, meeting the planned minimum of five locations and twenty years. Five NOAA stations and matching Daymet reference coordinates support the comparison stage. Website development has progressed ahead of the original integration sequence, while formal cross-source evaluation and systematic sensitivity analysis remain incomplete. The proposal weeks below identify the original sequence of work, rather than verified calendar completion dates.</w:t>
+      </w:r>
+    </w:p>
+    <w:p>
+      <w:pPr>
+        <w:spacing w:after="120" w:line="240" w:lineRule="auto"/>
+        <w:ind w:left="360" w:hanging="240"/>
+        <w:rPr>
+          <w:rFonts w:ascii="Times New Roman" w:hAnsi="Times New Roman" w:cs="Times New Roman"/>
+          <w:sz w:val="24"/>
+        </w:rPr>
+      </w:pPr>
+      <w:r>
+        <w:rPr>
+          <w:rFonts w:ascii="Times New Roman" w:hAnsi="Times New Roman" w:cs="Times New Roman"/>
+          <w:b/>
+          <w:color w:val="000000"/>
+          <w:sz w:val="24"/>
+        </w:rPr>
+        <w:t xml:space="preserve">• Week 1: Feasibility check (Core work completed): </w:t>
+      </w:r>
+      <w:r>
+        <w:rPr>
+          <w:rFonts w:ascii="Times New Roman" w:hAnsi="Times New Roman" w:cs="Times New Roman"/>
+          <w:color w:val="000000"/>
+          <w:sz w:val="24"/>
+        </w:rPr>
+        <w:t>Study scope and baseline season defined; sample downloads and station identification completed. Field definitions are documented in the progress notes.</w:t>
+      </w:r>
+    </w:p>
+    <w:p>
+      <w:pPr>
+        <w:spacing w:after="120" w:line="240" w:lineRule="auto"/>
+        <w:ind w:left="360" w:hanging="240"/>
+        <w:rPr>
+          <w:rFonts w:ascii="Times New Roman" w:hAnsi="Times New Roman" w:cs="Times New Roman"/>
+          <w:sz w:val="24"/>
+        </w:rPr>
+      </w:pPr>
+      <w:r>
+        <w:rPr>
+          <w:rFonts w:ascii="Times New Roman" w:hAnsi="Times New Roman" w:cs="Times New Roman"/>
+          <w:b/>
+          <w:color w:val="000000"/>
+          <w:sz w:val="24"/>
+        </w:rPr>
+        <w:t xml:space="preserve">• Week 2: Data pipeline (Completed): </w:t>
+      </w:r>
+      <w:r>
+        <w:rPr>
+          <w:rFonts w:ascii="Times New Roman" w:hAnsi="Times New Roman" w:cs="Times New Roman"/>
+          <w:color w:val="000000"/>
+          <w:sz w:val="24"/>
+        </w:rPr>
+        <w:t>NOAA and both Daymet point groups processed for 2004-2025; calendars, missing values, units, quality rules, and provenance documented.</w:t>
+      </w:r>
+    </w:p>
+    <w:p>
+      <w:pPr>
+        <w:spacing w:after="120" w:line="240" w:lineRule="auto"/>
+        <w:ind w:left="360" w:hanging="240"/>
+        <w:rPr>
+          <w:rFonts w:ascii="Times New Roman" w:hAnsi="Times New Roman" w:cs="Times New Roman"/>
+          <w:sz w:val="24"/>
+        </w:rPr>
+      </w:pPr>
+      <w:r>
+        <w:rPr>
+          <w:rFonts w:ascii="Times New Roman" w:hAnsi="Times New Roman" w:cs="Times New Roman"/>
+          <w:b/>
+          <w:color w:val="000000"/>
+          <w:sz w:val="24"/>
+        </w:rPr>
+        <w:t xml:space="preserve">• Week 3: Exposure indicators (Completed): </w:t>
+      </w:r>
+      <w:r>
+        <w:rPr>
+          <w:rFonts w:ascii="Times New Roman" w:hAnsi="Times New Roman" w:cs="Times New Roman"/>
+          <w:color w:val="000000"/>
+          <w:sz w:val="24"/>
+        </w:rPr>
+        <w:t>Five weather labels and annual/seasonal summaries implemented; calculation and accounting checks completed.</w:t>
+      </w:r>
+    </w:p>
+    <w:p>
+      <w:pPr>
+        <w:spacing w:after="120" w:line="240" w:lineRule="auto"/>
+        <w:ind w:left="360" w:hanging="240"/>
+        <w:rPr>
+          <w:rFonts w:ascii="Times New Roman" w:hAnsi="Times New Roman" w:cs="Times New Roman"/>
+          <w:sz w:val="24"/>
+        </w:rPr>
+      </w:pPr>
+      <w:r>
+        <w:rPr>
+          <w:rFonts w:ascii="Times New Roman" w:hAnsi="Times New Roman" w:cs="Times New Roman"/>
+          <w:b/>
+          <w:color w:val="000000"/>
+          <w:sz w:val="24"/>
+        </w:rPr>
+        <w:t xml:space="preserve">• Week 4: Comparative analysis (Preliminary stage completed): </w:t>
+      </w:r>
+      <w:r>
+        <w:rPr>
+          <w:rFonts w:ascii="Times New Roman" w:hAnsi="Times New Roman" w:cs="Times New Roman"/>
+          <w:color w:val="000000"/>
+          <w:sz w:val="24"/>
+        </w:rPr>
+        <w:t xml:space="preserve">Point and year comparisons, initial rankings, and weather figures produced; interpretation </w:t>
+      </w:r>
+      <w:r>
+        <w:rPr>
+          <w:rFonts w:ascii="Times New Roman" w:hAnsi="Times New Roman" w:cs="Times New Roman"/>
+          <w:color w:val="000000"/>
+          <w:sz w:val="24"/>
+        </w:rPr>
+        <w:lastRenderedPageBreak/>
+        <w:t>remains descriptive.</w:t>
+      </w:r>
+    </w:p>
+    <w:p>
+      <w:pPr>
+        <w:spacing w:after="120" w:line="240" w:lineRule="auto"/>
+        <w:ind w:left="360" w:hanging="240"/>
+        <w:rPr>
+          <w:rFonts w:ascii="Times New Roman" w:hAnsi="Times New Roman" w:cs="Times New Roman"/>
+          <w:sz w:val="24"/>
+        </w:rPr>
+      </w:pPr>
+      <w:r>
+        <w:rPr>
+          <w:rFonts w:ascii="Times New Roman" w:hAnsi="Times New Roman" w:cs="Times New Roman"/>
+          <w:b/>
+          <w:color w:val="000000"/>
+          <w:sz w:val="24"/>
+        </w:rPr>
+        <w:t xml:space="preserve">• Week 5: Validation (Partially completed): </w:t>
+      </w:r>
+      <w:r>
+        <w:rPr>
+          <w:rFonts w:ascii="Times New Roman" w:hAnsi="Times New Roman" w:cs="Times New Roman"/>
+          <w:color w:val="000000"/>
+          <w:sz w:val="24"/>
+        </w:rPr>
+        <w:t>Matching reference datasets and dashboard summary comparisons available; quantitative agreement metrics and discrepancy investigation remain.</w:t>
+      </w:r>
+    </w:p>
+    <w:p>
+      <w:pPr>
+        <w:spacing w:after="120" w:line="240" w:lineRule="auto"/>
+        <w:ind w:left="360" w:hanging="240"/>
+        <w:rPr>
+          <w:rFonts w:ascii="Times New Roman" w:hAnsi="Times New Roman" w:cs="Times New Roman"/>
+          <w:sz w:val="24"/>
+        </w:rPr>
+      </w:pPr>
+      <w:r>
+        <w:rPr>
+          <w:rFonts w:ascii="Times New Roman" w:hAnsi="Times New Roman" w:cs="Times New Roman"/>
+          <w:b/>
+          <w:color w:val="000000"/>
+          <w:sz w:val="24"/>
+        </w:rPr>
+        <w:t xml:space="preserve">• Week 6: Sensitivity analysis (Partially completed): </w:t>
+      </w:r>
+      <w:r>
+        <w:rPr>
+          <w:rFonts w:ascii="Times New Roman" w:hAnsi="Times New Roman" w:cs="Times New Roman"/>
+          <w:color w:val="000000"/>
+          <w:sz w:val="24"/>
+        </w:rPr>
+        <w:t>Browser controls implemented; systematic threshold and season-window comparisons and ranking-stability assessment remain.</w:t>
+      </w:r>
+    </w:p>
+    <w:p>
+      <w:pPr>
+        <w:spacing w:after="120" w:line="240" w:lineRule="auto"/>
+        <w:ind w:left="360" w:hanging="240"/>
+        <w:rPr>
+          <w:rFonts w:ascii="Times New Roman" w:hAnsi="Times New Roman" w:cs="Times New Roman"/>
+          <w:sz w:val="24"/>
+        </w:rPr>
+      </w:pPr>
+      <w:r>
+        <w:rPr>
+          <w:rFonts w:ascii="Times New Roman" w:hAnsi="Times New Roman" w:cs="Times New Roman"/>
+          <w:b/>
+          <w:color w:val="000000"/>
+          <w:sz w:val="24"/>
+        </w:rPr>
+        <w:t xml:space="preserve">• Week 7: Integration (Substantially completed): </w:t>
+      </w:r>
+      <w:r>
+        <w:rPr>
+          <w:rFonts w:ascii="Times New Roman" w:hAnsi="Times New Roman" w:cs="Times New Roman"/>
+          <w:color w:val="000000"/>
+          <w:sz w:val="24"/>
+        </w:rPr>
+        <w:t>NOAA and Daymet integrated into the dashboard; methods and limitations documented. Website screenshots and final workflow review remain.</w:t>
+      </w:r>
+    </w:p>
+    <w:p>
+      <w:pPr>
+        <w:spacing w:after="120" w:line="240" w:lineRule="auto"/>
+        <w:ind w:left="360" w:hanging="240"/>
+        <w:rPr>
+          <w:rFonts w:ascii="Times New Roman" w:hAnsi="Times New Roman" w:cs="Times New Roman"/>
+          <w:sz w:val="24"/>
+        </w:rPr>
+      </w:pPr>
+      <w:r>
+        <w:rPr>
+          <w:rFonts w:ascii="Times New Roman" w:hAnsi="Times New Roman" w:cs="Times New Roman"/>
+          <w:b/>
+          <w:color w:val="000000"/>
+          <w:sz w:val="24"/>
+        </w:rPr>
+        <w:t xml:space="preserve">• Week 8: Final delivery (In progress): </w:t>
+      </w:r>
+      <w:r>
+        <w:rPr>
+          <w:rFonts w:ascii="Times New Roman" w:hAnsi="Times New Roman" w:cs="Times New Roman"/>
+          <w:color w:val="000000"/>
+          <w:sz w:val="24"/>
+        </w:rPr>
+        <w:t>Report drafting underway; final report, presentation, repository documentation, and end-to-end reproducibility review remain.</w:t>
+      </w:r>
+    </w:p>
+    <w:p>
+      <w:pPr>
+        <w:spacing w:after="120" w:line="240" w:lineRule="auto"/>
+        <w:rPr>
+          <w:rFonts w:ascii="Times New Roman" w:hAnsi="Times New Roman" w:cs="Times New Roman"/>
+          <w:sz w:val="24"/>
+        </w:rPr>
+      </w:pPr>
+      <w:r>
+        <w:rPr>
+          <w:rFonts w:ascii="Times New Roman" w:hAnsi="Times New Roman" w:cs="Times New Roman"/>
+          <w:color w:val="000000"/>
+          <w:sz w:val="24"/>
+        </w:rPr>
+        <w:t>The main design adjustment was removal of Stockbridge-Munsee after historical precipitation gaps were identified. The final five-station design retains the agreed 2004-2025 period. The dashboard, originally optional if time allowed, has become a completed development component. Remaining effort should now prioritize evaluating the results and completing documentation rather than adding more website features.</w:t>
+      </w:r>
+    </w:p>
+    <w:p>
+      <w:pPr>
+        <w:keepNext/>
+        <w:spacing w:after="120" w:line="240" w:lineRule="auto"/>
+        <w:rPr>
+          <w:rFonts w:ascii="Times New Roman" w:hAnsi="Times New Roman" w:cs="Times New Roman"/>
+          <w:sz w:val="24"/>
+        </w:rPr>
+      </w:pPr>
+      <w:r>
+        <w:rPr>
+          <w:rFonts w:ascii="Times New Roman" w:hAnsi="Times New Roman" w:cs="Times New Roman"/>
+          <w:b/>
+          <w:color w:val="000000"/>
+          <w:sz w:val="24"/>
+        </w:rPr>
+        <w:t>Proposed completion timetable</w:t>
+      </w:r>
+    </w:p>
+    <w:p>
+      <w:pPr>
+        <w:spacing w:after="120" w:line="240" w:lineRule="auto"/>
+        <w:rPr>
+          <w:rFonts w:ascii="Times New Roman" w:hAnsi="Times New Roman" w:cs="Times New Roman"/>
+          <w:sz w:val="24"/>
+        </w:rPr>
+      </w:pPr>
+      <w:r>
+        <w:rPr>
+          <w:rFonts w:ascii="Times New Roman" w:hAnsi="Times New Roman" w:cs="Times New Roman"/>
+          <w:color w:val="000000"/>
+          <w:sz w:val="24"/>
+        </w:rPr>
+        <w:t>The schedule below uses October 21, 2026 as the planning baseline. These are proposed internal targets, not a confirmed course deadline; final submission and presentation dates should follow the course schedule. Proposed leads follow the current division of work and the comparison responsibilities in the proposal.</w:t>
+      </w:r>
+    </w:p>
+    <w:p>
+      <w:pPr>
+        <w:spacing w:after="120" w:line="240" w:lineRule="auto"/>
+        <w:ind w:left="360" w:hanging="240"/>
+        <w:rPr>
+          <w:rFonts w:ascii="Times New Roman" w:hAnsi="Times New Roman" w:cs="Times New Roman"/>
+          <w:sz w:val="24"/>
+        </w:rPr>
+      </w:pPr>
+      <w:r>
+        <w:rPr>
+          <w:rFonts w:ascii="Times New Roman" w:hAnsi="Times New Roman" w:cs="Times New Roman"/>
+          <w:b/>
+          <w:color w:val="000000"/>
+          <w:sz w:val="24"/>
+        </w:rPr>
+        <w:t xml:space="preserve">• </w:t>
+      </w:r>
+      <w:r>
+        <w:rPr>
+          <w:rFonts w:ascii="Times New Roman" w:hAnsi="Times New Roman" w:cs="Times New Roman"/>
+          <w:b/>
+          <w:color w:val="000000"/>
+          <w:sz w:val="24"/>
+        </w:rPr>
+        <w:t xml:space="preserve">November </w:t>
+      </w:r>
+      <w:r>
+        <w:rPr>
+          <w:rFonts w:ascii="Times New Roman" w:hAnsi="Times New Roman" w:cs="Times New Roman" w:hint="eastAsia"/>
+          <w:b/>
+          <w:color w:val="000000"/>
+          <w:sz w:val="24"/>
+        </w:rPr>
+        <w:t>10</w:t>
+      </w:r>
+      <w:r>
+        <w:rPr>
+          <w:rFonts w:ascii="Times New Roman" w:hAnsi="Times New Roman" w:cs="Times New Roman"/>
+          <w:b/>
+          <w:color w:val="000000"/>
+          <w:sz w:val="24"/>
+        </w:rPr>
+        <w:t>, 2026</w:t>
+      </w:r>
+      <w:r>
+        <w:rPr>
+          <w:rFonts w:ascii="Times New Roman" w:hAnsi="Times New Roman" w:cs="Times New Roman"/>
+          <w:b/>
+          <w:color w:val="000000"/>
+          <w:sz w:val="24"/>
+        </w:rPr>
+        <w:t xml:space="preserve">: </w:t>
+      </w:r>
+      <w:r>
+        <w:rPr>
+          <w:rFonts w:ascii="Times New Roman" w:hAnsi="Times New Roman" w:cs="Times New Roman"/>
+          <w:color w:val="000000"/>
+          <w:sz w:val="24"/>
+        </w:rPr>
+        <w:t>Complete paired NOAA-Daymet comparisons by station and date using usable observations. Produce temperature bias and error summaries and precipitation comparisons, document paired coverage, and investigate observation-day alignment and major discrepancies. Proposed lead: Cedar, with Heming.</w:t>
+      </w:r>
+    </w:p>
+    <w:p>
+      <w:pPr>
+        <w:spacing w:after="120" w:line="240" w:lineRule="auto"/>
+        <w:ind w:left="360" w:hanging="240"/>
+        <w:rPr>
+          <w:rFonts w:ascii="Times New Roman" w:hAnsi="Times New Roman" w:cs="Times New Roman"/>
+          <w:sz w:val="24"/>
+        </w:rPr>
+      </w:pPr>
+      <w:r>
+        <w:rPr>
+          <w:rFonts w:ascii="Times New Roman" w:hAnsi="Times New Roman" w:cs="Times New Roman"/>
+          <w:b/>
+          <w:color w:val="000000"/>
+          <w:sz w:val="24"/>
+        </w:rPr>
+        <w:t xml:space="preserve">• November </w:t>
+      </w:r>
+      <w:r>
+        <w:rPr>
+          <w:rFonts w:ascii="Times New Roman" w:hAnsi="Times New Roman" w:cs="Times New Roman" w:hint="eastAsia"/>
+          <w:b/>
+          <w:color w:val="000000"/>
+          <w:sz w:val="24"/>
+        </w:rPr>
+        <w:t>21</w:t>
+      </w:r>
+      <w:r>
+        <w:rPr>
+          <w:rFonts w:ascii="Times New Roman" w:hAnsi="Times New Roman" w:cs="Times New Roman"/>
+          <w:b/>
+          <w:color w:val="000000"/>
+          <w:sz w:val="24"/>
+        </w:rPr>
+        <w:t xml:space="preserve">, 2026: </w:t>
+      </w:r>
+      <w:r>
+        <w:rPr>
+          <w:rFonts w:ascii="Times New Roman" w:hAnsi="Times New Roman" w:cs="Times New Roman"/>
+          <w:color w:val="000000"/>
+          <w:sz w:val="24"/>
+        </w:rPr>
+        <w:t>Test a documented set of alternative heat, precipitation, wet-spell, and growing-season settings. Produce a comparison of year and location rankings, including spring/fall freeze timing where relevant. Proposed lead: Heming and Cedar; Haiyue supports dashboard checks.</w:t>
+      </w:r>
+    </w:p>
+    <w:p>
+      <w:pPr>
+        <w:spacing w:after="120" w:line="240" w:lineRule="auto"/>
+        <w:ind w:left="360" w:hanging="240"/>
+        <w:rPr>
+          <w:rFonts w:ascii="Times New Roman" w:hAnsi="Times New Roman" w:cs="Times New Roman"/>
+          <w:sz w:val="24"/>
+        </w:rPr>
+      </w:pPr>
+      <w:r>
+        <w:rPr>
+          <w:rFonts w:ascii="Times New Roman" w:hAnsi="Times New Roman" w:cs="Times New Roman"/>
+          <w:b/>
+          <w:color w:val="000000"/>
+          <w:sz w:val="24"/>
+        </w:rPr>
+        <w:t xml:space="preserve">• </w:t>
+      </w:r>
+      <w:r>
+        <w:rPr>
+          <w:rFonts w:ascii="Times New Roman" w:hAnsi="Times New Roman" w:cs="Times New Roman" w:hint="eastAsia"/>
+          <w:b/>
+          <w:color w:val="000000"/>
+          <w:sz w:val="24"/>
+        </w:rPr>
+        <w:t>Dec 1</w:t>
+      </w:r>
+      <w:r>
+        <w:rPr>
+          <w:rFonts w:ascii="Times New Roman" w:hAnsi="Times New Roman" w:cs="Times New Roman"/>
+          <w:b/>
+          <w:color w:val="000000"/>
+          <w:sz w:val="24"/>
+        </w:rPr>
+        <w:t xml:space="preserve">, 2026: </w:t>
+      </w:r>
+      <w:r>
+        <w:rPr>
+          <w:rFonts w:ascii="Times New Roman" w:hAnsi="Times New Roman" w:cs="Times New Roman"/>
+          <w:color w:val="000000"/>
+          <w:sz w:val="24"/>
+        </w:rPr>
+        <w:t>Integrate comparison and sensitivity findings into a complete report draft; add website screenshots, finalize figures and references, and prepare presentation materials. Review data and figure consistency. Proposed lead: All members; Haiyue leads website demonstration.</w:t>
+      </w:r>
+    </w:p>
+    <w:p>
+      <w:pPr>
+        <w:spacing w:after="120" w:line="240" w:lineRule="auto"/>
+        <w:ind w:left="360" w:hanging="240"/>
+        <w:rPr>
+          <w:rFonts w:ascii="Times New Roman" w:hAnsi="Times New Roman" w:cs="Times New Roman"/>
+          <w:sz w:val="24"/>
+        </w:rPr>
+      </w:pPr>
+      <w:r>
+        <w:rPr>
+          <w:rFonts w:ascii="Times New Roman" w:hAnsi="Times New Roman" w:cs="Times New Roman"/>
+          <w:b/>
+          <w:color w:val="000000"/>
+          <w:sz w:val="24"/>
+        </w:rPr>
+        <w:t>• Before</w:t>
+      </w:r>
+      <w:r>
+        <w:rPr>
+          <w:rFonts w:ascii="Times New Roman" w:hAnsi="Times New Roman" w:cs="Times New Roman" w:hint="eastAsia"/>
+          <w:b/>
+          <w:color w:val="000000"/>
+          <w:sz w:val="24"/>
+        </w:rPr>
+        <w:t xml:space="preserve"> f</w:t>
+      </w:r>
+      <w:r>
+        <w:rPr>
+          <w:rFonts w:ascii="Times New Roman" w:hAnsi="Times New Roman" w:cs="Times New Roman"/>
+          <w:b/>
+          <w:color w:val="000000"/>
+          <w:sz w:val="24"/>
+        </w:rPr>
+        <w:t xml:space="preserve">inal deadline: </w:t>
+      </w:r>
+      <w:r>
+        <w:rPr>
+          <w:rFonts w:ascii="Times New Roman" w:hAnsi="Times New Roman" w:cs="Times New Roman"/>
+          <w:color w:val="000000"/>
+          <w:sz w:val="24"/>
+        </w:rPr>
+        <w:t>Rerun the documented processing and website build workflow, resolve remaining inconsistencies, and complete the final report, presentation, and repository handoff. Proposed lead: All members.</w:t>
+      </w:r>
+    </w:p>
+    <w:p>
+      <w:pPr>
+        <w:spacing w:after="120" w:line="240" w:lineRule="auto"/>
+        <w:rPr>
+          <w:rFonts w:ascii="Times New Roman" w:hAnsi="Times New Roman" w:cs="Times New Roman"/>
+          <w:sz w:val="24"/>
+        </w:rPr>
+      </w:pPr>
+      <w:r>
+        <w:rPr>
+          <w:rFonts w:ascii="Times New Roman" w:hAnsi="Times New Roman" w:cs="Times New Roman"/>
+          <w:color w:val="000000"/>
+          <w:sz w:val="24"/>
+        </w:rPr>
+        <w:lastRenderedPageBreak/>
+        <w:t>Cross-source analysis depends on matching usable observations and documenting calendar and observation-day differences. Sensitivity evaluation should use the same missing-value rules as the baseline. Final conclusions and presentation figures will be updated after these checks so that the report distinguishes implemented tools from evaluated findings.</w:t>
+      </w:r>
+    </w:p>
+    <w:p>
+      <w:pPr>
         <w:spacing w:after="120" w:line="240" w:lineRule="auto"/>
         <w:rPr>
           <w:rFonts w:ascii="Times New Roman" w:hAnsi="Times New Roman" w:cs="Times New Roman"/>
@@ -6315,11 +7875,193 @@
     </w:p>
     <w:p>
       <w:pPr>
-        <w:spacing w:line="240" w:lineRule="auto"/>
-        <w:rPr>
-          <w:rFonts w:hint="eastAsia"/>
-        </w:rPr>
-      </w:pPr>
+        <w:spacing w:after="120" w:line="240" w:lineRule="auto"/>
+        <w:rPr>
+          <w:rFonts w:ascii="Times New Roman" w:hAnsi="Times New Roman" w:cs="Times New Roman"/>
+          <w:sz w:val="24"/>
+        </w:rPr>
+        <w:ind w:left="360" w:hanging="360"/>
+      </w:pPr>
+      <w:r>
+        <w:rPr>
+          <w:rFonts w:ascii="Times New Roman" w:hAnsi="Times New Roman" w:cs="Times New Roman"/>
+          <w:sz w:val="24"/>
+          <w:color w:val="000000"/>
+          <w:b w:val="0"/>
+        </w:rPr>
+        <w:t>[1] Oak Ridge National Laboratory Distributed Active Archive Center (ORNL DAAC). Daymet: Daily Surface Weather Data on a 1-km Grid for North America, Version 4 R1. Available: https://doi.org/10.3334/ORNLDAAC/2129</w:t>
+      </w:r>
+    </w:p>
+    <w:p>
+      <w:pPr>
+        <w:spacing w:after="120" w:line="240" w:lineRule="auto"/>
+        <w:rPr>
+          <w:rFonts w:ascii="Times New Roman" w:hAnsi="Times New Roman" w:cs="Times New Roman"/>
+          <w:sz w:val="24"/>
+        </w:rPr>
+        <w:ind w:left="360" w:hanging="360"/>
+      </w:pPr>
+      <w:r>
+        <w:rPr>
+          <w:rFonts w:ascii="Times New Roman" w:hAnsi="Times New Roman" w:cs="Times New Roman"/>
+          <w:sz w:val="24"/>
+          <w:color w:val="000000"/>
+          <w:b w:val="0"/>
+        </w:rPr>
+        <w:t>[2] ORNL DAAC. Daymet Single Pixel Extraction Tool Guide. Available: https://daymet.ornl.gov/single-pixel-tool-guide</w:t>
+      </w:r>
+    </w:p>
+    <w:p>
+      <w:pPr>
+        <w:spacing w:after="120" w:line="240" w:lineRule="auto"/>
+        <w:rPr>
+          <w:rFonts w:ascii="Times New Roman" w:hAnsi="Times New Roman" w:cs="Times New Roman"/>
+          <w:sz w:val="24"/>
+        </w:rPr>
+        <w:ind w:left="360" w:hanging="360"/>
+      </w:pPr>
+      <w:r>
+        <w:rPr>
+          <w:rFonts w:ascii="Times New Roman" w:hAnsi="Times New Roman" w:cs="Times New Roman"/>
+          <w:sz w:val="24"/>
+          <w:color w:val="000000"/>
+          <w:b w:val="0"/>
+        </w:rPr>
+        <w:t>[3] NOAA National Centers for Environmental Information. Global Historical Climatology Network daily (GHCNd). Available: https://www.ncei.noaa.gov/products/land-based-station/global-historical-climatology-network-daily</w:t>
+      </w:r>
+    </w:p>
+    <w:p>
+      <w:pPr>
+        <w:spacing w:after="120" w:line="240" w:lineRule="auto"/>
+        <w:rPr>
+          <w:rFonts w:ascii="Times New Roman" w:hAnsi="Times New Roman" w:cs="Times New Roman"/>
+          <w:sz w:val="24"/>
+        </w:rPr>
+        <w:ind w:left="360" w:hanging="360"/>
+      </w:pPr>
+      <w:r>
+        <w:rPr>
+          <w:rFonts w:ascii="Times New Roman" w:hAnsi="Times New Roman" w:cs="Times New Roman"/>
+          <w:sz w:val="24"/>
+          <w:color w:val="000000"/>
+          <w:b w:val="0"/>
+        </w:rPr>
+        <w:t>[4] NOAA National Centers for Environmental Information. README File for Daily Global Historical Climatology Network (GHCN-Daily): Data Format and Flag Definitions. Available: https://www.ncei.noaa.gov/pub/data/ghcn/daily/readme.txt</w:t>
+      </w:r>
+    </w:p>
+    <w:p>
+      <w:pPr>
+        <w:spacing w:after="120" w:line="240" w:lineRule="auto"/>
+        <w:rPr>
+          <w:rFonts w:ascii="Times New Roman" w:hAnsi="Times New Roman" w:cs="Times New Roman"/>
+          <w:sz w:val="24"/>
+        </w:rPr>
+        <w:ind w:left="360" w:hanging="360"/>
+      </w:pPr>
+      <w:r>
+        <w:rPr>
+          <w:rFonts w:ascii="Times New Roman" w:hAnsi="Times New Roman" w:cs="Times New Roman"/>
+          <w:sz w:val="24"/>
+          <w:color w:val="000000"/>
+          <w:b w:val="0"/>
+        </w:rPr>
+        <w:t>[5] Climdex. Indices: Climate Extremes Definitions and Formulae. Available: https://www.climdex.org/learn/indices/</w:t>
+      </w:r>
+    </w:p>
+    <w:p>
+      <w:pPr>
+        <w:spacing w:after="120" w:line="240" w:lineRule="auto"/>
+        <w:rPr>
+          <w:rFonts w:ascii="Times New Roman" w:hAnsi="Times New Roman" w:cs="Times New Roman"/>
+          <w:sz w:val="24"/>
+        </w:rPr>
+        <w:ind w:left="360" w:hanging="360"/>
+      </w:pPr>
+      <w:r>
+        <w:rPr>
+          <w:rFonts w:ascii="Times New Roman" w:hAnsi="Times New Roman" w:cs="Times New Roman"/>
+          <w:sz w:val="24"/>
+          <w:color w:val="000000"/>
+          <w:b w:val="0"/>
+        </w:rPr>
+        <w:t>[6] University of Wisconsin-Madison and University of Minnesota Extension. Ginseng. Alternative Field Crops Manual. Available: https://corn.agronomy.wisc.edu/Crops/Ginseng.aspx</w:t>
+      </w:r>
+    </w:p>
+    <w:p>
+      <w:pPr>
+        <w:spacing w:after="120" w:line="240" w:lineRule="auto"/>
+        <w:rPr>
+          <w:rFonts w:ascii="Times New Roman" w:hAnsi="Times New Roman" w:cs="Times New Roman"/>
+          <w:sz w:val="24"/>
+        </w:rPr>
+        <w:ind w:left="360" w:hanging="360"/>
+      </w:pPr>
+      <w:r>
+        <w:rPr>
+          <w:rFonts w:ascii="Times New Roman" w:hAnsi="Times New Roman" w:cs="Times New Roman"/>
+          <w:sz w:val="24"/>
+          <w:color w:val="000000"/>
+          <w:b w:val="0"/>
+        </w:rPr>
+        <w:t>[7] Government of Ontario. Ginseng Production. Available: https://www.ontario.ca/page/ginseng-production</w:t>
+      </w:r>
+    </w:p>
+    <w:p>
+      <w:pPr>
+        <w:spacing w:after="120" w:line="240" w:lineRule="auto"/>
+        <w:rPr>
+          <w:rFonts w:ascii="Times New Roman" w:hAnsi="Times New Roman" w:cs="Times New Roman"/>
+          <w:sz w:val="24"/>
+        </w:rPr>
+        <w:ind w:left="360" w:hanging="360"/>
+      </w:pPr>
+      <w:r>
+        <w:rPr>
+          <w:rFonts w:ascii="Times New Roman" w:hAnsi="Times New Roman" w:cs="Times New Roman"/>
+          <w:sz w:val="24"/>
+          <w:color w:val="000000"/>
+          <w:b w:val="0"/>
+        </w:rPr>
+        <w:t>[8] U.S. Census Bureau. TIGERweb. Available: https://tigerweb.geo.census.gov/tigerwebmain/TIGERweb_main.html</w:t>
+      </w:r>
+    </w:p>
+    <w:p>
+      <w:pPr>
+        <w:spacing w:after="120" w:line="240" w:lineRule="auto"/>
+        <w:rPr>
+          <w:rFonts w:ascii="Times New Roman" w:hAnsi="Times New Roman" w:cs="Times New Roman"/>
+          <w:sz w:val="24"/>
+        </w:rPr>
+        <w:ind w:left="360" w:hanging="360"/>
+      </w:pPr>
+      <w:r>
+        <w:rPr>
+          <w:rFonts w:ascii="Times New Roman" w:hAnsi="Times New Roman" w:cs="Times New Roman"/>
+          <w:sz w:val="24"/>
+          <w:color w:val="000000"/>
+          <w:b w:val="0"/>
+        </w:rPr>
+        <w:t>[9] Vite. Getting Started and Deployment Documentation. Available: https://vite.dev/guide/</w:t>
+      </w:r>
+    </w:p>
+    <w:p>
+      <w:pPr>
+        <w:spacing w:after="120" w:line="240" w:lineRule="auto"/>
+        <w:rPr>
+          <w:rFonts w:ascii="Times New Roman" w:hAnsi="Times New Roman" w:cs="Times New Roman"/>
+          <w:sz w:val="24"/>
+        </w:rPr>
+        <w:ind w:left="360" w:hanging="360"/>
+      </w:pPr>
+      <w:r>
+        <w:rPr>
+          <w:rFonts w:ascii="Times New Roman" w:hAnsi="Times New Roman" w:cs="Times New Roman"/>
+          <w:sz w:val="24"/>
+          <w:color w:val="000000"/>
+          <w:b w:val="0"/>
+        </w:rPr>
+        <w:t>[10] Apache Software Foundation. Apache ECharts Documentation. Available: https://echarts.apache.org/en/index.html</w:t>
+      </w:r>
     </w:p>
     <w:sectPr>
       <w:pgSz w:w="11906" w:h="16838"/>
